--- a/02 - Languages/Java/05 - Java Collections.docx
+++ b/02 - Languages/Java/05 - Java Collections.docx
@@ -457,6 +457,7 @@
             <w:insideH w:val="none" w:color="auto" w:sz="0" w:space="0"/>
             <w:insideV w:val="none" w:color="auto" w:sz="0" w:space="0"/>
           </w:tblBorders>
+          <w:shd w:val="clear" w:color="auto" w:fill="auto"/>
           <w:tblCellMar>
             <w:top w:w="15" w:type="dxa"/>
             <w:left w:w="15" w:type="dxa"/>
@@ -1246,7 +1247,41 @@
           <w:highlight w:val="yellow"/>
           <w:lang w:val="en-US" w:eastAsia="en-IN"/>
         </w:rPr>
-        <w:t>Cars.search();</w:t>
+        <w:t>Cars.contains(“ “);</w:t>
+      </w:r>
+    </w:p>
+    <w:p>
+      <w:pPr>
+        <w:bidi w:val="0"/>
+        <w:rPr>
+          <w:rFonts w:hint="default"/>
+          <w:highlight w:val="yellow"/>
+          <w:lang w:val="en-US" w:eastAsia="en-IN"/>
+        </w:rPr>
+      </w:pPr>
+      <w:r>
+        <w:rPr>
+          <w:rFonts w:hint="default"/>
+          <w:highlight w:val="yellow"/>
+          <w:lang w:val="en-US" w:eastAsia="en-IN"/>
+        </w:rPr>
+        <w:t>Cars.indexOf(“ “);</w:t>
+      </w:r>
+      <w:r>
+        <w:rPr>
+          <w:rFonts w:hint="default"/>
+          <w:highlight w:val="yellow"/>
+          <w:lang w:val="en-US" w:eastAsia="en-IN"/>
+        </w:rPr>
+        <w:br w:type="textWrapping"/>
+      </w:r>
+      <w:r>
+        <w:rPr>
+          <w:rFonts w:hint="default"/>
+          <w:highlight w:val="yellow"/>
+          <w:lang w:val="en-US" w:eastAsia="en-IN"/>
+        </w:rPr>
+        <w:t>cars.equals(“ “);</w:t>
       </w:r>
     </w:p>
     <w:p>
@@ -2470,6 +2505,64 @@
         </w:rPr>
         <w:t>Vector uses a dynamic array to store the data elements. It is similar to ArrayList. However, It is synchronized and contains many methods that are not the part of Collection framework.</w:t>
       </w:r>
+      <w:r>
+        <w:rPr>
+          <w:rFonts w:ascii="Segoe UI" w:hAnsi="Segoe UI" w:eastAsia="Times New Roman" w:cs="Segoe UI"/>
+          <w:color w:val="333333"/>
+          <w:sz w:val="24"/>
+          <w:szCs w:val="24"/>
+          <w:lang w:eastAsia="en-IN"/>
+        </w:rPr>
+        <w:br w:type="textWrapping"/>
+      </w:r>
+      <w:r>
+        <w:rPr>
+          <w:rFonts w:ascii="Segoe UI" w:hAnsi="Segoe UI" w:eastAsia="Times New Roman" w:cs="Segoe UI"/>
+          <w:color w:val="333333"/>
+          <w:sz w:val="24"/>
+          <w:szCs w:val="24"/>
+          <w:lang w:eastAsia="en-IN"/>
+        </w:rPr>
+        <w:br w:type="textWrapping"/>
+      </w:r>
+      <w:r>
+        <w:rPr>
+          <w:rStyle w:val="9"/>
+          <w:rFonts w:ascii="SimSun" w:hAnsi="SimSun" w:eastAsia="SimSun" w:cs="SimSun"/>
+          <w:sz w:val="24"/>
+          <w:szCs w:val="24"/>
+          <w:highlight w:val="yellow"/>
+        </w:rPr>
+        <w:t>synchronized</w:t>
+      </w:r>
+      <w:r>
+        <w:rPr>
+          <w:rFonts w:ascii="SimSun" w:hAnsi="SimSun" w:eastAsia="SimSun" w:cs="SimSun"/>
+          <w:sz w:val="24"/>
+          <w:szCs w:val="24"/>
+          <w:highlight w:val="yellow"/>
+        </w:rPr>
+        <w:t xml:space="preserve"> is a Java keyword used to make code </w:t>
+      </w:r>
+      <w:r>
+        <w:rPr>
+          <w:rStyle w:val="13"/>
+          <w:rFonts w:ascii="SimSun" w:hAnsi="SimSun" w:eastAsia="SimSun" w:cs="SimSun"/>
+          <w:sz w:val="24"/>
+          <w:szCs w:val="24"/>
+          <w:highlight w:val="yellow"/>
+        </w:rPr>
+        <w:t>thread-safe</w:t>
+      </w:r>
+      <w:r>
+        <w:rPr>
+          <w:rFonts w:ascii="SimSun" w:hAnsi="SimSun" w:eastAsia="SimSun" w:cs="SimSun"/>
+          <w:sz w:val="24"/>
+          <w:szCs w:val="24"/>
+          <w:highlight w:val="yellow"/>
+        </w:rPr>
+        <w:t>. It allows only one thread at a time to execute a synchronized method or block for a given object lock.</w:t>
+      </w:r>
     </w:p>
     <w:p>
       <w:pPr>
@@ -2797,7 +2890,7 @@
       </w:pPr>
       <w:r>
         <w:pict>
-          <v:rect id="_x0000_i1082" o:spt="1" style="height:1.5pt;width:432pt;" fillcolor="#A0A0A0" filled="t" stroked="f" coordsize="21600,21600" o:hr="t" o:hrstd="t" o:hralign="center">
+          <v:rect id="_x0000_i1025" o:spt="1" style="height:1.5pt;width:432pt;" fillcolor="#A0A0A0" filled="t" stroked="f" coordsize="21600,21600" o:hr="t" o:hrstd="t" o:hralign="center">
             <v:path/>
             <v:fill on="t" focussize="0,0"/>
             <v:stroke on="f"/>
@@ -2948,7 +3041,7 @@
       </w:pPr>
       <w:r>
         <w:pict>
-          <v:rect id="_x0000_i1083" o:spt="1" style="height:1.5pt;width:432pt;" fillcolor="#A0A0A0" filled="t" stroked="f" coordsize="21600,21600" o:hr="t" o:hrstd="t" o:hralign="center">
+          <v:rect id="_x0000_i1026" o:spt="1" style="height:1.5pt;width:432pt;" fillcolor="#A0A0A0" filled="t" stroked="f" coordsize="21600,21600" o:hr="t" o:hrstd="t" o:hralign="center">
             <v:path/>
             <v:fill on="t" focussize="0,0"/>
             <v:stroke on="f"/>
@@ -3056,7 +3149,7 @@
       </w:pPr>
       <w:r>
         <w:pict>
-          <v:rect id="_x0000_i1084" o:spt="1" style="height:1.5pt;width:432pt;" fillcolor="#A0A0A0" filled="t" stroked="f" coordsize="21600,21600" o:hr="t" o:hrstd="t" o:hralign="center">
+          <v:rect id="_x0000_i1027" o:spt="1" style="height:1.5pt;width:432pt;" fillcolor="#A0A0A0" filled="t" stroked="f" coordsize="21600,21600" o:hr="t" o:hrstd="t" o:hralign="center">
             <v:path/>
             <v:fill on="t" focussize="0,0"/>
             <v:stroke on="f"/>
@@ -6354,6 +6447,7 @@
             <w:insideH w:val="none" w:color="auto" w:sz="0" w:space="0"/>
             <w:insideV w:val="none" w:color="auto" w:sz="0" w:space="0"/>
           </w:tblBorders>
+          <w:shd w:val="clear" w:color="auto" w:fill="auto"/>
           <w:tblCellMar>
             <w:top w:w="15" w:type="dxa"/>
             <w:left w:w="15" w:type="dxa"/>
@@ -6557,6 +6651,7 @@
             <w:insideH w:val="none" w:color="auto" w:sz="0" w:space="0"/>
             <w:insideV w:val="none" w:color="auto" w:sz="0" w:space="0"/>
           </w:tblBorders>
+          <w:shd w:val="clear" w:color="auto" w:fill="auto"/>
           <w:tblCellMar>
             <w:top w:w="15" w:type="dxa"/>
             <w:left w:w="15" w:type="dxa"/>
@@ -6975,7 +7070,7 @@
           <w:lang w:eastAsia="en-IN"/>
         </w:rPr>
         <w:pict>
-          <v:rect id="_x0000_i1025" o:spt="1" style="height:0.75pt;width:0pt;" fillcolor="#D4D4D4" filled="t" stroked="f" coordsize="21600,21600" o:hr="t" o:hrstd="t" o:hrnoshade="t">
+          <v:rect id="_x0000_i1028" o:spt="1" style="height:0.75pt;width:0pt;" fillcolor="#D4D4D4" filled="t" stroked="f" coordsize="21600,21600" o:hr="t" o:hrstd="t" o:hrnoshade="t">
             <v:path/>
             <v:fill on="t" focussize="0,0"/>
             <v:stroke on="f"/>
@@ -7082,7 +7177,7 @@
           <w:highlight w:val="yellow"/>
           <w:lang w:val="en-US" w:eastAsia="en-IN"/>
         </w:rPr>
-        <w:t>Ordered by lexicograpchially (alphabetically) , that is PriortyQueue</w:t>
+        <w:t>Ordered by lexicograpchially (alphabetically) , numeric or by customer Comparator etc. , that is PriortyQueue</w:t>
       </w:r>
     </w:p>
     <w:p>
@@ -8152,7 +8247,7 @@
       </w:pPr>
       <w:r>
         <w:pict>
-          <v:rect id="_x0000_i1026" o:spt="1" style="height:1.5pt;width:432pt;" fillcolor="#A0A0A0" filled="t" stroked="f" coordsize="21600,21600" o:hr="t" o:hrstd="t" o:hralign="center">
+          <v:rect id="_x0000_i1029" o:spt="1" style="height:1.5pt;width:432pt;" fillcolor="#A0A0A0" filled="t" stroked="f" coordsize="21600,21600" o:hr="t" o:hrstd="t" o:hralign="center">
             <v:path/>
             <v:fill on="t" focussize="0,0"/>
             <v:stroke on="f"/>
@@ -8218,23 +8313,347 @@
         <w:jc w:val="left"/>
         <w:rPr>
           <w:rStyle w:val="9"/>
-          <w:rFonts w:ascii="SimSun" w:hAnsi="SimSun" w:eastAsia="SimSun" w:cs="SimSun"/>
-          <w:kern w:val="0"/>
-          <w:sz w:val="24"/>
-          <w:szCs w:val="24"/>
+          <w:rFonts w:hint="default" w:ascii="Times New Roman" w:hAnsi="Times New Roman" w:eastAsia="SimSun" w:cs="Times New Roman"/>
+          <w:b w:val="0"/>
+          <w:bCs w:val="0"/>
+          <w:kern w:val="0"/>
+          <w:sz w:val="24"/>
+          <w:szCs w:val="24"/>
+          <w:highlight w:val="yellow"/>
           <w:lang w:val="en-US" w:eastAsia="zh-CN" w:bidi="ar"/>
         </w:rPr>
       </w:pPr>
       <w:r>
         <w:rPr>
           <w:rStyle w:val="9"/>
-          <w:rFonts w:ascii="SimSun" w:hAnsi="SimSun" w:eastAsia="SimSun" w:cs="SimSun"/>
-          <w:kern w:val="0"/>
-          <w:sz w:val="24"/>
-          <w:szCs w:val="24"/>
+          <w:rFonts w:hint="default" w:ascii="Times New Roman" w:hAnsi="Times New Roman" w:eastAsia="SimSun" w:cs="Times New Roman"/>
+          <w:b w:val="0"/>
+          <w:bCs w:val="0"/>
+          <w:kern w:val="0"/>
+          <w:sz w:val="24"/>
+          <w:szCs w:val="24"/>
+          <w:highlight w:val="yellow"/>
           <w:lang w:val="en-US" w:eastAsia="zh-CN" w:bidi="ar"/>
         </w:rPr>
         <w:t>PriorityQueue&lt;Integer&gt; pq =</w:t>
+      </w:r>
+    </w:p>
+    <w:p>
+      <w:pPr>
+        <w:pStyle w:val="3"/>
+        <w:keepNext w:val="0"/>
+        <w:keepLines w:val="0"/>
+        <w:widowControl/>
+        <w:suppressLineNumbers w:val="0"/>
+      </w:pPr>
+      <w:r>
+        <w:rPr>
+          <w:rStyle w:val="9"/>
+          <w:rFonts w:hint="default" w:ascii="Times New Roman" w:hAnsi="Times New Roman" w:eastAsia="SimSun" w:cs="Times New Roman"/>
+          <w:b w:val="0"/>
+          <w:bCs w:val="0"/>
+          <w:kern w:val="0"/>
+          <w:sz w:val="24"/>
+          <w:szCs w:val="24"/>
+          <w:highlight w:val="yellow"/>
+          <w:lang w:val="en-US" w:eastAsia="zh-CN" w:bidi="ar"/>
+        </w:rPr>
+        <w:t xml:space="preserve">    </w:t>
+      </w:r>
+      <w:r>
+        <w:rPr>
+          <w:rFonts w:hint="default" w:ascii="Times New Roman" w:hAnsi="Times New Roman" w:eastAsia="SimSun" w:cs="Times New Roman"/>
+          <w:b w:val="0"/>
+          <w:bCs w:val="0"/>
+          <w:kern w:val="0"/>
+          <w:sz w:val="24"/>
+          <w:szCs w:val="24"/>
+          <w:highlight w:val="yellow"/>
+          <w:lang w:val="en-US" w:eastAsia="zh-CN" w:bidi="ar"/>
+        </w:rPr>
+        <w:t>new</w:t>
+      </w:r>
+      <w:r>
+        <w:rPr>
+          <w:rStyle w:val="9"/>
+          <w:rFonts w:hint="default" w:ascii="Times New Roman" w:hAnsi="Times New Roman" w:eastAsia="SimSun" w:cs="Times New Roman"/>
+          <w:b w:val="0"/>
+          <w:bCs w:val="0"/>
+          <w:kern w:val="0"/>
+          <w:sz w:val="24"/>
+          <w:szCs w:val="24"/>
+          <w:highlight w:val="yellow"/>
+          <w:lang w:val="en-US" w:eastAsia="zh-CN" w:bidi="ar"/>
+        </w:rPr>
+        <w:t xml:space="preserve"> </w:t>
+      </w:r>
+      <w:r>
+        <w:rPr>
+          <w:rFonts w:hint="default" w:ascii="Times New Roman" w:hAnsi="Times New Roman" w:eastAsia="SimSun" w:cs="Times New Roman"/>
+          <w:b w:val="0"/>
+          <w:bCs w:val="0"/>
+          <w:kern w:val="0"/>
+          <w:sz w:val="24"/>
+          <w:szCs w:val="24"/>
+          <w:highlight w:val="yellow"/>
+          <w:lang w:val="en-US" w:eastAsia="zh-CN" w:bidi="ar"/>
+        </w:rPr>
+        <w:t>PriorityQueue</w:t>
+      </w:r>
+      <w:r>
+        <w:rPr>
+          <w:rStyle w:val="9"/>
+          <w:rFonts w:hint="default" w:ascii="Times New Roman" w:hAnsi="Times New Roman" w:eastAsia="SimSun" w:cs="Times New Roman"/>
+          <w:b w:val="0"/>
+          <w:bCs w:val="0"/>
+          <w:kern w:val="0"/>
+          <w:sz w:val="24"/>
+          <w:szCs w:val="24"/>
+          <w:highlight w:val="yellow"/>
+          <w:lang w:val="en-US" w:eastAsia="zh-CN" w:bidi="ar"/>
+        </w:rPr>
+        <w:t>&lt;&gt;(Comparator.reverseOrder());</w:t>
+      </w:r>
+      <w:r>
+        <w:rPr>
+          <w:rStyle w:val="9"/>
+          <w:rFonts w:ascii="SimSun" w:hAnsi="SimSun" w:eastAsia="SimSun" w:cs="SimSun"/>
+          <w:kern w:val="0"/>
+          <w:sz w:val="24"/>
+          <w:szCs w:val="24"/>
+          <w:lang w:val="en-US" w:eastAsia="zh-CN" w:bidi="ar"/>
+        </w:rPr>
+        <w:br w:type="textWrapping"/>
+      </w:r>
+      <w:r>
+        <w:rPr>
+          <w:rStyle w:val="9"/>
+          <w:rFonts w:ascii="SimSun" w:hAnsi="SimSun" w:eastAsia="SimSun" w:cs="SimSun"/>
+          <w:kern w:val="0"/>
+          <w:sz w:val="24"/>
+          <w:szCs w:val="24"/>
+          <w:lang w:val="en-US" w:eastAsia="zh-CN" w:bidi="ar"/>
+        </w:rPr>
+        <w:br w:type="textWrapping"/>
+      </w:r>
+      <w:r>
+        <w:t>Custom Comparator (Max Heap)</w:t>
+      </w:r>
+    </w:p>
+    <w:p>
+      <w:pPr>
+        <w:pStyle w:val="10"/>
+        <w:keepNext w:val="0"/>
+        <w:keepLines w:val="0"/>
+        <w:widowControl/>
+        <w:suppressLineNumbers w:val="0"/>
+        <w:rPr>
+          <w:highlight w:val="yellow"/>
+        </w:rPr>
+      </w:pPr>
+      <w:r>
+        <w:rPr>
+          <w:highlight w:val="yellow"/>
+        </w:rPr>
+        <w:t>PriorityQueue</w:t>
+      </w:r>
+      <w:r>
+        <w:rPr>
+          <w:rStyle w:val="9"/>
+          <w:highlight w:val="yellow"/>
+        </w:rPr>
+        <w:t>&lt;</w:t>
+      </w:r>
+      <w:r>
+        <w:rPr>
+          <w:highlight w:val="yellow"/>
+        </w:rPr>
+        <w:t>Integer</w:t>
+      </w:r>
+      <w:r>
+        <w:rPr>
+          <w:rStyle w:val="9"/>
+          <w:highlight w:val="yellow"/>
+        </w:rPr>
+        <w:t xml:space="preserve">&gt; </w:t>
+      </w:r>
+      <w:r>
+        <w:rPr>
+          <w:highlight w:val="yellow"/>
+        </w:rPr>
+        <w:t>pq</w:t>
+      </w:r>
+      <w:r>
+        <w:rPr>
+          <w:rStyle w:val="9"/>
+          <w:highlight w:val="yellow"/>
+        </w:rPr>
+        <w:t xml:space="preserve"> </w:t>
+      </w:r>
+      <w:r>
+        <w:rPr>
+          <w:highlight w:val="yellow"/>
+        </w:rPr>
+        <w:t>=</w:t>
+      </w:r>
+      <w:r>
+        <w:rPr>
+          <w:rStyle w:val="9"/>
+          <w:highlight w:val="yellow"/>
+        </w:rPr>
+        <w:br w:type="textWrapping"/>
+      </w:r>
+      <w:r>
+        <w:rPr>
+          <w:rStyle w:val="9"/>
+          <w:highlight w:val="yellow"/>
+        </w:rPr>
+        <w:t xml:space="preserve">    </w:t>
+      </w:r>
+      <w:r>
+        <w:rPr>
+          <w:highlight w:val="yellow"/>
+        </w:rPr>
+        <w:t>new</w:t>
+      </w:r>
+      <w:r>
+        <w:rPr>
+          <w:rStyle w:val="9"/>
+          <w:highlight w:val="yellow"/>
+        </w:rPr>
+        <w:t xml:space="preserve"> </w:t>
+      </w:r>
+      <w:r>
+        <w:rPr>
+          <w:highlight w:val="yellow"/>
+        </w:rPr>
+        <w:t>PriorityQueue</w:t>
+      </w:r>
+      <w:r>
+        <w:rPr>
+          <w:rStyle w:val="9"/>
+          <w:highlight w:val="yellow"/>
+        </w:rPr>
+        <w:t>&lt;&gt;(</w:t>
+      </w:r>
+      <w:r>
+        <w:rPr>
+          <w:highlight w:val="yellow"/>
+        </w:rPr>
+        <w:t>Collections.reverseOrder</w:t>
+      </w:r>
+      <w:r>
+        <w:rPr>
+          <w:rStyle w:val="9"/>
+          <w:highlight w:val="yellow"/>
+        </w:rPr>
+        <w:t>());</w:t>
+      </w:r>
+      <w:r>
+        <w:rPr>
+          <w:rStyle w:val="9"/>
+          <w:highlight w:val="yellow"/>
+        </w:rPr>
+        <w:br w:type="textWrapping"/>
+      </w:r>
+      <w:r>
+        <w:rPr>
+          <w:rStyle w:val="9"/>
+          <w:highlight w:val="yellow"/>
+        </w:rPr>
+        <w:br w:type="textWrapping"/>
+      </w:r>
+      <w:r>
+        <w:rPr>
+          <w:highlight w:val="yellow"/>
+        </w:rPr>
+        <w:t>pq.add</w:t>
+      </w:r>
+      <w:r>
+        <w:rPr>
+          <w:rStyle w:val="9"/>
+          <w:highlight w:val="yellow"/>
+        </w:rPr>
+        <w:t>(</w:t>
+      </w:r>
+      <w:r>
+        <w:rPr>
+          <w:highlight w:val="yellow"/>
+        </w:rPr>
+        <w:t>30</w:t>
+      </w:r>
+      <w:r>
+        <w:rPr>
+          <w:rStyle w:val="9"/>
+          <w:highlight w:val="yellow"/>
+        </w:rPr>
+        <w:t>);</w:t>
+      </w:r>
+      <w:r>
+        <w:rPr>
+          <w:rStyle w:val="9"/>
+          <w:highlight w:val="yellow"/>
+        </w:rPr>
+        <w:br w:type="textWrapping"/>
+      </w:r>
+      <w:r>
+        <w:rPr>
+          <w:highlight w:val="yellow"/>
+        </w:rPr>
+        <w:t>pq.add</w:t>
+      </w:r>
+      <w:r>
+        <w:rPr>
+          <w:rStyle w:val="9"/>
+          <w:highlight w:val="yellow"/>
+        </w:rPr>
+        <w:t>(</w:t>
+      </w:r>
+      <w:r>
+        <w:rPr>
+          <w:highlight w:val="yellow"/>
+        </w:rPr>
+        <w:t>10</w:t>
+      </w:r>
+      <w:r>
+        <w:rPr>
+          <w:rStyle w:val="9"/>
+          <w:highlight w:val="yellow"/>
+        </w:rPr>
+        <w:t>);</w:t>
+      </w:r>
+      <w:r>
+        <w:rPr>
+          <w:rStyle w:val="9"/>
+          <w:highlight w:val="yellow"/>
+        </w:rPr>
+        <w:br w:type="textWrapping"/>
+      </w:r>
+      <w:r>
+        <w:rPr>
+          <w:highlight w:val="yellow"/>
+        </w:rPr>
+        <w:t>pq.add</w:t>
+      </w:r>
+      <w:r>
+        <w:rPr>
+          <w:rStyle w:val="9"/>
+          <w:highlight w:val="yellow"/>
+        </w:rPr>
+        <w:t>(</w:t>
+      </w:r>
+      <w:r>
+        <w:rPr>
+          <w:highlight w:val="yellow"/>
+        </w:rPr>
+        <w:t>20</w:t>
+      </w:r>
+      <w:r>
+        <w:rPr>
+          <w:rStyle w:val="9"/>
+          <w:highlight w:val="yellow"/>
+        </w:rPr>
+        <w:t>);</w:t>
       </w:r>
     </w:p>
     <w:p>
@@ -8246,59 +8665,6 @@
         <w:bidi w:val="0"/>
         <w:jc w:val="left"/>
       </w:pPr>
-      <w:r>
-        <w:rPr>
-          <w:rStyle w:val="9"/>
-          <w:rFonts w:ascii="SimSun" w:hAnsi="SimSun" w:eastAsia="SimSun" w:cs="SimSun"/>
-          <w:kern w:val="0"/>
-          <w:sz w:val="24"/>
-          <w:szCs w:val="24"/>
-          <w:lang w:val="en-US" w:eastAsia="zh-CN" w:bidi="ar"/>
-        </w:rPr>
-        <w:t xml:space="preserve">    </w:t>
-      </w:r>
-      <w:r>
-        <w:rPr>
-          <w:rFonts w:ascii="SimSun" w:hAnsi="SimSun" w:eastAsia="SimSun" w:cs="SimSun"/>
-          <w:kern w:val="0"/>
-          <w:sz w:val="24"/>
-          <w:szCs w:val="24"/>
-          <w:lang w:val="en-US" w:eastAsia="zh-CN" w:bidi="ar"/>
-        </w:rPr>
-        <w:t>new</w:t>
-      </w:r>
-      <w:r>
-        <w:rPr>
-          <w:rStyle w:val="9"/>
-          <w:rFonts w:ascii="SimSun" w:hAnsi="SimSun" w:eastAsia="SimSun" w:cs="SimSun"/>
-          <w:kern w:val="0"/>
-          <w:sz w:val="24"/>
-          <w:szCs w:val="24"/>
-          <w:lang w:val="en-US" w:eastAsia="zh-CN" w:bidi="ar"/>
-        </w:rPr>
-        <w:t xml:space="preserve"> </w:t>
-      </w:r>
-      <w:r>
-        <w:rPr>
-          <w:rFonts w:ascii="SimSun" w:hAnsi="SimSun" w:eastAsia="SimSun" w:cs="SimSun"/>
-          <w:kern w:val="0"/>
-          <w:sz w:val="24"/>
-          <w:szCs w:val="24"/>
-          <w:lang w:val="en-US" w:eastAsia="zh-CN" w:bidi="ar"/>
-        </w:rPr>
-        <w:t>PriorityQueue</w:t>
-      </w:r>
-      <w:r>
-        <w:rPr>
-          <w:rStyle w:val="9"/>
-          <w:rFonts w:ascii="SimSun" w:hAnsi="SimSun" w:eastAsia="SimSun" w:cs="SimSun"/>
-          <w:kern w:val="0"/>
-          <w:sz w:val="24"/>
-          <w:szCs w:val="24"/>
-          <w:lang w:val="en-US" w:eastAsia="zh-CN" w:bidi="ar"/>
-        </w:rPr>
-        <w:t>&lt;&gt;(Comparator.reverseOrder());</w:t>
-      </w:r>
     </w:p>
     <w:p>
       <w:pPr>
@@ -8346,13 +8712,20 @@
         <w:widowControl/>
         <w:suppressLineNumbers w:val="0"/>
         <w:ind w:left="720"/>
-      </w:pPr>
-      <w:r>
+        <w:rPr>
+          <w:highlight w:val="yellow"/>
+        </w:rPr>
+      </w:pPr>
+      <w:r>
+        <w:rPr>
+          <w:highlight w:val="yellow"/>
+        </w:rPr>
         <w:t xml:space="preserve">PriorityQueue is implemented using a </w:t>
       </w:r>
       <w:r>
         <w:rPr>
           <w:rStyle w:val="13"/>
+          <w:highlight w:val="yellow"/>
         </w:rPr>
         <w:t>binary heap</w:t>
       </w:r>
@@ -10724,6 +11097,7 @@
     <w:p>
       <w:pPr>
         <w:numPr>
+          <w:ilvl w:val="0"/>
           <w:numId w:val="0"/>
         </w:numPr>
         <w:bidi w:val="0"/>
@@ -10744,6 +11118,7 @@
     <w:p>
       <w:pPr>
         <w:numPr>
+          <w:ilvl w:val="0"/>
           <w:numId w:val="0"/>
         </w:numPr>
         <w:bidi w:val="0"/>
@@ -10764,6 +11139,7 @@
     <w:p>
       <w:pPr>
         <w:numPr>
+          <w:ilvl w:val="0"/>
           <w:numId w:val="0"/>
         </w:numPr>
         <w:bidi w:val="0"/>
@@ -10784,6 +11160,7 @@
     <w:p>
       <w:pPr>
         <w:numPr>
+          <w:ilvl w:val="0"/>
           <w:numId w:val="0"/>
         </w:numPr>
         <w:bidi w:val="0"/>
@@ -10804,6 +11181,7 @@
     <w:p>
       <w:pPr>
         <w:numPr>
+          <w:ilvl w:val="0"/>
           <w:numId w:val="0"/>
         </w:numPr>
         <w:bidi w:val="0"/>
@@ -10824,6 +11202,7 @@
     <w:p>
       <w:pPr>
         <w:numPr>
+          <w:ilvl w:val="0"/>
           <w:numId w:val="0"/>
         </w:numPr>
         <w:bidi w:val="0"/>
@@ -10844,6 +11223,7 @@
     <w:p>
       <w:pPr>
         <w:numPr>
+          <w:ilvl w:val="0"/>
           <w:numId w:val="0"/>
         </w:numPr>
         <w:bidi w:val="0"/>
@@ -10864,6 +11244,7 @@
     <w:p>
       <w:pPr>
         <w:numPr>
+          <w:ilvl w:val="0"/>
           <w:numId w:val="0"/>
         </w:numPr>
         <w:bidi w:val="0"/>
@@ -10884,6 +11265,7 @@
     <w:p>
       <w:pPr>
         <w:numPr>
+          <w:ilvl w:val="0"/>
           <w:numId w:val="0"/>
         </w:numPr>
         <w:bidi w:val="0"/>
@@ -10904,6 +11286,7 @@
     <w:p>
       <w:pPr>
         <w:numPr>
+          <w:ilvl w:val="0"/>
           <w:numId w:val="0"/>
         </w:numPr>
         <w:bidi w:val="0"/>
@@ -10924,6 +11307,7 @@
     <w:p>
       <w:pPr>
         <w:numPr>
+          <w:ilvl w:val="0"/>
           <w:numId w:val="0"/>
         </w:numPr>
         <w:bidi w:val="0"/>
@@ -10944,6 +11328,7 @@
     <w:p>
       <w:pPr>
         <w:numPr>
+          <w:ilvl w:val="0"/>
           <w:numId w:val="0"/>
         </w:numPr>
         <w:bidi w:val="0"/>
@@ -10964,6 +11349,7 @@
     <w:p>
       <w:pPr>
         <w:numPr>
+          <w:ilvl w:val="0"/>
           <w:numId w:val="0"/>
         </w:numPr>
         <w:bidi w:val="0"/>
@@ -10984,6 +11370,7 @@
     <w:p>
       <w:pPr>
         <w:numPr>
+          <w:ilvl w:val="0"/>
           <w:numId w:val="0"/>
         </w:numPr>
         <w:bidi w:val="0"/>
@@ -11162,7 +11549,65 @@
           <w:szCs w:val="24"/>
           <w:shd w:val="clear" w:fill="FFFFFF"/>
         </w:rPr>
-        <w:t>LinkedHashSet class represents the LinkedList implementation of Set Interface. It extends the HashSet class and implements Set interface. Like HashSet, It also contains unique elements. It maintains the insertion order and permits null elements.</w:t>
+        <w:t>LinkedHashSet class represents the LinkedList implementation of Set Interface. It extends the HashSet class and implements Set interface. Like HashSet, It also contains unique elements. It maintains the insertion order and permits</w:t>
+      </w:r>
+      <w:r>
+        <w:rPr>
+          <w:rFonts w:hint="default" w:eastAsia="sans-serif" w:cs="Times New Roman"/>
+          <w:i w:val="0"/>
+          <w:iCs w:val="0"/>
+          <w:caps w:val="0"/>
+          <w:color w:val="2B2A29"/>
+          <w:spacing w:val="0"/>
+          <w:sz w:val="24"/>
+          <w:szCs w:val="24"/>
+          <w:shd w:val="clear" w:fill="FFFFFF"/>
+          <w:lang w:val="en-US"/>
+        </w:rPr>
+        <w:t xml:space="preserve"> a</w:t>
+      </w:r>
+      <w:r>
+        <w:rPr>
+          <w:rFonts w:hint="default" w:ascii="Times New Roman" w:hAnsi="Times New Roman" w:eastAsia="sans-serif" w:cs="Times New Roman"/>
+          <w:i w:val="0"/>
+          <w:iCs w:val="0"/>
+          <w:caps w:val="0"/>
+          <w:color w:val="2B2A29"/>
+          <w:spacing w:val="0"/>
+          <w:sz w:val="24"/>
+          <w:szCs w:val="24"/>
+          <w:shd w:val="clear" w:fill="FFFFFF"/>
+        </w:rPr>
+        <w:t xml:space="preserve"> null elemen</w:t>
+      </w:r>
+      <w:r>
+        <w:rPr>
+          <w:rFonts w:hint="default" w:eastAsia="sans-serif" w:cs="Times New Roman"/>
+          <w:i w:val="0"/>
+          <w:iCs w:val="0"/>
+          <w:caps w:val="0"/>
+          <w:color w:val="2B2A29"/>
+          <w:spacing w:val="0"/>
+          <w:sz w:val="24"/>
+          <w:szCs w:val="24"/>
+          <w:shd w:val="clear" w:fill="FFFFFF"/>
+          <w:lang w:val="en-US"/>
+        </w:rPr>
+        <w:t>t</w:t>
+      </w:r>
+      <w:r>
+        <w:rPr>
+          <w:rFonts w:hint="default" w:ascii="Times New Roman" w:hAnsi="Times New Roman" w:eastAsia="sans-serif" w:cs="Times New Roman"/>
+          <w:i w:val="0"/>
+          <w:iCs w:val="0"/>
+          <w:caps w:val="0"/>
+          <w:color w:val="2B2A29"/>
+          <w:spacing w:val="0"/>
+          <w:sz w:val="24"/>
+          <w:szCs w:val="24"/>
+          <w:shd w:val="clear" w:fill="FFFFFF"/>
+        </w:rPr>
+        <w:t>.</w:t>
       </w:r>
     </w:p>
     <w:p>
@@ -11423,6 +11868,7 @@
     <w:p>
       <w:pPr>
         <w:numPr>
+          <w:ilvl w:val="0"/>
           <w:numId w:val="0"/>
         </w:numPr>
         <w:bidi w:val="0"/>
@@ -11443,6 +11889,7 @@
     <w:p>
       <w:pPr>
         <w:numPr>
+          <w:ilvl w:val="0"/>
           <w:numId w:val="0"/>
         </w:numPr>
         <w:bidi w:val="0"/>
@@ -11463,6 +11910,7 @@
     <w:p>
       <w:pPr>
         <w:numPr>
+          <w:ilvl w:val="0"/>
           <w:numId w:val="0"/>
         </w:numPr>
         <w:bidi w:val="0"/>
@@ -11483,6 +11931,7 @@
     <w:p>
       <w:pPr>
         <w:numPr>
+          <w:ilvl w:val="0"/>
           <w:numId w:val="0"/>
         </w:numPr>
         <w:bidi w:val="0"/>
@@ -11503,6 +11952,7 @@
     <w:p>
       <w:pPr>
         <w:numPr>
+          <w:ilvl w:val="0"/>
           <w:numId w:val="0"/>
         </w:numPr>
         <w:bidi w:val="0"/>
@@ -11523,6 +11973,7 @@
     <w:p>
       <w:pPr>
         <w:numPr>
+          <w:ilvl w:val="0"/>
           <w:numId w:val="0"/>
         </w:numPr>
         <w:bidi w:val="0"/>
@@ -11543,6 +11994,7 @@
     <w:p>
       <w:pPr>
         <w:numPr>
+          <w:ilvl w:val="0"/>
           <w:numId w:val="0"/>
         </w:numPr>
         <w:bidi w:val="0"/>
@@ -11563,6 +12015,7 @@
     <w:p>
       <w:pPr>
         <w:numPr>
+          <w:ilvl w:val="0"/>
           <w:numId w:val="0"/>
         </w:numPr>
         <w:bidi w:val="0"/>
@@ -11583,6 +12036,7 @@
     <w:p>
       <w:pPr>
         <w:numPr>
+          <w:ilvl w:val="0"/>
           <w:numId w:val="0"/>
         </w:numPr>
         <w:bidi w:val="0"/>
@@ -11603,6 +12057,7 @@
     <w:p>
       <w:pPr>
         <w:numPr>
+          <w:ilvl w:val="0"/>
           <w:numId w:val="0"/>
         </w:numPr>
         <w:bidi w:val="0"/>
@@ -11623,6 +12078,7 @@
     <w:p>
       <w:pPr>
         <w:numPr>
+          <w:ilvl w:val="0"/>
           <w:numId w:val="0"/>
         </w:numPr>
         <w:bidi w:val="0"/>
@@ -11643,6 +12099,7 @@
     <w:p>
       <w:pPr>
         <w:numPr>
+          <w:ilvl w:val="0"/>
           <w:numId w:val="0"/>
         </w:numPr>
         <w:bidi w:val="0"/>
@@ -12191,6 +12648,7 @@
           <w:sz w:val="24"/>
           <w:szCs w:val="24"/>
           <w:shd w:val="clear" w:fill="FFFFFF"/>
+          <w:lang w:val="en-US"/>
         </w:rPr>
       </w:pPr>
       <w:r>
@@ -12205,7 +12663,78 @@
           <w:szCs w:val="24"/>
           <w:shd w:val="clear" w:fill="FFFFFF"/>
         </w:rPr>
-        <w:t>Java TreeSet class implements the Set interface that uses a tree for storage. Like HashSet, TreeSet also contains unique elements. However, the access and retrieval time of TreeSet is quite fast. The elements in TreeSet stored in ascending order.</w:t>
+        <w:t xml:space="preserve">Java TreeSet class implements the Set interface that uses a tree for storage. Like HashSet, TreeSet also contains unique elements. However, the access and retrieval time of TreeSet is quite fast. </w:t>
+      </w:r>
+      <w:r>
+        <w:rPr>
+          <w:rFonts w:hint="default" w:ascii="Times New Roman" w:hAnsi="Times New Roman" w:eastAsia="sans-serif" w:cs="Times New Roman"/>
+          <w:i w:val="0"/>
+          <w:iCs w:val="0"/>
+          <w:caps w:val="0"/>
+          <w:color w:val="2B2A29"/>
+          <w:spacing w:val="0"/>
+          <w:sz w:val="24"/>
+          <w:szCs w:val="24"/>
+          <w:highlight w:val="yellow"/>
+          <w:shd w:val="clear" w:fill="FFFFFF"/>
+        </w:rPr>
+        <w:t>The elements in TreeSet stored in ascending order</w:t>
+      </w:r>
+      <w:r>
+        <w:rPr>
+          <w:rFonts w:hint="default" w:ascii="Times New Roman" w:hAnsi="Times New Roman" w:eastAsia="sans-serif" w:cs="Times New Roman"/>
+          <w:i w:val="0"/>
+          <w:iCs w:val="0"/>
+          <w:caps w:val="0"/>
+          <w:color w:val="2B2A29"/>
+          <w:spacing w:val="0"/>
+          <w:sz w:val="24"/>
+          <w:szCs w:val="24"/>
+          <w:shd w:val="clear" w:fill="FFFFFF"/>
+        </w:rPr>
+        <w:t>.</w:t>
+      </w:r>
+      <w:r>
+        <w:rPr>
+          <w:rFonts w:hint="default" w:eastAsia="sans-serif" w:cs="Times New Roman"/>
+          <w:i w:val="0"/>
+          <w:iCs w:val="0"/>
+          <w:caps w:val="0"/>
+          <w:color w:val="2B2A29"/>
+          <w:spacing w:val="0"/>
+          <w:sz w:val="24"/>
+          <w:szCs w:val="24"/>
+          <w:shd w:val="clear" w:fill="FFFFFF"/>
+          <w:lang w:val="en-US"/>
+        </w:rPr>
+        <w:t xml:space="preserve"> </w:t>
+      </w:r>
+      <w:r>
+        <w:rPr>
+          <w:rFonts w:ascii="SimSun" w:hAnsi="SimSun" w:eastAsia="SimSun" w:cs="SimSun"/>
+          <w:sz w:val="24"/>
+          <w:szCs w:val="24"/>
+        </w:rPr>
+        <w:t xml:space="preserve">Does </w:t>
+      </w:r>
+      <w:r>
+        <w:rPr>
+          <w:rStyle w:val="13"/>
+          <w:rFonts w:ascii="SimSun" w:hAnsi="SimSun" w:eastAsia="SimSun" w:cs="SimSun"/>
+          <w:sz w:val="24"/>
+          <w:szCs w:val="24"/>
+        </w:rPr>
+        <w:t>not allow null</w:t>
+      </w:r>
+      <w:r>
+        <w:rPr>
+          <w:rStyle w:val="13"/>
+          <w:rFonts w:hint="default" w:ascii="SimSun" w:hAnsi="SimSun" w:eastAsia="SimSun" w:cs="SimSun"/>
+          <w:sz w:val="24"/>
+          <w:szCs w:val="24"/>
+          <w:lang w:val="en-US"/>
+        </w:rPr>
+        <w:t xml:space="preserve"> value.</w:t>
       </w:r>
     </w:p>
     <w:p>
@@ -12616,6 +13145,7 @@
     <w:p>
       <w:pPr>
         <w:numPr>
+          <w:ilvl w:val="0"/>
           <w:numId w:val="0"/>
         </w:numPr>
         <w:bidi w:val="0"/>
@@ -12636,6 +13166,7 @@
     <w:p>
       <w:pPr>
         <w:numPr>
+          <w:ilvl w:val="0"/>
           <w:numId w:val="0"/>
         </w:numPr>
         <w:bidi w:val="0"/>
@@ -12656,6 +13187,7 @@
     <w:p>
       <w:pPr>
         <w:numPr>
+          <w:ilvl w:val="0"/>
           <w:numId w:val="0"/>
         </w:numPr>
         <w:bidi w:val="0"/>
@@ -12676,6 +13208,7 @@
     <w:p>
       <w:pPr>
         <w:numPr>
+          <w:ilvl w:val="0"/>
           <w:numId w:val="0"/>
         </w:numPr>
         <w:bidi w:val="0"/>
@@ -12696,6 +13229,7 @@
     <w:p>
       <w:pPr>
         <w:numPr>
+          <w:ilvl w:val="0"/>
           <w:numId w:val="0"/>
         </w:numPr>
         <w:bidi w:val="0"/>
@@ -12716,6 +13250,7 @@
     <w:p>
       <w:pPr>
         <w:numPr>
+          <w:ilvl w:val="0"/>
           <w:numId w:val="0"/>
         </w:numPr>
         <w:bidi w:val="0"/>
@@ -12736,6 +13271,7 @@
     <w:p>
       <w:pPr>
         <w:numPr>
+          <w:ilvl w:val="0"/>
           <w:numId w:val="0"/>
         </w:numPr>
         <w:bidi w:val="0"/>
@@ -12756,6 +13292,7 @@
     <w:p>
       <w:pPr>
         <w:numPr>
+          <w:ilvl w:val="0"/>
           <w:numId w:val="0"/>
         </w:numPr>
         <w:bidi w:val="0"/>
@@ -12776,6 +13313,7 @@
     <w:p>
       <w:pPr>
         <w:numPr>
+          <w:ilvl w:val="0"/>
           <w:numId w:val="0"/>
         </w:numPr>
         <w:bidi w:val="0"/>
@@ -12796,6 +13334,7 @@
     <w:p>
       <w:pPr>
         <w:numPr>
+          <w:ilvl w:val="0"/>
           <w:numId w:val="0"/>
         </w:numPr>
         <w:bidi w:val="0"/>
@@ -12816,6 +13355,7 @@
     <w:p>
       <w:pPr>
         <w:numPr>
+          <w:ilvl w:val="0"/>
           <w:numId w:val="0"/>
         </w:numPr>
         <w:bidi w:val="0"/>
@@ -12836,6 +13376,7 @@
     <w:p>
       <w:pPr>
         <w:numPr>
+          <w:ilvl w:val="0"/>
           <w:numId w:val="0"/>
         </w:numPr>
         <w:bidi w:val="0"/>
@@ -12856,6 +13397,7 @@
     <w:p>
       <w:pPr>
         <w:numPr>
+          <w:ilvl w:val="0"/>
           <w:numId w:val="0"/>
         </w:numPr>
         <w:bidi w:val="0"/>
@@ -12876,6 +13418,7 @@
     <w:p>
       <w:pPr>
         <w:numPr>
+          <w:ilvl w:val="0"/>
           <w:numId w:val="0"/>
         </w:numPr>
         <w:bidi w:val="0"/>
@@ -12896,6 +13439,7 @@
     <w:p>
       <w:pPr>
         <w:numPr>
+          <w:ilvl w:val="0"/>
           <w:numId w:val="0"/>
         </w:numPr>
         <w:bidi w:val="0"/>
@@ -14138,7 +14682,7 @@
       </w:pPr>
       <w:r>
         <w:pict>
-          <v:rect id="_x0000_i1027" o:spt="1" style="height:1.5pt;width:432pt;" fillcolor="#A0A0A0" filled="t" stroked="f" coordsize="21600,21600" o:hr="t" o:hrstd="t" o:hralign="center">
+          <v:rect id="_x0000_i1030" o:spt="1" style="height:1.5pt;width:432pt;" fillcolor="#A0A0A0" filled="t" stroked="f" coordsize="21600,21600" o:hr="t" o:hrstd="t" o:hralign="center">
             <v:path/>
             <v:fill on="t" focussize="0,0"/>
             <v:stroke on="f"/>
@@ -14532,7 +15076,7 @@
       </w:pPr>
       <w:r>
         <w:pict>
-          <v:rect id="_x0000_i1028" o:spt="1" style="height:1.5pt;width:432pt;" fillcolor="#A0A0A0" filled="t" stroked="f" coordsize="21600,21600" o:hr="t" o:hrstd="t" o:hralign="center">
+          <v:rect id="_x0000_i1031" o:spt="1" style="height:1.5pt;width:432pt;" fillcolor="#A0A0A0" filled="t" stroked="f" coordsize="21600,21600" o:hr="t" o:hrstd="t" o:hralign="center">
             <v:path/>
             <v:fill on="t" focussize="0,0"/>
             <v:stroke on="f"/>
@@ -14630,6 +15174,12 @@
             <w:insideV w:val="none" w:color="auto" w:sz="0" w:space="0"/>
           </w:tblBorders>
           <w:shd w:val="clear" w:color="auto" w:fill="auto"/>
+          <w:tblCellMar>
+            <w:top w:w="15" w:type="dxa"/>
+            <w:left w:w="15" w:type="dxa"/>
+            <w:bottom w:w="15" w:type="dxa"/>
+            <w:right w:w="15" w:type="dxa"/>
+          </w:tblCellMar>
         </w:tblPrEx>
         <w:trPr>
           <w:tblHeader/>
@@ -14710,6 +15260,7 @@
             <w:insideH w:val="none" w:color="auto" w:sz="0" w:space="0"/>
             <w:insideV w:val="none" w:color="auto" w:sz="0" w:space="0"/>
           </w:tblBorders>
+          <w:shd w:val="clear" w:color="auto" w:fill="auto"/>
           <w:tblCellMar>
             <w:top w:w="15" w:type="dxa"/>
             <w:left w:w="15" w:type="dxa"/>
@@ -14784,6 +15335,7 @@
             <w:insideH w:val="none" w:color="auto" w:sz="0" w:space="0"/>
             <w:insideV w:val="none" w:color="auto" w:sz="0" w:space="0"/>
           </w:tblBorders>
+          <w:shd w:val="clear" w:color="auto" w:fill="auto"/>
           <w:tblCellMar>
             <w:top w:w="15" w:type="dxa"/>
             <w:left w:w="15" w:type="dxa"/>
@@ -14915,7 +15467,7 @@
       </w:pPr>
       <w:r>
         <w:pict>
-          <v:rect id="_x0000_i1029" o:spt="1" style="height:1.5pt;width:432pt;" fillcolor="#A0A0A0" filled="t" stroked="f" coordsize="21600,21600" o:hr="t" o:hrstd="t" o:hralign="center">
+          <v:rect id="_x0000_i1032" o:spt="1" style="height:1.5pt;width:432pt;" fillcolor="#A0A0A0" filled="t" stroked="f" coordsize="21600,21600" o:hr="t" o:hrstd="t" o:hralign="center">
             <v:path/>
             <v:fill on="t" focussize="0,0"/>
             <v:stroke on="f"/>
@@ -15133,7 +15685,7 @@
       </w:pPr>
       <w:r>
         <w:pict>
-          <v:rect id="_x0000_i1030" o:spt="1" style="height:1.5pt;width:432pt;" fillcolor="#A0A0A0" filled="t" stroked="f" coordsize="21600,21600" o:hr="t" o:hrstd="t" o:hralign="center">
+          <v:rect id="_x0000_i1033" o:spt="1" style="height:1.5pt;width:432pt;" fillcolor="#A0A0A0" filled="t" stroked="f" coordsize="21600,21600" o:hr="t" o:hrstd="t" o:hralign="center">
             <v:path/>
             <v:fill on="t" focussize="0,0"/>
             <v:stroke on="f"/>
@@ -15269,7 +15821,7 @@
       </w:pPr>
       <w:r>
         <w:pict>
-          <v:rect id="_x0000_i1031" o:spt="1" style="height:1.5pt;width:432pt;" fillcolor="#A0A0A0" filled="t" stroked="f" coordsize="21600,21600" o:hr="t" o:hrstd="t" o:hralign="center">
+          <v:rect id="_x0000_i1034" o:spt="1" style="height:1.5pt;width:432pt;" fillcolor="#A0A0A0" filled="t" stroked="f" coordsize="21600,21600" o:hr="t" o:hrstd="t" o:hralign="center">
             <v:path/>
             <v:fill on="t" focussize="0,0"/>
             <v:stroke on="f"/>
@@ -15438,6 +15990,7 @@
             <w:insideH w:val="none" w:color="auto" w:sz="0" w:space="0"/>
             <w:insideV w:val="none" w:color="auto" w:sz="0" w:space="0"/>
           </w:tblBorders>
+          <w:shd w:val="clear" w:color="auto" w:fill="auto"/>
           <w:tblCellMar>
             <w:top w:w="15" w:type="dxa"/>
             <w:left w:w="15" w:type="dxa"/>
@@ -15511,6 +16064,7 @@
             <w:insideH w:val="none" w:color="auto" w:sz="0" w:space="0"/>
             <w:insideV w:val="none" w:color="auto" w:sz="0" w:space="0"/>
           </w:tblBorders>
+          <w:shd w:val="clear" w:color="auto" w:fill="auto"/>
           <w:tblCellMar>
             <w:top w:w="15" w:type="dxa"/>
             <w:left w:w="15" w:type="dxa"/>
@@ -15584,6 +16138,7 @@
             <w:insideH w:val="none" w:color="auto" w:sz="0" w:space="0"/>
             <w:insideV w:val="none" w:color="auto" w:sz="0" w:space="0"/>
           </w:tblBorders>
+          <w:shd w:val="clear" w:color="auto" w:fill="auto"/>
           <w:tblCellMar>
             <w:top w:w="15" w:type="dxa"/>
             <w:left w:w="15" w:type="dxa"/>
@@ -15696,897 +16251,6 @@
       </w:pPr>
       <w:r>
         <w:pict>
-          <v:rect id="_x0000_i1032" o:spt="1" style="height:1.5pt;width:432pt;" fillcolor="#A0A0A0" filled="t" stroked="f" coordsize="21600,21600" o:hr="t" o:hrstd="t" o:hralign="center">
-            <v:path/>
-            <v:fill on="t" focussize="0,0"/>
-            <v:stroke on="f"/>
-            <v:imagedata o:title=""/>
-            <o:lock v:ext="edit"/>
-            <w10:wrap type="none"/>
-            <w10:anchorlock/>
-          </v:rect>
-        </w:pict>
-      </w:r>
-    </w:p>
-    <w:p>
-      <w:pPr>
-        <w:pStyle w:val="4"/>
-        <w:keepNext w:val="0"/>
-        <w:keepLines w:val="0"/>
-        <w:widowControl/>
-        <w:suppressLineNumbers w:val="0"/>
-        <w:rPr>
-          <w:color w:val="000000" w:themeColor="text1"/>
-          <w:sz w:val="28"/>
-          <w:szCs w:val="28"/>
-          <w14:textFill>
-            <w14:solidFill>
-              <w14:schemeClr w14:val="tx1"/>
-            </w14:solidFill>
-          </w14:textFill>
-        </w:rPr>
-      </w:pPr>
-      <w:r>
-        <w:rPr>
-          <w:rStyle w:val="9"/>
-          <w:color w:val="000000" w:themeColor="text1"/>
-          <w:sz w:val="21"/>
-          <w:szCs w:val="21"/>
-          <w14:textFill>
-            <w14:solidFill>
-              <w14:schemeClr w14:val="tx1"/>
-            </w14:solidFill>
-          </w14:textFill>
-        </w:rPr>
-        <w:t>get()</w:t>
-      </w:r>
-      <w:r>
-        <w:rPr>
-          <w:color w:val="000000" w:themeColor="text1"/>
-          <w:sz w:val="28"/>
-          <w:szCs w:val="28"/>
-          <w14:textFill>
-            <w14:solidFill>
-              <w14:schemeClr w14:val="tx1"/>
-            </w14:solidFill>
-          </w14:textFill>
-        </w:rPr>
-        <w:t xml:space="preserve"> Operation (Quick)</w:t>
-      </w:r>
-    </w:p>
-    <w:p>
-      <w:pPr>
-        <w:keepNext w:val="0"/>
-        <w:keepLines w:val="0"/>
-        <w:widowControl/>
-        <w:suppressLineNumbers w:val="0"/>
-        <w:bidi w:val="0"/>
-        <w:jc w:val="left"/>
-        <w:rPr>
-          <w:highlight w:val="yellow"/>
-        </w:rPr>
-      </w:pPr>
-      <w:r>
-        <w:rPr>
-          <w:rStyle w:val="9"/>
-          <w:rFonts w:ascii="SimSun" w:hAnsi="SimSun" w:eastAsia="SimSun" w:cs="SimSun"/>
-          <w:kern w:val="0"/>
-          <w:sz w:val="24"/>
-          <w:szCs w:val="24"/>
-          <w:highlight w:val="yellow"/>
-          <w:lang w:val="en-US" w:eastAsia="zh-CN" w:bidi="ar"/>
-        </w:rPr>
-        <w:t>map.get(key);</w:t>
-      </w:r>
-    </w:p>
-    <w:p>
-      <w:pPr>
-        <w:pStyle w:val="12"/>
-        <w:keepNext w:val="0"/>
-        <w:keepLines w:val="0"/>
-        <w:widowControl/>
-        <w:suppressLineNumbers w:val="0"/>
-      </w:pPr>
-      <w:r>
-        <w:t>Steps:</w:t>
-      </w:r>
-      <w:r>
-        <w:br w:type="textWrapping"/>
-      </w:r>
-      <w:r>
-        <w:rPr>
-          <w:highlight w:val="yellow"/>
-        </w:rPr>
-        <w:t>Calculate hash</w:t>
-      </w:r>
-      <w:r>
-        <w:rPr>
-          <w:highlight w:val="yellow"/>
-        </w:rPr>
-        <w:br w:type="textWrapping"/>
-      </w:r>
-      <w:r>
-        <w:rPr>
-          <w:highlight w:val="yellow"/>
-        </w:rPr>
-        <w:t>Find bucket</w:t>
-      </w:r>
-      <w:r>
-        <w:rPr>
-          <w:highlight w:val="yellow"/>
-        </w:rPr>
-        <w:br w:type="textWrapping"/>
-      </w:r>
-      <w:r>
-        <w:rPr>
-          <w:highlight w:val="yellow"/>
-        </w:rPr>
-        <w:t xml:space="preserve">Compare keys using </w:t>
-      </w:r>
-      <w:r>
-        <w:rPr>
-          <w:rStyle w:val="9"/>
-          <w:highlight w:val="yellow"/>
-        </w:rPr>
-        <w:t>equals()</w:t>
-      </w:r>
-      <w:r>
-        <w:rPr>
-          <w:highlight w:val="yellow"/>
-        </w:rPr>
-        <w:br w:type="textWrapping"/>
-      </w:r>
-      <w:r>
-        <w:rPr>
-          <w:highlight w:val="yellow"/>
-        </w:rPr>
-        <w:t>Return value</w:t>
-      </w:r>
-    </w:p>
-    <w:p>
-      <w:pPr>
-        <w:pStyle w:val="12"/>
-        <w:keepNext w:val="0"/>
-        <w:keepLines w:val="0"/>
-        <w:widowControl/>
-        <w:suppressLineNumbers w:val="0"/>
-      </w:pPr>
-      <w:r>
-        <w:rPr>
-          <w:rStyle w:val="9"/>
-        </w:rPr>
-        <w:t>equals()</w:t>
-      </w:r>
-      <w:r>
-        <w:t xml:space="preserve"> is used </w:t>
-      </w:r>
-      <w:r>
-        <w:rPr>
-          <w:rStyle w:val="13"/>
-        </w:rPr>
-        <w:t>after</w:t>
-      </w:r>
-      <w:r>
-        <w:t xml:space="preserve"> hash match</w:t>
-      </w:r>
-    </w:p>
-    <w:p>
-      <w:pPr>
-        <w:keepNext w:val="0"/>
-        <w:keepLines w:val="0"/>
-        <w:widowControl/>
-        <w:suppressLineNumbers w:val="0"/>
-      </w:pPr>
-      <w:r>
-        <w:pict>
-          <v:rect id="_x0000_i1033" o:spt="1" style="height:1.5pt;width:432pt;" fillcolor="#A0A0A0" filled="t" stroked="f" coordsize="21600,21600" o:hr="t" o:hrstd="t" o:hralign="center">
-            <v:path/>
-            <v:fill on="t" focussize="0,0"/>
-            <v:stroke on="f"/>
-            <v:imagedata o:title=""/>
-            <o:lock v:ext="edit"/>
-            <w10:wrap type="none"/>
-            <w10:anchorlock/>
-          </v:rect>
-        </w:pict>
-      </w:r>
-    </w:p>
-    <w:p>
-      <w:pPr>
-        <w:pStyle w:val="3"/>
-        <w:keepNext w:val="0"/>
-        <w:keepLines w:val="0"/>
-        <w:widowControl/>
-        <w:suppressLineNumbers w:val="0"/>
-      </w:pPr>
-      <w:r>
-        <w:t xml:space="preserve">Why </w:t>
-      </w:r>
-      <w:r>
-        <w:rPr>
-          <w:rStyle w:val="9"/>
-        </w:rPr>
-        <w:t>equals()</w:t>
-      </w:r>
-      <w:r>
-        <w:t xml:space="preserve"> &amp; </w:t>
-      </w:r>
-      <w:r>
-        <w:rPr>
-          <w:rStyle w:val="9"/>
-        </w:rPr>
-        <w:t>hashCode()</w:t>
-      </w:r>
-      <w:r>
-        <w:t xml:space="preserve"> Matter Together</w:t>
-      </w:r>
-    </w:p>
-    <w:p>
-      <w:pPr>
-        <w:pStyle w:val="12"/>
-        <w:keepNext w:val="0"/>
-        <w:keepLines w:val="0"/>
-        <w:widowControl/>
-        <w:suppressLineNumbers w:val="0"/>
-        <w:ind w:left="720"/>
-      </w:pPr>
-      <w:r>
-        <w:rPr>
-          <w:rStyle w:val="9"/>
-        </w:rPr>
-        <w:t>hashCode()</w:t>
-      </w:r>
-      <w:r>
-        <w:t xml:space="preserve"> → finds bucket</w:t>
-      </w:r>
-    </w:p>
-    <w:p>
-      <w:pPr>
-        <w:pStyle w:val="12"/>
-        <w:keepNext w:val="0"/>
-        <w:keepLines w:val="0"/>
-        <w:widowControl/>
-        <w:suppressLineNumbers w:val="0"/>
-        <w:ind w:left="720"/>
-      </w:pPr>
-      <w:r>
-        <w:rPr>
-          <w:rStyle w:val="9"/>
-        </w:rPr>
-        <w:t>equals()</w:t>
-      </w:r>
-      <w:r>
-        <w:t xml:space="preserve"> → finds exact key</w:t>
-      </w:r>
-    </w:p>
-    <w:p>
-      <w:pPr>
-        <w:pStyle w:val="12"/>
-        <w:keepNext w:val="0"/>
-        <w:keepLines w:val="0"/>
-        <w:widowControl/>
-        <w:suppressLineNumbers w:val="0"/>
-      </w:pPr>
-      <w:r>
-        <w:t>❌ If not overridden properly:</w:t>
-      </w:r>
-    </w:p>
-    <w:p>
-      <w:pPr>
-        <w:pStyle w:val="12"/>
-        <w:keepNext w:val="0"/>
-        <w:keepLines w:val="0"/>
-        <w:widowControl/>
-        <w:suppressLineNumbers w:val="0"/>
-        <w:ind w:left="720"/>
-      </w:pPr>
-      <w:r>
-        <w:t>Duplicate keys</w:t>
-      </w:r>
-    </w:p>
-    <w:p>
-      <w:pPr>
-        <w:pStyle w:val="12"/>
-        <w:keepNext w:val="0"/>
-        <w:keepLines w:val="0"/>
-        <w:widowControl/>
-        <w:suppressLineNumbers w:val="0"/>
-        <w:ind w:left="720"/>
-      </w:pPr>
-      <w:r>
-        <w:t>Data loss</w:t>
-      </w:r>
-    </w:p>
-    <w:p>
-      <w:pPr>
-        <w:pStyle w:val="12"/>
-        <w:keepNext w:val="0"/>
-        <w:keepLines w:val="0"/>
-        <w:widowControl/>
-        <w:suppressLineNumbers w:val="0"/>
-        <w:ind w:left="720"/>
-      </w:pPr>
-      <w:r>
-        <w:t>Lookup failure</w:t>
-      </w:r>
-    </w:p>
-    <w:p>
-      <w:pPr>
-        <w:keepNext w:val="0"/>
-        <w:keepLines w:val="0"/>
-        <w:widowControl/>
-        <w:suppressLineNumbers w:val="0"/>
-      </w:pPr>
-      <w:r>
-        <w:pict>
-          <v:rect id="_x0000_i1034" o:spt="1" style="height:1.5pt;width:432pt;" fillcolor="#A0A0A0" filled="t" stroked="f" coordsize="21600,21600" o:hr="t" o:hrstd="t" o:hralign="center">
-            <v:path/>
-            <v:fill on="t" focussize="0,0"/>
-            <v:stroke on="f"/>
-            <v:imagedata o:title=""/>
-            <o:lock v:ext="edit"/>
-            <w10:wrap type="none"/>
-            <w10:anchorlock/>
-          </v:rect>
-        </w:pict>
-      </w:r>
-    </w:p>
-    <w:p>
-      <w:pPr>
-        <w:pStyle w:val="3"/>
-        <w:keepNext w:val="0"/>
-        <w:keepLines w:val="0"/>
-        <w:widowControl/>
-        <w:suppressLineNumbers w:val="0"/>
-      </w:pPr>
-      <w:r>
-        <w:t>Internal Structure (Visual Summary)</w:t>
-      </w:r>
-    </w:p>
-    <w:p>
-      <w:pPr>
-        <w:keepNext w:val="0"/>
-        <w:keepLines w:val="0"/>
-        <w:widowControl/>
-        <w:suppressLineNumbers w:val="0"/>
-        <w:bidi w:val="0"/>
-        <w:jc w:val="left"/>
-        <w:rPr>
-          <w:rStyle w:val="9"/>
-          <w:rFonts w:ascii="SimSun" w:hAnsi="SimSun" w:eastAsia="SimSun" w:cs="SimSun"/>
-          <w:kern w:val="0"/>
-          <w:sz w:val="24"/>
-          <w:szCs w:val="24"/>
-          <w:lang w:val="en-US" w:eastAsia="zh-CN" w:bidi="ar"/>
-        </w:rPr>
-      </w:pPr>
-      <w:r>
-        <w:rPr>
-          <w:rStyle w:val="9"/>
-          <w:rFonts w:ascii="SimSun" w:hAnsi="SimSun" w:eastAsia="SimSun" w:cs="SimSun"/>
-          <w:kern w:val="0"/>
-          <w:sz w:val="24"/>
-          <w:szCs w:val="24"/>
-          <w:lang w:val="en-US" w:eastAsia="zh-CN" w:bidi="ar"/>
-        </w:rPr>
-        <w:t>HashMap</w:t>
-      </w:r>
-    </w:p>
-    <w:p>
-      <w:pPr>
-        <w:keepNext w:val="0"/>
-        <w:keepLines w:val="0"/>
-        <w:widowControl/>
-        <w:suppressLineNumbers w:val="0"/>
-        <w:bidi w:val="0"/>
-        <w:jc w:val="left"/>
-        <w:rPr>
-          <w:rStyle w:val="9"/>
-          <w:rFonts w:ascii="SimSun" w:hAnsi="SimSun" w:eastAsia="SimSun" w:cs="SimSun"/>
-          <w:kern w:val="0"/>
-          <w:sz w:val="24"/>
-          <w:szCs w:val="24"/>
-          <w:lang w:val="en-US" w:eastAsia="zh-CN" w:bidi="ar"/>
-        </w:rPr>
-      </w:pPr>
-      <w:r>
-        <w:rPr>
-          <w:rStyle w:val="9"/>
-          <w:rFonts w:ascii="SimSun" w:hAnsi="SimSun" w:eastAsia="SimSun" w:cs="SimSun"/>
-          <w:kern w:val="0"/>
-          <w:sz w:val="24"/>
-          <w:szCs w:val="24"/>
-          <w:lang w:val="en-US" w:eastAsia="zh-CN" w:bidi="ar"/>
-        </w:rPr>
-        <w:t xml:space="preserve"> └── Array (capacity = 16)</w:t>
-      </w:r>
-    </w:p>
-    <w:p>
-      <w:pPr>
-        <w:keepNext w:val="0"/>
-        <w:keepLines w:val="0"/>
-        <w:widowControl/>
-        <w:suppressLineNumbers w:val="0"/>
-        <w:bidi w:val="0"/>
-        <w:jc w:val="left"/>
-        <w:rPr>
-          <w:rStyle w:val="9"/>
-          <w:rFonts w:ascii="SimSun" w:hAnsi="SimSun" w:eastAsia="SimSun" w:cs="SimSun"/>
-          <w:kern w:val="0"/>
-          <w:sz w:val="24"/>
-          <w:szCs w:val="24"/>
-          <w:lang w:val="en-US" w:eastAsia="zh-CN" w:bidi="ar"/>
-        </w:rPr>
-      </w:pPr>
-      <w:r>
-        <w:rPr>
-          <w:rStyle w:val="9"/>
-          <w:rFonts w:ascii="SimSun" w:hAnsi="SimSun" w:eastAsia="SimSun" w:cs="SimSun"/>
-          <w:kern w:val="0"/>
-          <w:sz w:val="24"/>
-          <w:szCs w:val="24"/>
-          <w:lang w:val="en-US" w:eastAsia="zh-CN" w:bidi="ar"/>
-        </w:rPr>
-        <w:t xml:space="preserve">      ├── Bucket 0 → null</w:t>
-      </w:r>
-    </w:p>
-    <w:p>
-      <w:pPr>
-        <w:keepNext w:val="0"/>
-        <w:keepLines w:val="0"/>
-        <w:widowControl/>
-        <w:suppressLineNumbers w:val="0"/>
-        <w:bidi w:val="0"/>
-        <w:jc w:val="left"/>
-        <w:rPr>
-          <w:rStyle w:val="9"/>
-          <w:rFonts w:ascii="SimSun" w:hAnsi="SimSun" w:eastAsia="SimSun" w:cs="SimSun"/>
-          <w:kern w:val="0"/>
-          <w:sz w:val="24"/>
-          <w:szCs w:val="24"/>
-          <w:lang w:val="en-US" w:eastAsia="zh-CN" w:bidi="ar"/>
-        </w:rPr>
-      </w:pPr>
-      <w:r>
-        <w:rPr>
-          <w:rStyle w:val="9"/>
-          <w:rFonts w:ascii="SimSun" w:hAnsi="SimSun" w:eastAsia="SimSun" w:cs="SimSun"/>
-          <w:kern w:val="0"/>
-          <w:sz w:val="24"/>
-          <w:szCs w:val="24"/>
-          <w:lang w:val="en-US" w:eastAsia="zh-CN" w:bidi="ar"/>
-        </w:rPr>
-        <w:t xml:space="preserve">      ├── Bucket 1 → Node</w:t>
-      </w:r>
-    </w:p>
-    <w:p>
-      <w:pPr>
-        <w:keepNext w:val="0"/>
-        <w:keepLines w:val="0"/>
-        <w:widowControl/>
-        <w:suppressLineNumbers w:val="0"/>
-        <w:bidi w:val="0"/>
-        <w:jc w:val="left"/>
-        <w:rPr>
-          <w:rStyle w:val="9"/>
-          <w:rFonts w:ascii="SimSun" w:hAnsi="SimSun" w:eastAsia="SimSun" w:cs="SimSun"/>
-          <w:kern w:val="0"/>
-          <w:sz w:val="24"/>
-          <w:szCs w:val="24"/>
-          <w:lang w:val="en-US" w:eastAsia="zh-CN" w:bidi="ar"/>
-        </w:rPr>
-      </w:pPr>
-      <w:r>
-        <w:rPr>
-          <w:rStyle w:val="9"/>
-          <w:rFonts w:ascii="SimSun" w:hAnsi="SimSun" w:eastAsia="SimSun" w:cs="SimSun"/>
-          <w:kern w:val="0"/>
-          <w:sz w:val="24"/>
-          <w:szCs w:val="24"/>
-          <w:lang w:val="en-US" w:eastAsia="zh-CN" w:bidi="ar"/>
-        </w:rPr>
-        <w:t xml:space="preserve">      ├── Bucket 2 → Node → Node</w:t>
-      </w:r>
-    </w:p>
-    <w:p>
-      <w:pPr>
-        <w:keepNext w:val="0"/>
-        <w:keepLines w:val="0"/>
-        <w:widowControl/>
-        <w:suppressLineNumbers w:val="0"/>
-        <w:bidi w:val="0"/>
-        <w:jc w:val="left"/>
-        <w:rPr>
-          <w:lang w:eastAsia="en-IN"/>
-        </w:rPr>
-      </w:pPr>
-      <w:r>
-        <w:rPr>
-          <w:rStyle w:val="9"/>
-          <w:rFonts w:ascii="SimSun" w:hAnsi="SimSun" w:eastAsia="SimSun" w:cs="SimSun"/>
-          <w:kern w:val="0"/>
-          <w:sz w:val="24"/>
-          <w:szCs w:val="24"/>
-          <w:lang w:val="en-US" w:eastAsia="zh-CN" w:bidi="ar"/>
-        </w:rPr>
-        <w:t xml:space="preserve">      ├── Bucket 3 → TreeNode</w:t>
-      </w:r>
-    </w:p>
-    <w:p>
-      <w:pPr>
-        <w:rPr>
-          <w:lang w:eastAsia="en-IN"/>
-        </w:rPr>
-      </w:pPr>
-    </w:p>
-    <w:p>
-      <w:pPr>
-        <w:rPr>
-          <w:rFonts w:ascii="SimSun" w:hAnsi="SimSun" w:eastAsia="SimSun" w:cs="SimSun"/>
-          <w:sz w:val="24"/>
-          <w:szCs w:val="24"/>
-        </w:rPr>
-      </w:pPr>
-      <w:r>
-        <w:rPr>
-          <w:rFonts w:ascii="SimSun" w:hAnsi="SimSun" w:eastAsia="SimSun" w:cs="SimSun"/>
-          <w:sz w:val="24"/>
-          <w:szCs w:val="24"/>
-        </w:rPr>
-        <w:t>How does HashMap work internally?</w:t>
-      </w:r>
-    </w:p>
-    <w:p>
-      <w:pPr>
-        <w:rPr>
-          <w:rFonts w:ascii="SimSun" w:hAnsi="SimSun" w:eastAsia="SimSun" w:cs="SimSun"/>
-          <w:sz w:val="21"/>
-          <w:szCs w:val="21"/>
-          <w:highlight w:val="yellow"/>
-        </w:rPr>
-      </w:pPr>
-      <w:r>
-        <w:rPr>
-          <w:rFonts w:ascii="SimSun" w:hAnsi="SimSun" w:eastAsia="SimSun" w:cs="SimSun"/>
-          <w:sz w:val="21"/>
-          <w:szCs w:val="21"/>
-          <w:highlight w:val="yellow"/>
-        </w:rPr>
-        <w:t>HashMap uses hashing to store key-value pairs in buckets. The key’s hashCode is used to find a bucket index. If multiple keys map to the same bucket, collisions are handled using a linked list, which is converted into a red-black tree in Java 8 when entries exceed a threshold. HashMap resizes when size exceeds capacity multiplied by load factor.</w:t>
-      </w:r>
-    </w:p>
-    <w:p>
-      <w:pPr>
-        <w:rPr>
-          <w:rFonts w:ascii="SimSun" w:hAnsi="SimSun" w:eastAsia="SimSun" w:cs="SimSun"/>
-          <w:sz w:val="28"/>
-          <w:szCs w:val="28"/>
-          <w:highlight w:val="yellow"/>
-        </w:rPr>
-      </w:pPr>
-      <w:r>
-        <w:rPr>
-          <w:rFonts w:ascii="SimSun" w:hAnsi="SimSun" w:eastAsia="SimSun" w:cs="SimSun"/>
-          <w:sz w:val="36"/>
-          <w:szCs w:val="36"/>
-        </w:rPr>
-        <w:t>equals() &amp; hashCode() in Collections</w:t>
-      </w:r>
-    </w:p>
-    <w:p>
-      <w:pPr>
-        <w:pStyle w:val="3"/>
-        <w:keepNext w:val="0"/>
-        <w:keepLines w:val="0"/>
-        <w:widowControl/>
-        <w:suppressLineNumbers w:val="0"/>
-        <w:rPr>
-          <w:rFonts w:hint="default" w:ascii="Times New Roman" w:hAnsi="Times New Roman" w:cs="Times New Roman"/>
-          <w:sz w:val="24"/>
-          <w:szCs w:val="24"/>
-        </w:rPr>
-      </w:pPr>
-      <w:r>
-        <w:rPr>
-          <w:rFonts w:hint="default" w:ascii="Times New Roman" w:hAnsi="Times New Roman" w:cs="Times New Roman"/>
-          <w:sz w:val="24"/>
-          <w:szCs w:val="24"/>
-        </w:rPr>
-        <w:t xml:space="preserve">Where Are </w:t>
-      </w:r>
-      <w:r>
-        <w:rPr>
-          <w:rStyle w:val="9"/>
-          <w:rFonts w:hint="default" w:ascii="Times New Roman" w:hAnsi="Times New Roman" w:cs="Times New Roman"/>
-          <w:sz w:val="24"/>
-          <w:szCs w:val="24"/>
-        </w:rPr>
-        <w:t>equals()</w:t>
-      </w:r>
-      <w:r>
-        <w:rPr>
-          <w:rFonts w:hint="default" w:ascii="Times New Roman" w:hAnsi="Times New Roman" w:cs="Times New Roman"/>
-          <w:sz w:val="24"/>
-          <w:szCs w:val="24"/>
-        </w:rPr>
-        <w:t xml:space="preserve"> &amp; </w:t>
-      </w:r>
-      <w:r>
-        <w:rPr>
-          <w:rStyle w:val="9"/>
-          <w:rFonts w:hint="default" w:ascii="Times New Roman" w:hAnsi="Times New Roman" w:cs="Times New Roman"/>
-          <w:sz w:val="24"/>
-          <w:szCs w:val="24"/>
-        </w:rPr>
-        <w:t>hashCode()</w:t>
-      </w:r>
-      <w:r>
-        <w:rPr>
-          <w:rFonts w:hint="default" w:ascii="Times New Roman" w:hAnsi="Times New Roman" w:cs="Times New Roman"/>
-          <w:sz w:val="24"/>
-          <w:szCs w:val="24"/>
-        </w:rPr>
-        <w:t xml:space="preserve"> Used?</w:t>
-      </w:r>
-    </w:p>
-    <w:p>
-      <w:pPr>
-        <w:pStyle w:val="4"/>
-        <w:keepNext w:val="0"/>
-        <w:keepLines w:val="0"/>
-        <w:widowControl/>
-        <w:suppressLineNumbers w:val="0"/>
-      </w:pPr>
-      <w:r>
-        <w:t>Hash-Based Collections:</w:t>
-      </w:r>
-    </w:p>
-    <w:p>
-      <w:pPr>
-        <w:pStyle w:val="12"/>
-        <w:keepNext w:val="0"/>
-        <w:keepLines w:val="0"/>
-        <w:widowControl/>
-        <w:suppressLineNumbers w:val="0"/>
-        <w:ind w:left="720"/>
-      </w:pPr>
-      <w:r>
-        <w:rPr>
-          <w:rStyle w:val="9"/>
-        </w:rPr>
-        <w:t>HashMap</w:t>
-      </w:r>
-    </w:p>
-    <w:p>
-      <w:pPr>
-        <w:pStyle w:val="12"/>
-        <w:keepNext w:val="0"/>
-        <w:keepLines w:val="0"/>
-        <w:widowControl/>
-        <w:suppressLineNumbers w:val="0"/>
-        <w:ind w:left="720"/>
-      </w:pPr>
-      <w:r>
-        <w:rPr>
-          <w:rStyle w:val="9"/>
-        </w:rPr>
-        <w:t>HashSet</w:t>
-      </w:r>
-    </w:p>
-    <w:p>
-      <w:pPr>
-        <w:pStyle w:val="12"/>
-        <w:keepNext w:val="0"/>
-        <w:keepLines w:val="0"/>
-        <w:widowControl/>
-        <w:suppressLineNumbers w:val="0"/>
-        <w:ind w:left="720"/>
-      </w:pPr>
-      <w:r>
-        <w:rPr>
-          <w:rStyle w:val="9"/>
-        </w:rPr>
-        <w:t>Hashtable</w:t>
-      </w:r>
-    </w:p>
-    <w:p>
-      <w:pPr>
-        <w:pStyle w:val="12"/>
-        <w:keepNext w:val="0"/>
-        <w:keepLines w:val="0"/>
-        <w:widowControl/>
-        <w:suppressLineNumbers w:val="0"/>
-        <w:ind w:left="720"/>
-      </w:pPr>
-      <w:r>
-        <w:rPr>
-          <w:rStyle w:val="9"/>
-        </w:rPr>
-        <w:t>ConcurrentHashMap</w:t>
-      </w:r>
-    </w:p>
-    <w:p>
-      <w:pPr>
-        <w:pStyle w:val="12"/>
-        <w:keepNext w:val="0"/>
-        <w:keepLines w:val="0"/>
-        <w:widowControl/>
-        <w:suppressLineNumbers w:val="0"/>
-      </w:pPr>
-      <w:r>
-        <w:t>These collections use:</w:t>
-      </w:r>
-    </w:p>
-    <w:p>
-      <w:pPr>
-        <w:pStyle w:val="12"/>
-        <w:keepNext w:val="0"/>
-        <w:keepLines w:val="0"/>
-        <w:widowControl/>
-        <w:suppressLineNumbers w:val="0"/>
-        <w:ind w:left="720"/>
-      </w:pPr>
-      <w:r>
-        <w:rPr>
-          <w:rStyle w:val="9"/>
-        </w:rPr>
-        <w:t>hashCode()</w:t>
-      </w:r>
-      <w:r>
-        <w:t xml:space="preserve"> → to find the </w:t>
-      </w:r>
-      <w:r>
-        <w:rPr>
-          <w:rStyle w:val="13"/>
-        </w:rPr>
-        <w:t>bucket</w:t>
-      </w:r>
-    </w:p>
-    <w:p>
-      <w:pPr>
-        <w:pStyle w:val="12"/>
-        <w:keepNext w:val="0"/>
-        <w:keepLines w:val="0"/>
-        <w:widowControl/>
-        <w:suppressLineNumbers w:val="0"/>
-        <w:ind w:left="720"/>
-      </w:pPr>
-      <w:r>
-        <w:rPr>
-          <w:rStyle w:val="9"/>
-        </w:rPr>
-        <w:t>equals()</w:t>
-      </w:r>
-      <w:r>
-        <w:t xml:space="preserve"> → to find the </w:t>
-      </w:r>
-      <w:r>
-        <w:rPr>
-          <w:rStyle w:val="13"/>
-        </w:rPr>
-        <w:t>exact key</w:t>
-      </w:r>
-    </w:p>
-    <w:p>
-      <w:pPr>
-        <w:pStyle w:val="3"/>
-        <w:keepNext w:val="0"/>
-        <w:keepLines w:val="0"/>
-        <w:widowControl/>
-        <w:suppressLineNumbers w:val="0"/>
-      </w:pPr>
-      <w:r>
-        <w:t xml:space="preserve">Golden Rule </w:t>
-      </w:r>
-    </w:p>
-    <w:p>
-      <w:pPr>
-        <w:pStyle w:val="12"/>
-        <w:keepNext w:val="0"/>
-        <w:keepLines w:val="0"/>
-        <w:widowControl/>
-        <w:suppressLineNumbers w:val="0"/>
-        <w:ind w:left="720" w:right="720"/>
-      </w:pPr>
-      <w:r>
-        <w:rPr>
-          <w:rStyle w:val="13"/>
-          <w:rFonts w:hint="eastAsia" w:ascii="SimSun" w:hAnsi="SimSun" w:eastAsia="SimSun" w:cs="SimSun"/>
-          <w:sz w:val="24"/>
-          <w:szCs w:val="24"/>
-        </w:rPr>
-        <w:t xml:space="preserve">If </w:t>
-      </w:r>
-      <w:r>
-        <w:rPr>
-          <w:rStyle w:val="9"/>
-          <w:rFonts w:hint="eastAsia" w:ascii="SimSun" w:hAnsi="SimSun" w:eastAsia="SimSun" w:cs="SimSun"/>
-          <w:sz w:val="24"/>
-          <w:szCs w:val="24"/>
-        </w:rPr>
-        <w:t>equals()</w:t>
-      </w:r>
-      <w:r>
-        <w:rPr>
-          <w:rStyle w:val="13"/>
-          <w:rFonts w:hint="eastAsia" w:ascii="SimSun" w:hAnsi="SimSun" w:eastAsia="SimSun" w:cs="SimSun"/>
-          <w:sz w:val="24"/>
-          <w:szCs w:val="24"/>
-        </w:rPr>
-        <w:t xml:space="preserve"> is overridden, </w:t>
-      </w:r>
-      <w:r>
-        <w:rPr>
-          <w:rStyle w:val="9"/>
-          <w:rFonts w:hint="eastAsia" w:ascii="SimSun" w:hAnsi="SimSun" w:eastAsia="SimSun" w:cs="SimSun"/>
-          <w:sz w:val="24"/>
-          <w:szCs w:val="24"/>
-        </w:rPr>
-        <w:t>hashCode()</w:t>
-      </w:r>
-      <w:r>
-        <w:rPr>
-          <w:rStyle w:val="13"/>
-          <w:rFonts w:hint="eastAsia" w:ascii="SimSun" w:hAnsi="SimSun" w:eastAsia="SimSun" w:cs="SimSun"/>
-          <w:sz w:val="24"/>
-          <w:szCs w:val="24"/>
-        </w:rPr>
-        <w:t xml:space="preserve"> MUST be overridden.</w:t>
-      </w:r>
-    </w:p>
-    <w:p>
-      <w:pPr>
-        <w:pStyle w:val="12"/>
-        <w:keepNext w:val="0"/>
-        <w:keepLines w:val="0"/>
-        <w:widowControl/>
-        <w:suppressLineNumbers w:val="0"/>
-      </w:pPr>
-      <w:r>
-        <w:t>Why?</w:t>
-      </w:r>
-    </w:p>
-    <w:p>
-      <w:pPr>
-        <w:pStyle w:val="12"/>
-        <w:keepNext w:val="0"/>
-        <w:keepLines w:val="0"/>
-        <w:widowControl/>
-        <w:suppressLineNumbers w:val="0"/>
-        <w:ind w:left="720"/>
-      </w:pPr>
-      <w:r>
-        <w:t xml:space="preserve">To maintain </w:t>
-      </w:r>
-      <w:r>
-        <w:rPr>
-          <w:rStyle w:val="13"/>
-        </w:rPr>
-        <w:t>contract consistency</w:t>
-      </w:r>
-    </w:p>
-    <w:p>
-      <w:pPr>
-        <w:pStyle w:val="12"/>
-        <w:keepNext w:val="0"/>
-        <w:keepLines w:val="0"/>
-        <w:widowControl/>
-        <w:suppressLineNumbers w:val="0"/>
-        <w:ind w:left="720"/>
-      </w:pPr>
-      <w:r>
-        <w:t>To ensure correct behavior in hash-based collections</w:t>
-      </w:r>
-    </w:p>
-    <w:p>
-      <w:pPr>
-        <w:keepNext w:val="0"/>
-        <w:keepLines w:val="0"/>
-        <w:widowControl/>
-        <w:suppressLineNumbers w:val="0"/>
-      </w:pPr>
-      <w:r>
-        <w:pict>
           <v:rect id="_x0000_i1035" o:spt="1" style="height:1.5pt;width:432pt;" fillcolor="#A0A0A0" filled="t" stroked="f" coordsize="21600,21600" o:hr="t" o:hrstd="t" o:hralign="center">
             <v:path/>
             <v:fill on="t" focussize="0,0"/>
@@ -16601,44 +16265,48 @@
     </w:p>
     <w:p>
       <w:pPr>
-        <w:pStyle w:val="3"/>
-        <w:keepNext w:val="0"/>
-        <w:keepLines w:val="0"/>
-        <w:widowControl/>
-        <w:suppressLineNumbers w:val="0"/>
-      </w:pPr>
-      <w:r>
-        <w:t>What Happens If You Break the Rule? ⚠️</w:t>
-      </w:r>
-    </w:p>
-    <w:p>
-      <w:pPr>
         <w:pStyle w:val="4"/>
         <w:keepNext w:val="0"/>
         <w:keepLines w:val="0"/>
         <w:widowControl/>
         <w:suppressLineNumbers w:val="0"/>
-      </w:pPr>
-      <w:r>
-        <w:t xml:space="preserve">Case 1: </w:t>
-      </w:r>
+        <w:rPr>
+          <w:color w:val="000000" w:themeColor="text1"/>
+          <w:sz w:val="28"/>
+          <w:szCs w:val="28"/>
+          <w14:textFill>
+            <w14:solidFill>
+              <w14:schemeClr w14:val="tx1"/>
+            </w14:solidFill>
+          </w14:textFill>
+        </w:rPr>
+      </w:pPr>
       <w:r>
         <w:rPr>
           <w:rStyle w:val="9"/>
-        </w:rPr>
-        <w:t>equals()</w:t>
-      </w:r>
-      <w:r>
-        <w:t xml:space="preserve"> overridden, </w:t>
-      </w:r>
-      <w:r>
-        <w:rPr>
-          <w:rStyle w:val="9"/>
-        </w:rPr>
-        <w:t>hashCode()</w:t>
-      </w:r>
-      <w:r>
-        <w:t xml:space="preserve"> NOT overridden</w:t>
+          <w:color w:val="000000" w:themeColor="text1"/>
+          <w:sz w:val="21"/>
+          <w:szCs w:val="21"/>
+          <w14:textFill>
+            <w14:solidFill>
+              <w14:schemeClr w14:val="tx1"/>
+            </w14:solidFill>
+          </w14:textFill>
+        </w:rPr>
+        <w:t>get()</w:t>
+      </w:r>
+      <w:r>
+        <w:rPr>
+          <w:color w:val="000000" w:themeColor="text1"/>
+          <w:sz w:val="28"/>
+          <w:szCs w:val="28"/>
+          <w14:textFill>
+            <w14:solidFill>
+              <w14:schemeClr w14:val="tx1"/>
+            </w14:solidFill>
+          </w14:textFill>
+        </w:rPr>
+        <w:t xml:space="preserve"> Operation (Quick)</w:t>
       </w:r>
     </w:p>
     <w:p>
@@ -16650,1443 +16318,111 @@
         <w:bidi w:val="0"/>
         <w:jc w:val="left"/>
         <w:rPr>
+          <w:highlight w:val="yellow"/>
+        </w:rPr>
+      </w:pPr>
+      <w:r>
+        <w:rPr>
           <w:rStyle w:val="9"/>
           <w:rFonts w:ascii="SimSun" w:hAnsi="SimSun" w:eastAsia="SimSun" w:cs="SimSun"/>
           <w:kern w:val="0"/>
           <w:sz w:val="24"/>
           <w:szCs w:val="24"/>
-          <w:lang w:val="en-US" w:eastAsia="zh-CN" w:bidi="ar"/>
-        </w:rPr>
-      </w:pPr>
-      <w:r>
-        <w:rPr>
-          <w:rFonts w:ascii="SimSun" w:hAnsi="SimSun" w:eastAsia="SimSun" w:cs="SimSun"/>
-          <w:kern w:val="0"/>
-          <w:sz w:val="24"/>
-          <w:szCs w:val="24"/>
-          <w:lang w:val="en-US" w:eastAsia="zh-CN" w:bidi="ar"/>
-        </w:rPr>
-        <w:t>Student</w:t>
+          <w:highlight w:val="yellow"/>
+          <w:lang w:val="en-US" w:eastAsia="zh-CN" w:bidi="ar"/>
+        </w:rPr>
+        <w:t>map.get(key);</w:t>
+      </w:r>
+    </w:p>
+    <w:p>
+      <w:pPr>
+        <w:pStyle w:val="12"/>
+        <w:keepNext w:val="0"/>
+        <w:keepLines w:val="0"/>
+        <w:widowControl/>
+        <w:suppressLineNumbers w:val="0"/>
+      </w:pPr>
+      <w:r>
+        <w:t>Steps:</w:t>
+      </w:r>
+      <w:r>
+        <w:br w:type="textWrapping"/>
+      </w:r>
+      <w:r>
+        <w:rPr>
+          <w:highlight w:val="yellow"/>
+        </w:rPr>
+        <w:t>Calculate hash</w:t>
+      </w:r>
+      <w:r>
+        <w:rPr>
+          <w:highlight w:val="yellow"/>
+        </w:rPr>
+        <w:br w:type="textWrapping"/>
+      </w:r>
+      <w:r>
+        <w:rPr>
+          <w:highlight w:val="yellow"/>
+        </w:rPr>
+        <w:t>Find bucket</w:t>
+      </w:r>
+      <w:r>
+        <w:rPr>
+          <w:highlight w:val="yellow"/>
+        </w:rPr>
+        <w:br w:type="textWrapping"/>
+      </w:r>
+      <w:r>
+        <w:rPr>
+          <w:highlight w:val="yellow"/>
+        </w:rPr>
+        <w:t xml:space="preserve">Compare keys using </w:t>
       </w:r>
       <w:r>
         <w:rPr>
           <w:rStyle w:val="9"/>
-          <w:rFonts w:ascii="SimSun" w:hAnsi="SimSun" w:eastAsia="SimSun" w:cs="SimSun"/>
-          <w:kern w:val="0"/>
-          <w:sz w:val="24"/>
-          <w:szCs w:val="24"/>
-          <w:lang w:val="en-US" w:eastAsia="zh-CN" w:bidi="ar"/>
-        </w:rPr>
-        <w:t xml:space="preserve"> </w:t>
-      </w:r>
-      <w:r>
-        <w:rPr>
-          <w:rFonts w:ascii="SimSun" w:hAnsi="SimSun" w:eastAsia="SimSun" w:cs="SimSun"/>
-          <w:kern w:val="0"/>
-          <w:sz w:val="24"/>
-          <w:szCs w:val="24"/>
-          <w:lang w:val="en-US" w:eastAsia="zh-CN" w:bidi="ar"/>
-        </w:rPr>
-        <w:t>s1</w:t>
-      </w:r>
+          <w:highlight w:val="yellow"/>
+        </w:rPr>
+        <w:t>equals()</w:t>
+      </w:r>
+      <w:r>
+        <w:rPr>
+          <w:highlight w:val="yellow"/>
+        </w:rPr>
+        <w:br w:type="textWrapping"/>
+      </w:r>
+      <w:r>
+        <w:rPr>
+          <w:highlight w:val="yellow"/>
+        </w:rPr>
+        <w:t>Return value</w:t>
+      </w:r>
+    </w:p>
+    <w:p>
+      <w:pPr>
+        <w:pStyle w:val="12"/>
+        <w:keepNext w:val="0"/>
+        <w:keepLines w:val="0"/>
+        <w:widowControl/>
+        <w:suppressLineNumbers w:val="0"/>
+      </w:pPr>
       <w:r>
         <w:rPr>
           <w:rStyle w:val="9"/>
-          <w:rFonts w:ascii="SimSun" w:hAnsi="SimSun" w:eastAsia="SimSun" w:cs="SimSun"/>
-          <w:kern w:val="0"/>
-          <w:sz w:val="24"/>
-          <w:szCs w:val="24"/>
-          <w:lang w:val="en-US" w:eastAsia="zh-CN" w:bidi="ar"/>
-        </w:rPr>
-        <w:t xml:space="preserve"> </w:t>
-      </w:r>
-      <w:r>
-        <w:rPr>
-          <w:rFonts w:ascii="SimSun" w:hAnsi="SimSun" w:eastAsia="SimSun" w:cs="SimSun"/>
-          <w:kern w:val="0"/>
-          <w:sz w:val="24"/>
-          <w:szCs w:val="24"/>
-          <w:lang w:val="en-US" w:eastAsia="zh-CN" w:bidi="ar"/>
-        </w:rPr>
-        <w:t>=</w:t>
-      </w:r>
-      <w:r>
-        <w:rPr>
-          <w:rStyle w:val="9"/>
-          <w:rFonts w:ascii="SimSun" w:hAnsi="SimSun" w:eastAsia="SimSun" w:cs="SimSun"/>
-          <w:kern w:val="0"/>
-          <w:sz w:val="24"/>
-          <w:szCs w:val="24"/>
-          <w:lang w:val="en-US" w:eastAsia="zh-CN" w:bidi="ar"/>
-        </w:rPr>
-        <w:t xml:space="preserve"> </w:t>
-      </w:r>
-      <w:r>
-        <w:rPr>
-          <w:rFonts w:ascii="SimSun" w:hAnsi="SimSun" w:eastAsia="SimSun" w:cs="SimSun"/>
-          <w:kern w:val="0"/>
-          <w:sz w:val="24"/>
-          <w:szCs w:val="24"/>
-          <w:lang w:val="en-US" w:eastAsia="zh-CN" w:bidi="ar"/>
-        </w:rPr>
-        <w:t>new</w:t>
-      </w:r>
-      <w:r>
-        <w:rPr>
-          <w:rStyle w:val="9"/>
-          <w:rFonts w:ascii="SimSun" w:hAnsi="SimSun" w:eastAsia="SimSun" w:cs="SimSun"/>
-          <w:kern w:val="0"/>
-          <w:sz w:val="24"/>
-          <w:szCs w:val="24"/>
-          <w:lang w:val="en-US" w:eastAsia="zh-CN" w:bidi="ar"/>
-        </w:rPr>
-        <w:t xml:space="preserve"> </w:t>
-      </w:r>
-      <w:r>
-        <w:rPr>
-          <w:rFonts w:ascii="SimSun" w:hAnsi="SimSun" w:eastAsia="SimSun" w:cs="SimSun"/>
-          <w:kern w:val="0"/>
-          <w:sz w:val="24"/>
-          <w:szCs w:val="24"/>
-          <w:lang w:val="en-US" w:eastAsia="zh-CN" w:bidi="ar"/>
-        </w:rPr>
-        <w:t>Student</w:t>
-      </w:r>
-      <w:r>
-        <w:rPr>
-          <w:rStyle w:val="9"/>
-          <w:rFonts w:ascii="SimSun" w:hAnsi="SimSun" w:eastAsia="SimSun" w:cs="SimSun"/>
-          <w:kern w:val="0"/>
-          <w:sz w:val="24"/>
-          <w:szCs w:val="24"/>
-          <w:lang w:val="en-US" w:eastAsia="zh-CN" w:bidi="ar"/>
-        </w:rPr>
-        <w:t>(</w:t>
-      </w:r>
-      <w:r>
-        <w:rPr>
-          <w:rFonts w:ascii="SimSun" w:hAnsi="SimSun" w:eastAsia="SimSun" w:cs="SimSun"/>
-          <w:kern w:val="0"/>
-          <w:sz w:val="24"/>
-          <w:szCs w:val="24"/>
-          <w:lang w:val="en-US" w:eastAsia="zh-CN" w:bidi="ar"/>
-        </w:rPr>
-        <w:t>1</w:t>
-      </w:r>
-      <w:r>
-        <w:rPr>
-          <w:rStyle w:val="9"/>
-          <w:rFonts w:ascii="SimSun" w:hAnsi="SimSun" w:eastAsia="SimSun" w:cs="SimSun"/>
-          <w:kern w:val="0"/>
-          <w:sz w:val="24"/>
-          <w:szCs w:val="24"/>
-          <w:lang w:val="en-US" w:eastAsia="zh-CN" w:bidi="ar"/>
-        </w:rPr>
-        <w:t>);</w:t>
-      </w:r>
-      <w:r>
-        <w:rPr>
-          <w:rFonts w:ascii="SimSun" w:hAnsi="SimSun" w:eastAsia="SimSun" w:cs="SimSun"/>
-          <w:kern w:val="0"/>
-          <w:sz w:val="24"/>
-          <w:szCs w:val="24"/>
-          <w:lang w:val="en-US" w:eastAsia="zh-CN" w:bidi="ar"/>
-        </w:rPr>
-        <w:t>Student</w:t>
-      </w:r>
-      <w:r>
-        <w:rPr>
-          <w:rStyle w:val="9"/>
-          <w:rFonts w:ascii="SimSun" w:hAnsi="SimSun" w:eastAsia="SimSun" w:cs="SimSun"/>
-          <w:kern w:val="0"/>
-          <w:sz w:val="24"/>
-          <w:szCs w:val="24"/>
-          <w:lang w:val="en-US" w:eastAsia="zh-CN" w:bidi="ar"/>
-        </w:rPr>
-        <w:t xml:space="preserve"> </w:t>
-      </w:r>
-      <w:r>
-        <w:rPr>
-          <w:rFonts w:ascii="SimSun" w:hAnsi="SimSun" w:eastAsia="SimSun" w:cs="SimSun"/>
-          <w:kern w:val="0"/>
-          <w:sz w:val="24"/>
-          <w:szCs w:val="24"/>
-          <w:lang w:val="en-US" w:eastAsia="zh-CN" w:bidi="ar"/>
-        </w:rPr>
-        <w:t>s2</w:t>
-      </w:r>
-      <w:r>
-        <w:rPr>
-          <w:rStyle w:val="9"/>
-          <w:rFonts w:ascii="SimSun" w:hAnsi="SimSun" w:eastAsia="SimSun" w:cs="SimSun"/>
-          <w:kern w:val="0"/>
-          <w:sz w:val="24"/>
-          <w:szCs w:val="24"/>
-          <w:lang w:val="en-US" w:eastAsia="zh-CN" w:bidi="ar"/>
-        </w:rPr>
-        <w:t xml:space="preserve"> </w:t>
-      </w:r>
-      <w:r>
-        <w:rPr>
-          <w:rFonts w:ascii="SimSun" w:hAnsi="SimSun" w:eastAsia="SimSun" w:cs="SimSun"/>
-          <w:kern w:val="0"/>
-          <w:sz w:val="24"/>
-          <w:szCs w:val="24"/>
-          <w:lang w:val="en-US" w:eastAsia="zh-CN" w:bidi="ar"/>
-        </w:rPr>
-        <w:t>=</w:t>
-      </w:r>
-      <w:r>
-        <w:rPr>
-          <w:rStyle w:val="9"/>
-          <w:rFonts w:ascii="SimSun" w:hAnsi="SimSun" w:eastAsia="SimSun" w:cs="SimSun"/>
-          <w:kern w:val="0"/>
-          <w:sz w:val="24"/>
-          <w:szCs w:val="24"/>
-          <w:lang w:val="en-US" w:eastAsia="zh-CN" w:bidi="ar"/>
-        </w:rPr>
-        <w:t xml:space="preserve"> </w:t>
-      </w:r>
-      <w:r>
-        <w:rPr>
-          <w:rFonts w:ascii="SimSun" w:hAnsi="SimSun" w:eastAsia="SimSun" w:cs="SimSun"/>
-          <w:kern w:val="0"/>
-          <w:sz w:val="24"/>
-          <w:szCs w:val="24"/>
-          <w:lang w:val="en-US" w:eastAsia="zh-CN" w:bidi="ar"/>
-        </w:rPr>
-        <w:t>new</w:t>
-      </w:r>
-      <w:r>
-        <w:rPr>
-          <w:rStyle w:val="9"/>
-          <w:rFonts w:ascii="SimSun" w:hAnsi="SimSun" w:eastAsia="SimSun" w:cs="SimSun"/>
-          <w:kern w:val="0"/>
-          <w:sz w:val="24"/>
-          <w:szCs w:val="24"/>
-          <w:lang w:val="en-US" w:eastAsia="zh-CN" w:bidi="ar"/>
-        </w:rPr>
-        <w:t xml:space="preserve"> </w:t>
-      </w:r>
-      <w:r>
-        <w:rPr>
-          <w:rFonts w:ascii="SimSun" w:hAnsi="SimSun" w:eastAsia="SimSun" w:cs="SimSun"/>
-          <w:kern w:val="0"/>
-          <w:sz w:val="24"/>
-          <w:szCs w:val="24"/>
-          <w:lang w:val="en-US" w:eastAsia="zh-CN" w:bidi="ar"/>
-        </w:rPr>
-        <w:t>Student</w:t>
-      </w:r>
-      <w:r>
-        <w:rPr>
-          <w:rStyle w:val="9"/>
-          <w:rFonts w:ascii="SimSun" w:hAnsi="SimSun" w:eastAsia="SimSun" w:cs="SimSun"/>
-          <w:kern w:val="0"/>
-          <w:sz w:val="24"/>
-          <w:szCs w:val="24"/>
-          <w:lang w:val="en-US" w:eastAsia="zh-CN" w:bidi="ar"/>
-        </w:rPr>
-        <w:t>(</w:t>
-      </w:r>
-      <w:r>
-        <w:rPr>
-          <w:rFonts w:ascii="SimSun" w:hAnsi="SimSun" w:eastAsia="SimSun" w:cs="SimSun"/>
-          <w:kern w:val="0"/>
-          <w:sz w:val="24"/>
-          <w:szCs w:val="24"/>
-          <w:lang w:val="en-US" w:eastAsia="zh-CN" w:bidi="ar"/>
-        </w:rPr>
-        <w:t>1</w:t>
-      </w:r>
-      <w:r>
-        <w:rPr>
-          <w:rStyle w:val="9"/>
-          <w:rFonts w:ascii="SimSun" w:hAnsi="SimSun" w:eastAsia="SimSun" w:cs="SimSun"/>
-          <w:kern w:val="0"/>
-          <w:sz w:val="24"/>
-          <w:szCs w:val="24"/>
-          <w:lang w:val="en-US" w:eastAsia="zh-CN" w:bidi="ar"/>
-        </w:rPr>
-        <w:t>);</w:t>
-      </w:r>
-    </w:p>
-    <w:p>
-      <w:pPr>
-        <w:keepNext w:val="0"/>
-        <w:keepLines w:val="0"/>
-        <w:widowControl/>
-        <w:suppressLineNumbers w:val="0"/>
-        <w:bidi w:val="0"/>
-        <w:jc w:val="left"/>
-        <w:rPr>
-          <w:rStyle w:val="9"/>
-          <w:rFonts w:ascii="SimSun" w:hAnsi="SimSun" w:eastAsia="SimSun" w:cs="SimSun"/>
-          <w:kern w:val="0"/>
-          <w:sz w:val="24"/>
-          <w:szCs w:val="24"/>
-          <w:lang w:val="en-US" w:eastAsia="zh-CN" w:bidi="ar"/>
-        </w:rPr>
-      </w:pPr>
-    </w:p>
-    <w:p>
-      <w:pPr>
-        <w:keepNext w:val="0"/>
-        <w:keepLines w:val="0"/>
-        <w:widowControl/>
-        <w:suppressLineNumbers w:val="0"/>
-        <w:bidi w:val="0"/>
-        <w:jc w:val="left"/>
-        <w:rPr>
-          <w:rStyle w:val="9"/>
-          <w:rFonts w:ascii="SimSun" w:hAnsi="SimSun" w:eastAsia="SimSun" w:cs="SimSun"/>
-          <w:kern w:val="0"/>
-          <w:sz w:val="24"/>
-          <w:szCs w:val="24"/>
-          <w:lang w:val="en-US" w:eastAsia="zh-CN" w:bidi="ar"/>
-        </w:rPr>
-      </w:pPr>
-      <w:r>
-        <w:rPr>
-          <w:rStyle w:val="9"/>
-          <w:rFonts w:ascii="SimSun" w:hAnsi="SimSun" w:eastAsia="SimSun" w:cs="SimSun"/>
-          <w:kern w:val="0"/>
-          <w:sz w:val="24"/>
-          <w:szCs w:val="24"/>
-          <w:lang w:val="en-US" w:eastAsia="zh-CN" w:bidi="ar"/>
-        </w:rPr>
-        <w:t xml:space="preserve">map.put(s1, </w:t>
-      </w:r>
-      <w:r>
-        <w:rPr>
-          <w:rFonts w:ascii="SimSun" w:hAnsi="SimSun" w:eastAsia="SimSun" w:cs="SimSun"/>
-          <w:kern w:val="0"/>
-          <w:sz w:val="24"/>
-          <w:szCs w:val="24"/>
-          <w:lang w:val="en-US" w:eastAsia="zh-CN" w:bidi="ar"/>
-        </w:rPr>
-        <w:t>"A"</w:t>
-      </w:r>
-      <w:r>
-        <w:rPr>
-          <w:rStyle w:val="9"/>
-          <w:rFonts w:ascii="SimSun" w:hAnsi="SimSun" w:eastAsia="SimSun" w:cs="SimSun"/>
-          <w:kern w:val="0"/>
-          <w:sz w:val="24"/>
-          <w:szCs w:val="24"/>
-          <w:lang w:val="en-US" w:eastAsia="zh-CN" w:bidi="ar"/>
-        </w:rPr>
-        <w:t>);</w:t>
-      </w:r>
-    </w:p>
-    <w:p>
-      <w:pPr>
-        <w:keepNext w:val="0"/>
-        <w:keepLines w:val="0"/>
-        <w:widowControl/>
-        <w:suppressLineNumbers w:val="0"/>
-        <w:bidi w:val="0"/>
-        <w:jc w:val="left"/>
-      </w:pPr>
-      <w:r>
-        <w:rPr>
-          <w:rStyle w:val="9"/>
-          <w:rFonts w:ascii="SimSun" w:hAnsi="SimSun" w:eastAsia="SimSun" w:cs="SimSun"/>
-          <w:kern w:val="0"/>
-          <w:sz w:val="24"/>
-          <w:szCs w:val="24"/>
-          <w:lang w:val="en-US" w:eastAsia="zh-CN" w:bidi="ar"/>
-        </w:rPr>
-        <w:t xml:space="preserve">map.get(s2); </w:t>
-      </w:r>
-      <w:r>
-        <w:rPr>
-          <w:rFonts w:ascii="SimSun" w:hAnsi="SimSun" w:eastAsia="SimSun" w:cs="SimSun"/>
-          <w:kern w:val="0"/>
-          <w:sz w:val="24"/>
-          <w:szCs w:val="24"/>
-          <w:lang w:val="en-US" w:eastAsia="zh-CN" w:bidi="ar"/>
-        </w:rPr>
-        <w:t>// ❌ returns null</w:t>
-      </w:r>
-    </w:p>
-    <w:p>
-      <w:pPr>
-        <w:pStyle w:val="12"/>
-        <w:keepNext w:val="0"/>
-        <w:keepLines w:val="0"/>
-        <w:widowControl/>
-        <w:suppressLineNumbers w:val="0"/>
-      </w:pPr>
-      <w:r>
-        <w:t>Because:</w:t>
-      </w:r>
-    </w:p>
-    <w:p>
-      <w:pPr>
-        <w:pStyle w:val="12"/>
-        <w:keepNext w:val="0"/>
-        <w:keepLines w:val="0"/>
-        <w:widowControl/>
-        <w:suppressLineNumbers w:val="0"/>
-        <w:ind w:left="720"/>
-      </w:pPr>
-      <w:r>
-        <w:rPr>
-          <w:rStyle w:val="9"/>
         </w:rPr>
         <w:t>equals()</w:t>
       </w:r>
       <w:r>
-        <w:t xml:space="preserve"> says equal</w:t>
-      </w:r>
-    </w:p>
-    <w:p>
-      <w:pPr>
-        <w:pStyle w:val="12"/>
-        <w:keepNext w:val="0"/>
-        <w:keepLines w:val="0"/>
-        <w:widowControl/>
-        <w:suppressLineNumbers w:val="0"/>
-        <w:ind w:left="720"/>
-      </w:pPr>
-      <w:r>
-        <w:rPr>
-          <w:rStyle w:val="9"/>
-        </w:rPr>
-        <w:t>hashCode()</w:t>
-      </w:r>
-      <w:r>
-        <w:t xml:space="preserve"> sends to </w:t>
+        <w:t xml:space="preserve"> is used </w:t>
       </w:r>
       <w:r>
         <w:rPr>
           <w:rStyle w:val="13"/>
         </w:rPr>
-        <w:t>different buckets</w:t>
-      </w:r>
-    </w:p>
-    <w:p>
-      <w:pPr>
-        <w:keepNext w:val="0"/>
-        <w:keepLines w:val="0"/>
-        <w:widowControl/>
-        <w:numPr>
-          <w:ilvl w:val="0"/>
-          <w:numId w:val="0"/>
-        </w:numPr>
-        <w:suppressLineNumbers w:val="0"/>
-        <w:spacing w:before="0" w:beforeAutospacing="1" w:after="0" w:afterAutospacing="1"/>
-        <w:rPr>
-          <w:rFonts w:ascii="SimSun" w:hAnsi="SimSun" w:eastAsia="SimSun" w:cs="SimSun"/>
-          <w:sz w:val="24"/>
-          <w:szCs w:val="24"/>
-        </w:rPr>
-      </w:pPr>
-      <w:r>
-        <w:rPr>
-          <w:rFonts w:ascii="SimSun" w:hAnsi="SimSun" w:eastAsia="SimSun" w:cs="SimSun"/>
-          <w:sz w:val="24"/>
-          <w:szCs w:val="24"/>
-        </w:rPr>
-        <w:t xml:space="preserve">What happens if </w:t>
-      </w:r>
-      <w:r>
-        <w:rPr>
-          <w:rStyle w:val="9"/>
-          <w:rFonts w:ascii="SimSun" w:hAnsi="SimSun" w:eastAsia="SimSun" w:cs="SimSun"/>
-          <w:sz w:val="24"/>
-          <w:szCs w:val="24"/>
-        </w:rPr>
-        <w:t>hashCode()</w:t>
-      </w:r>
-      <w:r>
-        <w:rPr>
-          <w:rFonts w:ascii="SimSun" w:hAnsi="SimSun" w:eastAsia="SimSun" w:cs="SimSun"/>
-          <w:sz w:val="24"/>
-          <w:szCs w:val="24"/>
-        </w:rPr>
-        <w:t xml:space="preserve"> is same but </w:t>
-      </w:r>
-      <w:r>
-        <w:rPr>
-          <w:rStyle w:val="9"/>
-          <w:rFonts w:ascii="SimSun" w:hAnsi="SimSun" w:eastAsia="SimSun" w:cs="SimSun"/>
-          <w:sz w:val="24"/>
-          <w:szCs w:val="24"/>
-        </w:rPr>
-        <w:t>equals()</w:t>
-      </w:r>
-      <w:r>
-        <w:rPr>
-          <w:rFonts w:ascii="SimSun" w:hAnsi="SimSun" w:eastAsia="SimSun" w:cs="SimSun"/>
-          <w:sz w:val="24"/>
-          <w:szCs w:val="24"/>
-        </w:rPr>
-        <w:t xml:space="preserve"> is false?</w:t>
-      </w:r>
-    </w:p>
-    <w:p>
-      <w:pPr>
-        <w:keepNext w:val="0"/>
-        <w:keepLines w:val="0"/>
-        <w:widowControl/>
-        <w:numPr>
-          <w:ilvl w:val="0"/>
-          <w:numId w:val="0"/>
-        </w:numPr>
-        <w:suppressLineNumbers w:val="0"/>
-        <w:spacing w:before="0" w:beforeAutospacing="1" w:after="0" w:afterAutospacing="1"/>
-        <w:rPr>
-          <w:rFonts w:ascii="SimSun" w:hAnsi="SimSun" w:eastAsia="SimSun" w:cs="SimSun"/>
-          <w:sz w:val="21"/>
-          <w:szCs w:val="21"/>
-          <w:highlight w:val="yellow"/>
-        </w:rPr>
-      </w:pPr>
-      <w:r>
-        <w:rPr>
-          <w:rFonts w:ascii="SimSun" w:hAnsi="SimSun" w:eastAsia="SimSun" w:cs="SimSun"/>
-          <w:sz w:val="21"/>
-          <w:szCs w:val="21"/>
-          <w:highlight w:val="yellow"/>
-        </w:rPr>
-        <w:t xml:space="preserve">Both objects are stored in the same bucket, but since </w:t>
-      </w:r>
-      <w:r>
-        <w:rPr>
-          <w:rStyle w:val="9"/>
-          <w:rFonts w:ascii="SimSun" w:hAnsi="SimSun" w:eastAsia="SimSun" w:cs="SimSun"/>
-          <w:sz w:val="21"/>
-          <w:szCs w:val="21"/>
-          <w:highlight w:val="yellow"/>
-        </w:rPr>
-        <w:t>equals()</w:t>
-      </w:r>
-      <w:r>
-        <w:rPr>
-          <w:rFonts w:ascii="SimSun" w:hAnsi="SimSun" w:eastAsia="SimSun" w:cs="SimSun"/>
-          <w:sz w:val="21"/>
-          <w:szCs w:val="21"/>
-          <w:highlight w:val="yellow"/>
-        </w:rPr>
-        <w:t xml:space="preserve"> returns false, they are treated as different keys and both entries are stored.</w:t>
-      </w:r>
-    </w:p>
-    <w:p>
-      <w:pPr>
-        <w:rPr>
-          <w:rFonts w:ascii="SimSun" w:hAnsi="SimSun" w:eastAsia="SimSun" w:cs="SimSun"/>
-          <w:sz w:val="21"/>
-          <w:szCs w:val="21"/>
-          <w:highlight w:val="yellow"/>
-          <w:lang w:eastAsia="en-IN"/>
-        </w:rPr>
-      </w:pPr>
-    </w:p>
-    <w:p>
-      <w:pPr>
-        <w:bidi w:val="0"/>
-        <w:rPr>
-          <w:b/>
-          <w:bCs/>
-          <w:sz w:val="32"/>
-          <w:szCs w:val="32"/>
-          <w:highlight w:val="none"/>
-        </w:rPr>
-      </w:pPr>
-      <w:r>
-        <w:rPr>
-          <w:b/>
-          <w:bCs/>
-          <w:sz w:val="32"/>
-          <w:szCs w:val="32"/>
-          <w:highlight w:val="none"/>
-        </w:rPr>
-        <w:t>Java HashSet</w:t>
-      </w:r>
-    </w:p>
-    <w:p>
-      <w:pPr>
-        <w:bidi w:val="0"/>
-      </w:pPr>
-      <w:r>
-        <w:t xml:space="preserve">A HashSet is a collection of items where every item is unique, and it is found in the java.util package: </w:t>
-      </w:r>
-    </w:p>
-    <w:p>
-      <w:pPr>
-        <w:bidi w:val="0"/>
-      </w:pPr>
-      <w:r>
-        <w:t>import java.util.HashSet;</w:t>
-      </w:r>
-    </w:p>
-    <w:p>
-      <w:pPr>
-        <w:bidi w:val="0"/>
-      </w:pPr>
-      <w:r>
-        <w:t>HashSet&lt;String&gt; cars = new HashSet&lt;String&gt;();</w:t>
-      </w:r>
-    </w:p>
-    <w:p>
-      <w:pPr>
-        <w:bidi w:val="0"/>
-        <w:rPr>
-          <w:lang w:eastAsia="en-IN"/>
-        </w:rPr>
-      </w:pPr>
-    </w:p>
-    <w:p>
-      <w:pPr>
-        <w:bidi w:val="0"/>
-      </w:pPr>
-      <w:r>
-        <w:t>cars.contains("Mazda");</w:t>
-      </w:r>
-    </w:p>
-    <w:p>
-      <w:pPr>
-        <w:bidi w:val="0"/>
-        <w:rPr>
-          <w:rFonts w:hint="default"/>
-          <w:lang w:val="en-US" w:eastAsia="en-IN"/>
-        </w:rPr>
-      </w:pPr>
-      <w:r>
-        <w:rPr>
-          <w:rFonts w:hint="default"/>
-          <w:lang w:val="en-US" w:eastAsia="en-IN"/>
-        </w:rPr>
-        <w:t>add()</w:t>
-      </w:r>
-    </w:p>
-    <w:p>
-      <w:pPr>
-        <w:bidi w:val="0"/>
-      </w:pPr>
-      <w:r>
-        <w:t>remove()</w:t>
-      </w:r>
-    </w:p>
-    <w:p>
-      <w:pPr>
-        <w:bidi w:val="0"/>
-      </w:pPr>
-      <w:r>
-        <w:t>clear()</w:t>
-      </w:r>
-    </w:p>
-    <w:p>
-      <w:pPr>
-        <w:bidi w:val="0"/>
-      </w:pPr>
-      <w:r>
-        <w:t>size()</w:t>
-      </w:r>
-    </w:p>
-    <w:p>
-      <w:pPr>
-        <w:rPr>
-          <w:lang w:eastAsia="en-IN"/>
-        </w:rPr>
-      </w:pPr>
-    </w:p>
-    <w:p>
-      <w:pPr>
-        <w:bidi w:val="0"/>
-        <w:rPr>
-          <w:b/>
-          <w:bCs/>
-          <w:sz w:val="28"/>
-          <w:szCs w:val="28"/>
-        </w:rPr>
-      </w:pPr>
-      <w:r>
-        <w:rPr>
-          <w:b/>
-          <w:bCs/>
-          <w:sz w:val="28"/>
-          <w:szCs w:val="28"/>
-        </w:rPr>
-        <w:t>Java Iterator</w:t>
-      </w:r>
-    </w:p>
-    <w:p>
-      <w:pPr>
-        <w:bidi w:val="0"/>
-      </w:pPr>
-      <w:r>
-        <w:t>An Iterator is an object that can be used to loop through collections, like ArrayList and HashSet. It is called an "iterator" because "iterating" is the technical term for looping.</w:t>
-      </w:r>
-    </w:p>
-    <w:p>
-      <w:pPr>
-        <w:bidi w:val="0"/>
-      </w:pPr>
-      <w:r>
-        <w:t>To use an Iterator, you must import it from the java.util package.</w:t>
-      </w:r>
-    </w:p>
-    <w:p>
-      <w:pPr>
-        <w:bidi w:val="0"/>
-        <w:rPr>
-          <w:highlight w:val="yellow"/>
-        </w:rPr>
-      </w:pPr>
-      <w:r>
-        <w:rPr>
-          <w:highlight w:val="yellow"/>
-        </w:rPr>
-        <w:t>import java.util.ArrayList;</w:t>
-      </w:r>
-    </w:p>
-    <w:p>
-      <w:pPr>
-        <w:bidi w:val="0"/>
-        <w:rPr>
-          <w:highlight w:val="yellow"/>
-        </w:rPr>
-      </w:pPr>
-      <w:r>
-        <w:rPr>
-          <w:highlight w:val="yellow"/>
-        </w:rPr>
-        <w:t>import java.util.Iterator;</w:t>
-      </w:r>
-    </w:p>
-    <w:p>
-      <w:pPr>
-        <w:bidi w:val="0"/>
-        <w:rPr>
-          <w:highlight w:val="yellow"/>
-        </w:rPr>
-      </w:pPr>
-      <w:r>
-        <w:rPr>
-          <w:highlight w:val="yellow"/>
-        </w:rPr>
-        <w:t>public class Main {</w:t>
-      </w:r>
-    </w:p>
-    <w:p>
-      <w:pPr>
-        <w:bidi w:val="0"/>
-        <w:rPr>
-          <w:highlight w:val="yellow"/>
-        </w:rPr>
-      </w:pPr>
-      <w:r>
-        <w:rPr>
-          <w:highlight w:val="yellow"/>
-        </w:rPr>
-        <w:t xml:space="preserve">  public static void main(String[] args) {</w:t>
-      </w:r>
-    </w:p>
-    <w:p>
-      <w:pPr>
-        <w:bidi w:val="0"/>
-        <w:rPr>
-          <w:highlight w:val="yellow"/>
-        </w:rPr>
-      </w:pPr>
-      <w:r>
-        <w:rPr>
-          <w:highlight w:val="yellow"/>
-        </w:rPr>
-        <w:t xml:space="preserve">    // Make a collection</w:t>
-      </w:r>
-    </w:p>
-    <w:p>
-      <w:pPr>
-        <w:bidi w:val="0"/>
-        <w:rPr>
-          <w:highlight w:val="yellow"/>
-        </w:rPr>
-      </w:pPr>
-      <w:r>
-        <w:rPr>
-          <w:highlight w:val="yellow"/>
-        </w:rPr>
-        <w:t xml:space="preserve">    ArrayList&lt;String&gt; cars = new ArrayList&lt;String&gt;();</w:t>
-      </w:r>
-    </w:p>
-    <w:p>
-      <w:pPr>
-        <w:bidi w:val="0"/>
-        <w:rPr>
-          <w:highlight w:val="yellow"/>
-        </w:rPr>
-      </w:pPr>
-      <w:r>
-        <w:rPr>
-          <w:highlight w:val="yellow"/>
-        </w:rPr>
-        <w:t xml:space="preserve">    cars.add("Volvo");</w:t>
-      </w:r>
-    </w:p>
-    <w:p>
-      <w:pPr>
-        <w:bidi w:val="0"/>
-        <w:rPr>
-          <w:highlight w:val="yellow"/>
-        </w:rPr>
-      </w:pPr>
-      <w:r>
-        <w:rPr>
-          <w:highlight w:val="yellow"/>
-        </w:rPr>
-        <w:t xml:space="preserve">    cars.add("BMW");</w:t>
-      </w:r>
-    </w:p>
-    <w:p>
-      <w:pPr>
-        <w:bidi w:val="0"/>
-        <w:rPr>
-          <w:highlight w:val="yellow"/>
-        </w:rPr>
-      </w:pPr>
-      <w:r>
-        <w:rPr>
-          <w:highlight w:val="yellow"/>
-        </w:rPr>
-        <w:t xml:space="preserve">    cars.add("Ford");</w:t>
-      </w:r>
-    </w:p>
-    <w:p>
-      <w:pPr>
-        <w:bidi w:val="0"/>
-        <w:rPr>
-          <w:highlight w:val="yellow"/>
-        </w:rPr>
-      </w:pPr>
-      <w:r>
-        <w:rPr>
-          <w:highlight w:val="yellow"/>
-        </w:rPr>
-        <w:t xml:space="preserve">    cars.add("Mazda");</w:t>
-      </w:r>
-    </w:p>
-    <w:p>
-      <w:pPr>
-        <w:bidi w:val="0"/>
-        <w:rPr>
-          <w:highlight w:val="yellow"/>
-        </w:rPr>
-      </w:pPr>
-      <w:r>
-        <w:rPr>
-          <w:highlight w:val="yellow"/>
-        </w:rPr>
-        <w:t xml:space="preserve">    // Get the iterator</w:t>
-      </w:r>
-    </w:p>
-    <w:p>
-      <w:pPr>
-        <w:bidi w:val="0"/>
-        <w:rPr>
-          <w:highlight w:val="yellow"/>
-        </w:rPr>
-      </w:pPr>
-      <w:r>
-        <w:rPr>
-          <w:highlight w:val="yellow"/>
-        </w:rPr>
-        <w:t xml:space="preserve">    Iterator&lt;String&gt; it = cars.iterator();</w:t>
-      </w:r>
-    </w:p>
-    <w:p>
-      <w:pPr>
-        <w:bidi w:val="0"/>
-        <w:rPr>
-          <w:highlight w:val="yellow"/>
-        </w:rPr>
-      </w:pPr>
-      <w:r>
-        <w:rPr>
-          <w:highlight w:val="yellow"/>
-        </w:rPr>
-        <w:t xml:space="preserve">    // Print the first item</w:t>
-      </w:r>
-    </w:p>
-    <w:p>
-      <w:pPr>
-        <w:bidi w:val="0"/>
-        <w:rPr>
-          <w:highlight w:val="yellow"/>
-        </w:rPr>
-      </w:pPr>
-      <w:r>
-        <w:rPr>
-          <w:highlight w:val="yellow"/>
-        </w:rPr>
-        <w:t xml:space="preserve">    System.out.println(it.next());</w:t>
-      </w:r>
-    </w:p>
-    <w:p>
-      <w:pPr>
-        <w:bidi w:val="0"/>
-        <w:rPr>
-          <w:highlight w:val="yellow"/>
-        </w:rPr>
-      </w:pPr>
-      <w:r>
-        <w:rPr>
-          <w:highlight w:val="yellow"/>
-        </w:rPr>
-        <w:t xml:space="preserve">  }</w:t>
-      </w:r>
-    </w:p>
-    <w:p>
-      <w:pPr>
-        <w:bidi w:val="0"/>
-        <w:rPr>
-          <w:lang w:eastAsia="en-IN"/>
-        </w:rPr>
-      </w:pPr>
-      <w:r>
-        <w:rPr>
-          <w:highlight w:val="yellow"/>
-        </w:rPr>
-        <w:t>}</w:t>
-      </w:r>
-    </w:p>
-    <w:p>
-      <w:pPr>
-        <w:bidi w:val="0"/>
-      </w:pPr>
-      <w:r>
-        <w:rPr>
-          <w:rFonts w:hint="default"/>
-          <w:lang w:val="en-US"/>
-        </w:rPr>
-        <w:t>//</w:t>
-      </w:r>
-      <w:r>
-        <w:t>To loop through a collection, use the hasNext() and next() methods of the Iterator:</w:t>
-      </w:r>
-    </w:p>
-    <w:p>
-      <w:pPr>
-        <w:bidi w:val="0"/>
-        <w:rPr>
-          <w:highlight w:val="yellow"/>
-        </w:rPr>
-      </w:pPr>
-      <w:r>
-        <w:rPr>
-          <w:highlight w:val="yellow"/>
-        </w:rPr>
-        <w:t>while(it.hasNext()) {</w:t>
-      </w:r>
-    </w:p>
-    <w:p>
-      <w:pPr>
-        <w:bidi w:val="0"/>
-        <w:rPr>
-          <w:highlight w:val="yellow"/>
-        </w:rPr>
-      </w:pPr>
-      <w:r>
-        <w:rPr>
-          <w:highlight w:val="yellow"/>
-        </w:rPr>
-        <w:t xml:space="preserve">  System.out.println(it.next());</w:t>
-      </w:r>
-    </w:p>
-    <w:p>
-      <w:pPr>
-        <w:bidi w:val="0"/>
-        <w:rPr>
-          <w:lang w:eastAsia="en-IN"/>
-        </w:rPr>
-      </w:pPr>
-      <w:r>
-        <w:rPr>
-          <w:highlight w:val="yellow"/>
-        </w:rPr>
-        <w:t>}</w:t>
-      </w:r>
-    </w:p>
-    <w:p>
-      <w:pPr>
-        <w:bidi w:val="0"/>
-      </w:pPr>
-      <w:r>
-        <w:rPr>
-          <w:rFonts w:hint="default"/>
-          <w:lang w:val="en-US"/>
-        </w:rPr>
-        <w:t>//</w:t>
-      </w:r>
-      <w:r>
-        <w:t>Iterators are designed to easily change the collections that they loop through. The remove() method can remove items from a collection while looping.</w:t>
-      </w:r>
-    </w:p>
-    <w:p>
-      <w:pPr>
-        <w:bidi w:val="0"/>
-        <w:rPr>
-          <w:highlight w:val="yellow"/>
-        </w:rPr>
-      </w:pPr>
-      <w:r>
-        <w:rPr>
-          <w:highlight w:val="yellow"/>
-        </w:rPr>
-        <w:t>import java.util.ArrayList;</w:t>
-      </w:r>
-    </w:p>
-    <w:p>
-      <w:pPr>
-        <w:bidi w:val="0"/>
-        <w:rPr>
-          <w:highlight w:val="yellow"/>
-        </w:rPr>
-      </w:pPr>
-      <w:r>
-        <w:rPr>
-          <w:highlight w:val="yellow"/>
-        </w:rPr>
-        <w:t>import java.util.Iterator;</w:t>
-      </w:r>
-    </w:p>
-    <w:p>
-      <w:pPr>
-        <w:bidi w:val="0"/>
-        <w:rPr>
-          <w:highlight w:val="yellow"/>
-        </w:rPr>
-      </w:pPr>
-    </w:p>
-    <w:p>
-      <w:pPr>
-        <w:bidi w:val="0"/>
-        <w:rPr>
-          <w:highlight w:val="yellow"/>
-        </w:rPr>
-      </w:pPr>
-      <w:r>
-        <w:rPr>
-          <w:highlight w:val="yellow"/>
-        </w:rPr>
-        <w:t>public class Main {</w:t>
-      </w:r>
-    </w:p>
-    <w:p>
-      <w:pPr>
-        <w:bidi w:val="0"/>
-        <w:rPr>
-          <w:highlight w:val="yellow"/>
-        </w:rPr>
-      </w:pPr>
-      <w:r>
-        <w:rPr>
-          <w:highlight w:val="yellow"/>
-        </w:rPr>
-        <w:t xml:space="preserve">  public static void main(String[] args) {</w:t>
-      </w:r>
-    </w:p>
-    <w:p>
-      <w:pPr>
-        <w:bidi w:val="0"/>
-        <w:rPr>
-          <w:highlight w:val="yellow"/>
-        </w:rPr>
-      </w:pPr>
-      <w:r>
-        <w:rPr>
-          <w:highlight w:val="yellow"/>
-        </w:rPr>
-        <w:t xml:space="preserve">    ArrayList&lt;Integer&gt; numbers = new ArrayList&lt;Integer&gt;();</w:t>
-      </w:r>
-    </w:p>
-    <w:p>
-      <w:pPr>
-        <w:bidi w:val="0"/>
-        <w:rPr>
-          <w:highlight w:val="yellow"/>
-        </w:rPr>
-      </w:pPr>
-      <w:r>
-        <w:rPr>
-          <w:highlight w:val="yellow"/>
-        </w:rPr>
-        <w:t xml:space="preserve">    numbers.add(12);</w:t>
-      </w:r>
-    </w:p>
-    <w:p>
-      <w:pPr>
-        <w:bidi w:val="0"/>
-        <w:rPr>
-          <w:highlight w:val="yellow"/>
-        </w:rPr>
-      </w:pPr>
-      <w:r>
-        <w:rPr>
-          <w:highlight w:val="yellow"/>
-        </w:rPr>
-        <w:t xml:space="preserve">    numbers.add(8);</w:t>
-      </w:r>
-    </w:p>
-    <w:p>
-      <w:pPr>
-        <w:bidi w:val="0"/>
-        <w:rPr>
-          <w:highlight w:val="yellow"/>
-        </w:rPr>
-      </w:pPr>
-      <w:r>
-        <w:rPr>
-          <w:highlight w:val="yellow"/>
-        </w:rPr>
-        <w:t xml:space="preserve">    numbers.add(2);</w:t>
-      </w:r>
-    </w:p>
-    <w:p>
-      <w:pPr>
-        <w:bidi w:val="0"/>
-        <w:rPr>
-          <w:highlight w:val="yellow"/>
-        </w:rPr>
-      </w:pPr>
-      <w:r>
-        <w:rPr>
-          <w:highlight w:val="yellow"/>
-        </w:rPr>
-        <w:t xml:space="preserve">    numbers.add(23);</w:t>
-      </w:r>
-    </w:p>
-    <w:p>
-      <w:pPr>
-        <w:bidi w:val="0"/>
-        <w:rPr>
-          <w:highlight w:val="yellow"/>
-        </w:rPr>
-      </w:pPr>
-      <w:r>
-        <w:rPr>
-          <w:highlight w:val="yellow"/>
-        </w:rPr>
-        <w:t xml:space="preserve">    Iterator&lt;Integer&gt; it = numbers.iterator();</w:t>
-      </w:r>
-    </w:p>
-    <w:p>
-      <w:pPr>
-        <w:bidi w:val="0"/>
-        <w:rPr>
-          <w:highlight w:val="yellow"/>
-        </w:rPr>
-      </w:pPr>
-      <w:r>
-        <w:rPr>
-          <w:highlight w:val="yellow"/>
-        </w:rPr>
-        <w:t xml:space="preserve">    while(it.hasNext()) {</w:t>
-      </w:r>
-    </w:p>
-    <w:p>
-      <w:pPr>
-        <w:bidi w:val="0"/>
-        <w:rPr>
-          <w:highlight w:val="yellow"/>
-        </w:rPr>
-      </w:pPr>
-      <w:r>
-        <w:rPr>
-          <w:highlight w:val="yellow"/>
-        </w:rPr>
-        <w:t xml:space="preserve">      Integer i = it.next();</w:t>
-      </w:r>
-    </w:p>
-    <w:p>
-      <w:pPr>
-        <w:bidi w:val="0"/>
-        <w:rPr>
-          <w:highlight w:val="yellow"/>
-        </w:rPr>
-      </w:pPr>
-      <w:r>
-        <w:rPr>
-          <w:highlight w:val="yellow"/>
-        </w:rPr>
-        <w:t xml:space="preserve">      if(i &lt; 10) {</w:t>
-      </w:r>
-    </w:p>
-    <w:p>
-      <w:pPr>
-        <w:bidi w:val="0"/>
-        <w:rPr>
-          <w:highlight w:val="yellow"/>
-        </w:rPr>
-      </w:pPr>
-      <w:r>
-        <w:rPr>
-          <w:highlight w:val="yellow"/>
-        </w:rPr>
-        <w:t xml:space="preserve">        it.remove();</w:t>
-      </w:r>
-    </w:p>
-    <w:p>
-      <w:pPr>
-        <w:bidi w:val="0"/>
-        <w:rPr>
-          <w:highlight w:val="yellow"/>
-        </w:rPr>
-      </w:pPr>
-      <w:r>
-        <w:rPr>
-          <w:highlight w:val="yellow"/>
-        </w:rPr>
-        <w:t xml:space="preserve">      }</w:t>
-      </w:r>
-    </w:p>
-    <w:p>
-      <w:pPr>
-        <w:bidi w:val="0"/>
-        <w:rPr>
-          <w:highlight w:val="yellow"/>
-        </w:rPr>
-      </w:pPr>
-      <w:r>
-        <w:rPr>
-          <w:highlight w:val="yellow"/>
-        </w:rPr>
-        <w:t xml:space="preserve">    }</w:t>
-      </w:r>
-    </w:p>
-    <w:p>
-      <w:pPr>
-        <w:bidi w:val="0"/>
-        <w:rPr>
-          <w:highlight w:val="yellow"/>
-        </w:rPr>
-      </w:pPr>
-      <w:r>
-        <w:rPr>
-          <w:highlight w:val="yellow"/>
-        </w:rPr>
-        <w:t xml:space="preserve">    System.out.println(numbers);</w:t>
-      </w:r>
-    </w:p>
-    <w:p>
-      <w:pPr>
-        <w:bidi w:val="0"/>
-        <w:rPr>
-          <w:highlight w:val="yellow"/>
-        </w:rPr>
-      </w:pPr>
-      <w:r>
-        <w:rPr>
-          <w:highlight w:val="yellow"/>
-        </w:rPr>
-        <w:t xml:space="preserve">  }</w:t>
-      </w:r>
-      <w:r>
-        <w:rPr>
-          <w:rFonts w:hint="default"/>
-          <w:highlight w:val="yellow"/>
-          <w:lang w:val="en-US"/>
-        </w:rPr>
-        <w:t xml:space="preserve"> </w:t>
-      </w:r>
-      <w:r>
-        <w:rPr>
-          <w:highlight w:val="yellow"/>
-        </w:rPr>
-        <w:t>}</w:t>
-      </w:r>
-    </w:p>
-    <w:p>
-      <w:pPr>
-        <w:rPr>
-          <w:rFonts w:ascii="SimSun" w:hAnsi="SimSun" w:eastAsia="SimSun" w:cs="SimSun"/>
-          <w:sz w:val="32"/>
-          <w:szCs w:val="32"/>
-        </w:rPr>
-      </w:pPr>
-      <w:r>
-        <w:rPr>
-          <w:rFonts w:ascii="SimSun" w:hAnsi="SimSun" w:eastAsia="SimSun" w:cs="SimSun"/>
-          <w:sz w:val="32"/>
-          <w:szCs w:val="32"/>
-        </w:rPr>
-        <w:t>Fail-Fast vs Fail-Safe Iterators</w:t>
-      </w:r>
-    </w:p>
-    <w:p>
-      <w:pPr>
-        <w:pStyle w:val="12"/>
-        <w:keepNext w:val="0"/>
-        <w:keepLines w:val="0"/>
-        <w:widowControl/>
-        <w:suppressLineNumbers w:val="0"/>
-      </w:pPr>
-      <w:r>
-        <w:t>Interviewers ask this to check:</w:t>
-      </w:r>
-    </w:p>
-    <w:p>
-      <w:pPr>
-        <w:pStyle w:val="12"/>
-        <w:keepNext w:val="0"/>
-        <w:keepLines w:val="0"/>
-        <w:widowControl/>
-        <w:suppressLineNumbers w:val="0"/>
-        <w:ind w:firstLine="720" w:firstLineChars="0"/>
-        <w:rPr>
-          <w:rStyle w:val="13"/>
-        </w:rPr>
-      </w:pPr>
-      <w:r>
-        <w:t xml:space="preserve">Your </w:t>
-      </w:r>
-      <w:r>
-        <w:rPr>
-          <w:rStyle w:val="13"/>
-        </w:rPr>
-        <w:t>collection internals knowledge</w:t>
-      </w:r>
-    </w:p>
-    <w:p>
-      <w:pPr>
-        <w:pStyle w:val="12"/>
-        <w:keepNext w:val="0"/>
-        <w:keepLines w:val="0"/>
-        <w:widowControl/>
-        <w:suppressLineNumbers w:val="0"/>
-        <w:ind w:left="720"/>
-      </w:pPr>
-      <w:r>
-        <w:t xml:space="preserve">Understanding of </w:t>
-      </w:r>
-      <w:r>
-        <w:rPr>
-          <w:rStyle w:val="13"/>
-        </w:rPr>
-        <w:t>concurrency &amp; safety</w:t>
-      </w:r>
-    </w:p>
-    <w:p>
-      <w:pPr>
-        <w:pStyle w:val="12"/>
-        <w:keepNext w:val="0"/>
-        <w:keepLines w:val="0"/>
-        <w:widowControl/>
-        <w:suppressLineNumbers w:val="0"/>
-        <w:ind w:left="720"/>
-      </w:pPr>
-      <w:r>
-        <w:t>Real-world bug handling experience</w:t>
-      </w:r>
-    </w:p>
-    <w:p>
-      <w:pPr>
-        <w:pStyle w:val="3"/>
-        <w:keepNext w:val="0"/>
-        <w:keepLines w:val="0"/>
-        <w:widowControl/>
-        <w:suppressLineNumbers w:val="0"/>
-      </w:pPr>
-      <w:r>
-        <w:t>Fail-Fast Iterators</w:t>
-      </w:r>
-    </w:p>
-    <w:p>
-      <w:pPr>
-        <w:pStyle w:val="12"/>
-        <w:keepNext w:val="0"/>
-        <w:keepLines w:val="0"/>
-        <w:widowControl/>
-        <w:suppressLineNumbers w:val="0"/>
-      </w:pPr>
-      <w:r>
-        <w:t xml:space="preserve">A </w:t>
-      </w:r>
-      <w:r>
-        <w:rPr>
-          <w:rStyle w:val="13"/>
-        </w:rPr>
-        <w:t>Fail-Fast iterator</w:t>
-      </w:r>
-      <w:r>
-        <w:t>:</w:t>
-      </w:r>
-    </w:p>
-    <w:p>
-      <w:pPr>
-        <w:pStyle w:val="12"/>
-        <w:keepNext w:val="0"/>
-        <w:keepLines w:val="0"/>
-        <w:widowControl/>
-        <w:suppressLineNumbers w:val="0"/>
-        <w:ind w:left="720"/>
-      </w:pPr>
-      <w:r>
-        <w:t xml:space="preserve">Directly iterates over the </w:t>
-      </w:r>
-      <w:r>
-        <w:rPr>
-          <w:rStyle w:val="13"/>
-        </w:rPr>
-        <w:t>original collection</w:t>
-      </w:r>
-    </w:p>
-    <w:p>
-      <w:pPr>
-        <w:pStyle w:val="12"/>
-        <w:keepNext w:val="0"/>
-        <w:keepLines w:val="0"/>
-        <w:widowControl/>
-        <w:suppressLineNumbers w:val="0"/>
-        <w:ind w:left="720"/>
-      </w:pPr>
-      <w:r>
-        <w:t xml:space="preserve">If collection is </w:t>
-      </w:r>
-      <w:r>
-        <w:rPr>
-          <w:rStyle w:val="13"/>
-        </w:rPr>
-        <w:t>structurally modified</w:t>
-      </w:r>
-      <w:r>
-        <w:t xml:space="preserve"> during iteration</w:t>
-      </w:r>
-    </w:p>
-    <w:p>
-      <w:pPr>
-        <w:pStyle w:val="12"/>
-        <w:keepNext w:val="0"/>
-        <w:keepLines w:val="0"/>
-        <w:widowControl/>
-        <w:suppressLineNumbers w:val="0"/>
-        <w:ind w:left="720"/>
-        <w:rPr>
-          <w:rFonts w:hint="default"/>
-          <w:lang w:val="en-US"/>
-        </w:rPr>
-      </w:pPr>
-      <w:r>
-        <w:t xml:space="preserve">It </w:t>
-      </w:r>
-      <w:r>
-        <w:rPr>
-          <w:rStyle w:val="13"/>
-        </w:rPr>
-        <w:t>fails immediately</w:t>
-      </w:r>
-      <w:r>
-        <w:t xml:space="preserve"> by throwing an exceptio</w:t>
-      </w:r>
-      <w:r>
-        <w:rPr>
-          <w:rFonts w:hint="default"/>
-          <w:lang w:val="en-US"/>
-        </w:rPr>
-        <w:t>n</w:t>
+        <w:t>after</w:t>
+      </w:r>
+      <w:r>
+        <w:t xml:space="preserve"> hash match</w:t>
       </w:r>
     </w:p>
     <w:p>
@@ -18112,34 +16448,32 @@
     </w:p>
     <w:p>
       <w:pPr>
-        <w:pStyle w:val="4"/>
-        <w:keepNext w:val="0"/>
-        <w:keepLines w:val="0"/>
-        <w:widowControl/>
-        <w:suppressLineNumbers w:val="0"/>
-        <w:rPr>
-          <w:color w:val="000000" w:themeColor="text1"/>
-          <w:sz w:val="28"/>
-          <w:szCs w:val="28"/>
-          <w14:textFill>
-            <w14:solidFill>
-              <w14:schemeClr w14:val="tx1"/>
-            </w14:solidFill>
-          </w14:textFill>
-        </w:rPr>
-      </w:pPr>
-      <w:r>
-        <w:rPr>
-          <w:color w:val="000000" w:themeColor="text1"/>
-          <w:sz w:val="28"/>
-          <w:szCs w:val="28"/>
-          <w14:textFill>
-            <w14:solidFill>
-              <w14:schemeClr w14:val="tx1"/>
-            </w14:solidFill>
-          </w14:textFill>
-        </w:rPr>
-        <w:t>Key Characteristics</w:t>
+        <w:pStyle w:val="3"/>
+        <w:keepNext w:val="0"/>
+        <w:keepLines w:val="0"/>
+        <w:widowControl/>
+        <w:suppressLineNumbers w:val="0"/>
+      </w:pPr>
+      <w:r>
+        <w:t xml:space="preserve">Why </w:t>
+      </w:r>
+      <w:r>
+        <w:rPr>
+          <w:rStyle w:val="9"/>
+        </w:rPr>
+        <w:t>equals()</w:t>
+      </w:r>
+      <w:r>
+        <w:t xml:space="preserve"> &amp; </w:t>
+      </w:r>
+      <w:r>
+        <w:rPr>
+          <w:rStyle w:val="9"/>
+        </w:rPr>
+        <w:t>hashCode()</w:t>
+      </w:r>
+      <w:r>
+        <w:t xml:space="preserve"> Matter Together</w:t>
       </w:r>
     </w:p>
     <w:p>
@@ -18152,13 +16486,13 @@
         <w:ind w:left="720"/>
       </w:pPr>
       <w:r>
-        <w:t xml:space="preserve">Throws </w:t>
-      </w:r>
-      <w:r>
         <w:rPr>
           <w:rStyle w:val="9"/>
         </w:rPr>
-        <w:t>ConcurrentModificationException</w:t>
+        <w:t>hashCode()</w:t>
+      </w:r>
+      <w:r>
+        <w:t xml:space="preserve"> → finds bucket</w:t>
       </w:r>
     </w:p>
     <w:p>
@@ -18169,18 +16503,15 @@
         <w:widowControl/>
         <w:suppressLineNumbers w:val="0"/>
         <w:ind w:left="720"/>
-        <w:rPr>
-          <w:rStyle w:val="13"/>
-        </w:rPr>
-      </w:pPr>
-      <w:r>
-        <w:t xml:space="preserve">Detects </w:t>
-      </w:r>
-      <w:r>
-        <w:rPr>
-          <w:rStyle w:val="13"/>
-        </w:rPr>
-        <w:t>unsafe concurrent modification</w:t>
+      </w:pPr>
+      <w:r>
+        <w:rPr>
+          <w:rStyle w:val="9"/>
+        </w:rPr>
+        <w:t>equals()</w:t>
+      </w:r>
+      <w:r>
+        <w:t xml:space="preserve"> → finds exact key</w:t>
       </w:r>
     </w:p>
     <w:p>
@@ -18190,10 +16521,22 @@
         <w:keepLines w:val="0"/>
         <w:widowControl/>
         <w:suppressLineNumbers w:val="0"/>
+      </w:pPr>
+      <w:r>
+        <w:t>❌ If not overridden properly:</w:t>
+      </w:r>
+    </w:p>
+    <w:p>
+      <w:pPr>
+        <w:pStyle w:val="12"/>
+        <w:keepNext w:val="0"/>
+        <w:keepLines w:val="0"/>
+        <w:widowControl/>
+        <w:suppressLineNumbers w:val="0"/>
         <w:ind w:left="720"/>
       </w:pPr>
       <w:r>
-        <w:t>Not thread-safe</w:t>
+        <w:t>Duplicate keys</w:t>
       </w:r>
     </w:p>
     <w:p>
@@ -18206,13 +16549,20 @@
         <w:ind w:left="720"/>
       </w:pPr>
       <w:r>
-        <w:t xml:space="preserve">Works on </w:t>
-      </w:r>
-      <w:r>
-        <w:rPr>
-          <w:rStyle w:val="13"/>
-        </w:rPr>
-        <w:t>original data</w:t>
+        <w:t>Data loss</w:t>
+      </w:r>
+    </w:p>
+    <w:p>
+      <w:pPr>
+        <w:pStyle w:val="12"/>
+        <w:keepNext w:val="0"/>
+        <w:keepLines w:val="0"/>
+        <w:widowControl/>
+        <w:suppressLineNumbers w:val="0"/>
+        <w:ind w:left="720"/>
+      </w:pPr>
+      <w:r>
+        <w:t>Lookup failure</w:t>
       </w:r>
     </w:p>
     <w:p>
@@ -18238,32 +16588,312 @@
     </w:p>
     <w:p>
       <w:pPr>
+        <w:pStyle w:val="3"/>
+        <w:keepNext w:val="0"/>
+        <w:keepLines w:val="0"/>
+        <w:widowControl/>
+        <w:suppressLineNumbers w:val="0"/>
+      </w:pPr>
+      <w:r>
+        <w:t>Internal Structure (Visual Summary)</w:t>
+      </w:r>
+    </w:p>
+    <w:p>
+      <w:pPr>
+        <w:keepNext w:val="0"/>
+        <w:keepLines w:val="0"/>
+        <w:widowControl/>
+        <w:suppressLineNumbers w:val="0"/>
+        <w:bidi w:val="0"/>
+        <w:jc w:val="left"/>
+        <w:rPr>
+          <w:rStyle w:val="9"/>
+          <w:rFonts w:ascii="SimSun" w:hAnsi="SimSun" w:eastAsia="SimSun" w:cs="SimSun"/>
+          <w:kern w:val="0"/>
+          <w:sz w:val="24"/>
+          <w:szCs w:val="24"/>
+          <w:lang w:val="en-US" w:eastAsia="zh-CN" w:bidi="ar"/>
+        </w:rPr>
+      </w:pPr>
+      <w:r>
+        <w:rPr>
+          <w:rStyle w:val="9"/>
+          <w:rFonts w:ascii="SimSun" w:hAnsi="SimSun" w:eastAsia="SimSun" w:cs="SimSun"/>
+          <w:kern w:val="0"/>
+          <w:sz w:val="24"/>
+          <w:szCs w:val="24"/>
+          <w:lang w:val="en-US" w:eastAsia="zh-CN" w:bidi="ar"/>
+        </w:rPr>
+        <w:t>HashMap</w:t>
+      </w:r>
+    </w:p>
+    <w:p>
+      <w:pPr>
+        <w:keepNext w:val="0"/>
+        <w:keepLines w:val="0"/>
+        <w:widowControl/>
+        <w:suppressLineNumbers w:val="0"/>
+        <w:bidi w:val="0"/>
+        <w:jc w:val="left"/>
+        <w:rPr>
+          <w:rStyle w:val="9"/>
+          <w:rFonts w:ascii="SimSun" w:hAnsi="SimSun" w:eastAsia="SimSun" w:cs="SimSun"/>
+          <w:kern w:val="0"/>
+          <w:sz w:val="24"/>
+          <w:szCs w:val="24"/>
+          <w:lang w:val="en-US" w:eastAsia="zh-CN" w:bidi="ar"/>
+        </w:rPr>
+      </w:pPr>
+      <w:r>
+        <w:rPr>
+          <w:rStyle w:val="9"/>
+          <w:rFonts w:ascii="SimSun" w:hAnsi="SimSun" w:eastAsia="SimSun" w:cs="SimSun"/>
+          <w:kern w:val="0"/>
+          <w:sz w:val="24"/>
+          <w:szCs w:val="24"/>
+          <w:lang w:val="en-US" w:eastAsia="zh-CN" w:bidi="ar"/>
+        </w:rPr>
+        <w:t xml:space="preserve"> └── Array (capacity = 16)</w:t>
+      </w:r>
+    </w:p>
+    <w:p>
+      <w:pPr>
+        <w:keepNext w:val="0"/>
+        <w:keepLines w:val="0"/>
+        <w:widowControl/>
+        <w:suppressLineNumbers w:val="0"/>
+        <w:bidi w:val="0"/>
+        <w:jc w:val="left"/>
+        <w:rPr>
+          <w:rStyle w:val="9"/>
+          <w:rFonts w:ascii="SimSun" w:hAnsi="SimSun" w:eastAsia="SimSun" w:cs="SimSun"/>
+          <w:kern w:val="0"/>
+          <w:sz w:val="24"/>
+          <w:szCs w:val="24"/>
+          <w:lang w:val="en-US" w:eastAsia="zh-CN" w:bidi="ar"/>
+        </w:rPr>
+      </w:pPr>
+      <w:r>
+        <w:rPr>
+          <w:rStyle w:val="9"/>
+          <w:rFonts w:ascii="SimSun" w:hAnsi="SimSun" w:eastAsia="SimSun" w:cs="SimSun"/>
+          <w:kern w:val="0"/>
+          <w:sz w:val="24"/>
+          <w:szCs w:val="24"/>
+          <w:lang w:val="en-US" w:eastAsia="zh-CN" w:bidi="ar"/>
+        </w:rPr>
+        <w:t xml:space="preserve">      ├── Bucket 0 → null</w:t>
+      </w:r>
+    </w:p>
+    <w:p>
+      <w:pPr>
+        <w:keepNext w:val="0"/>
+        <w:keepLines w:val="0"/>
+        <w:widowControl/>
+        <w:suppressLineNumbers w:val="0"/>
+        <w:bidi w:val="0"/>
+        <w:jc w:val="left"/>
+        <w:rPr>
+          <w:rStyle w:val="9"/>
+          <w:rFonts w:ascii="SimSun" w:hAnsi="SimSun" w:eastAsia="SimSun" w:cs="SimSun"/>
+          <w:kern w:val="0"/>
+          <w:sz w:val="24"/>
+          <w:szCs w:val="24"/>
+          <w:lang w:val="en-US" w:eastAsia="zh-CN" w:bidi="ar"/>
+        </w:rPr>
+      </w:pPr>
+      <w:r>
+        <w:rPr>
+          <w:rStyle w:val="9"/>
+          <w:rFonts w:ascii="SimSun" w:hAnsi="SimSun" w:eastAsia="SimSun" w:cs="SimSun"/>
+          <w:kern w:val="0"/>
+          <w:sz w:val="24"/>
+          <w:szCs w:val="24"/>
+          <w:lang w:val="en-US" w:eastAsia="zh-CN" w:bidi="ar"/>
+        </w:rPr>
+        <w:t xml:space="preserve">      ├── Bucket 1 → Node</w:t>
+      </w:r>
+    </w:p>
+    <w:p>
+      <w:pPr>
+        <w:keepNext w:val="0"/>
+        <w:keepLines w:val="0"/>
+        <w:widowControl/>
+        <w:suppressLineNumbers w:val="0"/>
+        <w:bidi w:val="0"/>
+        <w:jc w:val="left"/>
+        <w:rPr>
+          <w:rStyle w:val="9"/>
+          <w:rFonts w:ascii="SimSun" w:hAnsi="SimSun" w:eastAsia="SimSun" w:cs="SimSun"/>
+          <w:kern w:val="0"/>
+          <w:sz w:val="24"/>
+          <w:szCs w:val="24"/>
+          <w:lang w:val="en-US" w:eastAsia="zh-CN" w:bidi="ar"/>
+        </w:rPr>
+      </w:pPr>
+      <w:r>
+        <w:rPr>
+          <w:rStyle w:val="9"/>
+          <w:rFonts w:ascii="SimSun" w:hAnsi="SimSun" w:eastAsia="SimSun" w:cs="SimSun"/>
+          <w:kern w:val="0"/>
+          <w:sz w:val="24"/>
+          <w:szCs w:val="24"/>
+          <w:lang w:val="en-US" w:eastAsia="zh-CN" w:bidi="ar"/>
+        </w:rPr>
+        <w:t xml:space="preserve">      ├── Bucket 2 → Node → Node</w:t>
+      </w:r>
+    </w:p>
+    <w:p>
+      <w:pPr>
+        <w:keepNext w:val="0"/>
+        <w:keepLines w:val="0"/>
+        <w:widowControl/>
+        <w:suppressLineNumbers w:val="0"/>
+        <w:bidi w:val="0"/>
+        <w:jc w:val="left"/>
+        <w:rPr>
+          <w:lang w:eastAsia="en-IN"/>
+        </w:rPr>
+      </w:pPr>
+      <w:r>
+        <w:rPr>
+          <w:rStyle w:val="9"/>
+          <w:rFonts w:ascii="SimSun" w:hAnsi="SimSun" w:eastAsia="SimSun" w:cs="SimSun"/>
+          <w:kern w:val="0"/>
+          <w:sz w:val="24"/>
+          <w:szCs w:val="24"/>
+          <w:lang w:val="en-US" w:eastAsia="zh-CN" w:bidi="ar"/>
+        </w:rPr>
+        <w:t xml:space="preserve">      ├── Bucket 3 → TreeNode</w:t>
+      </w:r>
+    </w:p>
+    <w:p>
+      <w:pPr>
+        <w:rPr>
+          <w:lang w:eastAsia="en-IN"/>
+        </w:rPr>
+      </w:pPr>
+    </w:p>
+    <w:p>
+      <w:pPr>
+        <w:rPr>
+          <w:rFonts w:ascii="SimSun" w:hAnsi="SimSun" w:eastAsia="SimSun" w:cs="SimSun"/>
+          <w:sz w:val="24"/>
+          <w:szCs w:val="24"/>
+        </w:rPr>
+      </w:pPr>
+      <w:r>
+        <w:rPr>
+          <w:rFonts w:ascii="SimSun" w:hAnsi="SimSun" w:eastAsia="SimSun" w:cs="SimSun"/>
+          <w:sz w:val="24"/>
+          <w:szCs w:val="24"/>
+        </w:rPr>
+        <w:t>How does HashMap work internally?</w:t>
+      </w:r>
+    </w:p>
+    <w:p>
+      <w:pPr>
+        <w:rPr>
+          <w:rFonts w:ascii="SimSun" w:hAnsi="SimSun" w:eastAsia="SimSun" w:cs="SimSun"/>
+          <w:sz w:val="21"/>
+          <w:szCs w:val="21"/>
+          <w:highlight w:val="yellow"/>
+        </w:rPr>
+      </w:pPr>
+      <w:r>
+        <w:rPr>
+          <w:rFonts w:ascii="SimSun" w:hAnsi="SimSun" w:eastAsia="SimSun" w:cs="SimSun"/>
+          <w:sz w:val="21"/>
+          <w:szCs w:val="21"/>
+          <w:highlight w:val="yellow"/>
+        </w:rPr>
+        <w:t>HashMap uses hashing to store key-value pairs in buckets. The key’s hashCode is used to find a bucket index. If multiple keys map to the same bucket, collisions are handled using a linked list, which is converted into a red-black tree in Java 8 when entries exceed a threshold. HashMap resizes when size exceeds capacity multiplied by load factor.</w:t>
+      </w:r>
+    </w:p>
+    <w:p>
+      <w:pPr>
+        <w:rPr>
+          <w:rFonts w:ascii="SimSun" w:hAnsi="SimSun" w:eastAsia="SimSun" w:cs="SimSun"/>
+          <w:sz w:val="28"/>
+          <w:szCs w:val="28"/>
+          <w:highlight w:val="yellow"/>
+        </w:rPr>
+      </w:pPr>
+      <w:r>
+        <w:rPr>
+          <w:rFonts w:ascii="SimSun" w:hAnsi="SimSun" w:eastAsia="SimSun" w:cs="SimSun"/>
+          <w:sz w:val="36"/>
+          <w:szCs w:val="36"/>
+        </w:rPr>
+        <w:t>equals() &amp; hashCode() in Collections</w:t>
+      </w:r>
+    </w:p>
+    <w:p>
+      <w:pPr>
+        <w:pStyle w:val="3"/>
+        <w:keepNext w:val="0"/>
+        <w:keepLines w:val="0"/>
+        <w:widowControl/>
+        <w:suppressLineNumbers w:val="0"/>
+        <w:rPr>
+          <w:rFonts w:hint="default" w:ascii="Times New Roman" w:hAnsi="Times New Roman" w:cs="Times New Roman"/>
+          <w:sz w:val="24"/>
+          <w:szCs w:val="24"/>
+        </w:rPr>
+      </w:pPr>
+      <w:r>
+        <w:rPr>
+          <w:rFonts w:hint="default" w:ascii="Times New Roman" w:hAnsi="Times New Roman" w:cs="Times New Roman"/>
+          <w:sz w:val="24"/>
+          <w:szCs w:val="24"/>
+        </w:rPr>
+        <w:t xml:space="preserve">Where Are </w:t>
+      </w:r>
+      <w:r>
+        <w:rPr>
+          <w:rStyle w:val="9"/>
+          <w:rFonts w:hint="default" w:ascii="Times New Roman" w:hAnsi="Times New Roman" w:cs="Times New Roman"/>
+          <w:sz w:val="24"/>
+          <w:szCs w:val="24"/>
+        </w:rPr>
+        <w:t>equals()</w:t>
+      </w:r>
+      <w:r>
+        <w:rPr>
+          <w:rFonts w:hint="default" w:ascii="Times New Roman" w:hAnsi="Times New Roman" w:cs="Times New Roman"/>
+          <w:sz w:val="24"/>
+          <w:szCs w:val="24"/>
+        </w:rPr>
+        <w:t xml:space="preserve"> &amp; </w:t>
+      </w:r>
+      <w:r>
+        <w:rPr>
+          <w:rStyle w:val="9"/>
+          <w:rFonts w:hint="default" w:ascii="Times New Roman" w:hAnsi="Times New Roman" w:cs="Times New Roman"/>
+          <w:sz w:val="24"/>
+          <w:szCs w:val="24"/>
+        </w:rPr>
+        <w:t>hashCode()</w:t>
+      </w:r>
+      <w:r>
+        <w:rPr>
+          <w:rFonts w:hint="default" w:ascii="Times New Roman" w:hAnsi="Times New Roman" w:cs="Times New Roman"/>
+          <w:sz w:val="24"/>
+          <w:szCs w:val="24"/>
+        </w:rPr>
+        <w:t xml:space="preserve"> Used?</w:t>
+      </w:r>
+    </w:p>
+    <w:p>
+      <w:pPr>
         <w:pStyle w:val="4"/>
         <w:keepNext w:val="0"/>
         <w:keepLines w:val="0"/>
         <w:widowControl/>
         <w:suppressLineNumbers w:val="0"/>
-        <w:rPr>
-          <w:rFonts w:hint="default" w:ascii="Times New Roman" w:hAnsi="Times New Roman" w:cs="Times New Roman"/>
-          <w:color w:val="000000" w:themeColor="text1"/>
-          <w14:textFill>
-            <w14:solidFill>
-              <w14:schemeClr w14:val="tx1"/>
-            </w14:solidFill>
-          </w14:textFill>
-        </w:rPr>
-      </w:pPr>
-      <w:r>
-        <w:rPr>
-          <w:rFonts w:hint="default" w:ascii="Times New Roman" w:hAnsi="Times New Roman" w:cs="Times New Roman"/>
-          <w:color w:val="000000" w:themeColor="text1"/>
-          <w14:textFill>
-            <w14:solidFill>
-              <w14:schemeClr w14:val="tx1"/>
-            </w14:solidFill>
-          </w14:textFill>
-        </w:rPr>
-        <w:t xml:space="preserve">Examples </w:t>
+      </w:pPr>
+      <w:r>
+        <w:t>Hash-Based Collections:</w:t>
       </w:r>
     </w:p>
     <w:p>
@@ -18279,7 +16909,7 @@
         <w:rPr>
           <w:rStyle w:val="9"/>
         </w:rPr>
-        <w:t>ArrayList</w:t>
+        <w:t>HashMap</w:t>
       </w:r>
     </w:p>
     <w:p>
@@ -18295,7 +16925,7 @@
         <w:rPr>
           <w:rStyle w:val="9"/>
         </w:rPr>
-        <w:t>HashMap</w:t>
+        <w:t>HashSet</w:t>
       </w:r>
     </w:p>
     <w:p>
@@ -18311,7 +16941,7 @@
         <w:rPr>
           <w:rStyle w:val="9"/>
         </w:rPr>
-        <w:t>HashSet</w:t>
+        <w:t>Hashtable</w:t>
       </w:r>
     </w:p>
     <w:p>
@@ -18327,10 +16957,180 @@
         <w:rPr>
           <w:rStyle w:val="9"/>
         </w:rPr>
-        <w:t>Vector</w:t>
-      </w:r>
-      <w:r>
-        <w:t xml:space="preserve"> (iterator)</w:t>
+        <w:t>ConcurrentHashMap</w:t>
+      </w:r>
+    </w:p>
+    <w:p>
+      <w:pPr>
+        <w:pStyle w:val="12"/>
+        <w:keepNext w:val="0"/>
+        <w:keepLines w:val="0"/>
+        <w:widowControl/>
+        <w:suppressLineNumbers w:val="0"/>
+      </w:pPr>
+      <w:r>
+        <w:t>These collections use:</w:t>
+      </w:r>
+    </w:p>
+    <w:p>
+      <w:pPr>
+        <w:pStyle w:val="12"/>
+        <w:keepNext w:val="0"/>
+        <w:keepLines w:val="0"/>
+        <w:widowControl/>
+        <w:suppressLineNumbers w:val="0"/>
+        <w:ind w:left="720"/>
+      </w:pPr>
+      <w:r>
+        <w:rPr>
+          <w:rStyle w:val="9"/>
+        </w:rPr>
+        <w:t>hashCode()</w:t>
+      </w:r>
+      <w:r>
+        <w:t xml:space="preserve"> → to find the </w:t>
+      </w:r>
+      <w:r>
+        <w:rPr>
+          <w:rStyle w:val="13"/>
+        </w:rPr>
+        <w:t>bucket</w:t>
+      </w:r>
+    </w:p>
+    <w:p>
+      <w:pPr>
+        <w:pStyle w:val="12"/>
+        <w:keepNext w:val="0"/>
+        <w:keepLines w:val="0"/>
+        <w:widowControl/>
+        <w:suppressLineNumbers w:val="0"/>
+        <w:ind w:left="720"/>
+      </w:pPr>
+      <w:r>
+        <w:rPr>
+          <w:rStyle w:val="9"/>
+        </w:rPr>
+        <w:t>equals()</w:t>
+      </w:r>
+      <w:r>
+        <w:t xml:space="preserve"> → to find the </w:t>
+      </w:r>
+      <w:r>
+        <w:rPr>
+          <w:rStyle w:val="13"/>
+        </w:rPr>
+        <w:t>exact key</w:t>
+      </w:r>
+    </w:p>
+    <w:p>
+      <w:pPr>
+        <w:pStyle w:val="3"/>
+        <w:keepNext w:val="0"/>
+        <w:keepLines w:val="0"/>
+        <w:widowControl/>
+        <w:suppressLineNumbers w:val="0"/>
+      </w:pPr>
+      <w:r>
+        <w:t xml:space="preserve">Golden Rule </w:t>
+      </w:r>
+    </w:p>
+    <w:p>
+      <w:pPr>
+        <w:pStyle w:val="12"/>
+        <w:keepNext w:val="0"/>
+        <w:keepLines w:val="0"/>
+        <w:widowControl/>
+        <w:suppressLineNumbers w:val="0"/>
+        <w:ind w:left="720" w:right="720"/>
+      </w:pPr>
+      <w:r>
+        <w:rPr>
+          <w:rStyle w:val="13"/>
+          <w:rFonts w:hint="eastAsia" w:ascii="SimSun" w:hAnsi="SimSun" w:eastAsia="SimSun" w:cs="SimSun"/>
+          <w:sz w:val="24"/>
+          <w:szCs w:val="24"/>
+        </w:rPr>
+        <w:t xml:space="preserve">If </w:t>
+      </w:r>
+      <w:r>
+        <w:rPr>
+          <w:rStyle w:val="9"/>
+          <w:rFonts w:hint="eastAsia" w:ascii="SimSun" w:hAnsi="SimSun" w:eastAsia="SimSun" w:cs="SimSun"/>
+          <w:sz w:val="24"/>
+          <w:szCs w:val="24"/>
+        </w:rPr>
+        <w:t>equals()</w:t>
+      </w:r>
+      <w:r>
+        <w:rPr>
+          <w:rStyle w:val="13"/>
+          <w:rFonts w:hint="eastAsia" w:ascii="SimSun" w:hAnsi="SimSun" w:eastAsia="SimSun" w:cs="SimSun"/>
+          <w:sz w:val="24"/>
+          <w:szCs w:val="24"/>
+        </w:rPr>
+        <w:t xml:space="preserve"> is overridden, </w:t>
+      </w:r>
+      <w:r>
+        <w:rPr>
+          <w:rStyle w:val="9"/>
+          <w:rFonts w:hint="eastAsia" w:ascii="SimSun" w:hAnsi="SimSun" w:eastAsia="SimSun" w:cs="SimSun"/>
+          <w:sz w:val="24"/>
+          <w:szCs w:val="24"/>
+        </w:rPr>
+        <w:t>hashCode()</w:t>
+      </w:r>
+      <w:r>
+        <w:rPr>
+          <w:rStyle w:val="13"/>
+          <w:rFonts w:hint="eastAsia" w:ascii="SimSun" w:hAnsi="SimSun" w:eastAsia="SimSun" w:cs="SimSun"/>
+          <w:sz w:val="24"/>
+          <w:szCs w:val="24"/>
+        </w:rPr>
+        <w:t xml:space="preserve"> MUST be overridden.</w:t>
+      </w:r>
+    </w:p>
+    <w:p>
+      <w:pPr>
+        <w:pStyle w:val="12"/>
+        <w:keepNext w:val="0"/>
+        <w:keepLines w:val="0"/>
+        <w:widowControl/>
+        <w:suppressLineNumbers w:val="0"/>
+      </w:pPr>
+      <w:r>
+        <w:t>Why?</w:t>
+      </w:r>
+    </w:p>
+    <w:p>
+      <w:pPr>
+        <w:pStyle w:val="12"/>
+        <w:keepNext w:val="0"/>
+        <w:keepLines w:val="0"/>
+        <w:widowControl/>
+        <w:suppressLineNumbers w:val="0"/>
+        <w:ind w:left="720"/>
+      </w:pPr>
+      <w:r>
+        <w:t xml:space="preserve">To maintain </w:t>
+      </w:r>
+      <w:r>
+        <w:rPr>
+          <w:rStyle w:val="13"/>
+        </w:rPr>
+        <w:t>contract consistency</w:t>
+      </w:r>
+    </w:p>
+    <w:p>
+      <w:pPr>
+        <w:pStyle w:val="12"/>
+        <w:keepNext w:val="0"/>
+        <w:keepLines w:val="0"/>
+        <w:widowControl/>
+        <w:suppressLineNumbers w:val="0"/>
+        <w:ind w:left="720"/>
+      </w:pPr>
+      <w:r>
+        <w:t>To ensure correct behavior in hash-based collections</w:t>
       </w:r>
     </w:p>
     <w:p>
@@ -18356,37 +17156,46 @@
     </w:p>
     <w:p>
       <w:pPr>
+        <w:pStyle w:val="3"/>
+        <w:keepNext w:val="0"/>
+        <w:keepLines w:val="0"/>
+        <w:widowControl/>
+        <w:suppressLineNumbers w:val="0"/>
+      </w:pPr>
+      <w:r>
+        <w:t>What Happens If You Break the Rule? ⚠️</w:t>
+      </w:r>
+    </w:p>
+    <w:p>
+      <w:pPr>
         <w:pStyle w:val="4"/>
         <w:keepNext w:val="0"/>
         <w:keepLines w:val="0"/>
         <w:widowControl/>
         <w:suppressLineNumbers w:val="0"/>
-        <w:rPr>
-          <w:color w:val="000000" w:themeColor="text1"/>
-          <w:sz w:val="24"/>
-          <w:szCs w:val="24"/>
-          <w14:textFill>
-            <w14:solidFill>
-              <w14:schemeClr w14:val="tx1"/>
-            </w14:solidFill>
-          </w14:textFill>
-        </w:rPr>
-      </w:pPr>
-      <w:r>
-        <w:rPr>
-          <w:color w:val="000000" w:themeColor="text1"/>
-          <w:sz w:val="24"/>
-          <w:szCs w:val="24"/>
-          <w14:textFill>
-            <w14:solidFill>
-              <w14:schemeClr w14:val="tx1"/>
-            </w14:solidFill>
-          </w14:textFill>
-        </w:rPr>
-        <w:t>Example (Classic Interview Code)</w:t>
-      </w:r>
-    </w:p>
-    <w:p/>
+      </w:pPr>
+      <w:r>
+        <w:t xml:space="preserve">Case 1: </w:t>
+      </w:r>
+      <w:r>
+        <w:rPr>
+          <w:rStyle w:val="9"/>
+        </w:rPr>
+        <w:t>equals()</w:t>
+      </w:r>
+      <w:r>
+        <w:t xml:space="preserve"> overridden, </w:t>
+      </w:r>
+      <w:r>
+        <w:rPr>
+          <w:rStyle w:val="9"/>
+        </w:rPr>
+        <w:t>hashCode()</w:t>
+      </w:r>
+      <w:r>
+        <w:t xml:space="preserve"> NOT overridden</w:t>
+      </w:r>
+    </w:p>
     <w:p>
       <w:pPr>
         <w:keepNext w:val="0"/>
@@ -18406,6 +17215,16 @@
       </w:pPr>
       <w:r>
         <w:rPr>
+          <w:rFonts w:ascii="SimSun" w:hAnsi="SimSun" w:eastAsia="SimSun" w:cs="SimSun"/>
+          <w:kern w:val="0"/>
+          <w:sz w:val="24"/>
+          <w:szCs w:val="24"/>
+          <w:lang w:val="en-US" w:eastAsia="zh-CN" w:bidi="ar"/>
+        </w:rPr>
+        <w:t>Student</w:t>
+      </w:r>
+      <w:r>
+        <w:rPr>
           <w:rStyle w:val="9"/>
           <w:rFonts w:ascii="SimSun" w:hAnsi="SimSun" w:eastAsia="SimSun" w:cs="SimSun"/>
           <w:kern w:val="0"/>
@@ -18413,7 +17232,49 @@
           <w:szCs w:val="24"/>
           <w:lang w:val="en-US" w:eastAsia="zh-CN" w:bidi="ar"/>
         </w:rPr>
-        <w:t xml:space="preserve">List&lt;Integer&gt; list = </w:t>
+        <w:t xml:space="preserve"> </w:t>
+      </w:r>
+      <w:r>
+        <w:rPr>
+          <w:rFonts w:ascii="SimSun" w:hAnsi="SimSun" w:eastAsia="SimSun" w:cs="SimSun"/>
+          <w:kern w:val="0"/>
+          <w:sz w:val="24"/>
+          <w:szCs w:val="24"/>
+          <w:lang w:val="en-US" w:eastAsia="zh-CN" w:bidi="ar"/>
+        </w:rPr>
+        <w:t>s1</w:t>
+      </w:r>
+      <w:r>
+        <w:rPr>
+          <w:rStyle w:val="9"/>
+          <w:rFonts w:ascii="SimSun" w:hAnsi="SimSun" w:eastAsia="SimSun" w:cs="SimSun"/>
+          <w:kern w:val="0"/>
+          <w:sz w:val="24"/>
+          <w:szCs w:val="24"/>
+          <w:lang w:val="en-US" w:eastAsia="zh-CN" w:bidi="ar"/>
+        </w:rPr>
+        <w:t xml:space="preserve"> </w:t>
+      </w:r>
+      <w:r>
+        <w:rPr>
+          <w:rFonts w:ascii="SimSun" w:hAnsi="SimSun" w:eastAsia="SimSun" w:cs="SimSun"/>
+          <w:kern w:val="0"/>
+          <w:sz w:val="24"/>
+          <w:szCs w:val="24"/>
+          <w:lang w:val="en-US" w:eastAsia="zh-CN" w:bidi="ar"/>
+        </w:rPr>
+        <w:t>=</w:t>
+      </w:r>
+      <w:r>
+        <w:rPr>
+          <w:rStyle w:val="9"/>
+          <w:rFonts w:ascii="SimSun" w:hAnsi="SimSun" w:eastAsia="SimSun" w:cs="SimSun"/>
+          <w:kern w:val="0"/>
+          <w:sz w:val="24"/>
+          <w:szCs w:val="24"/>
+          <w:lang w:val="en-US" w:eastAsia="zh-CN" w:bidi="ar"/>
+        </w:rPr>
+        <w:t xml:space="preserve"> </w:t>
       </w:r>
       <w:r>
         <w:rPr>
@@ -18444,7 +17305,7 @@
           <w:szCs w:val="24"/>
           <w:lang w:val="en-US" w:eastAsia="zh-CN" w:bidi="ar"/>
         </w:rPr>
-        <w:t>ArrayList</w:t>
+        <w:t>Student</w:t>
       </w:r>
       <w:r>
         <w:rPr>
@@ -18455,7 +17316,154 @@
           <w:szCs w:val="24"/>
           <w:lang w:val="en-US" w:eastAsia="zh-CN" w:bidi="ar"/>
         </w:rPr>
-        <w:t>&lt;&gt;();</w:t>
+        <w:t>(</w:t>
+      </w:r>
+      <w:r>
+        <w:rPr>
+          <w:rFonts w:ascii="SimSun" w:hAnsi="SimSun" w:eastAsia="SimSun" w:cs="SimSun"/>
+          <w:kern w:val="0"/>
+          <w:sz w:val="24"/>
+          <w:szCs w:val="24"/>
+          <w:lang w:val="en-US" w:eastAsia="zh-CN" w:bidi="ar"/>
+        </w:rPr>
+        <w:t>1</w:t>
+      </w:r>
+      <w:r>
+        <w:rPr>
+          <w:rStyle w:val="9"/>
+          <w:rFonts w:ascii="SimSun" w:hAnsi="SimSun" w:eastAsia="SimSun" w:cs="SimSun"/>
+          <w:kern w:val="0"/>
+          <w:sz w:val="24"/>
+          <w:szCs w:val="24"/>
+          <w:lang w:val="en-US" w:eastAsia="zh-CN" w:bidi="ar"/>
+        </w:rPr>
+        <w:t>);</w:t>
+      </w:r>
+      <w:r>
+        <w:rPr>
+          <w:rFonts w:ascii="SimSun" w:hAnsi="SimSun" w:eastAsia="SimSun" w:cs="SimSun"/>
+          <w:kern w:val="0"/>
+          <w:sz w:val="24"/>
+          <w:szCs w:val="24"/>
+          <w:lang w:val="en-US" w:eastAsia="zh-CN" w:bidi="ar"/>
+        </w:rPr>
+        <w:t>Student</w:t>
+      </w:r>
+      <w:r>
+        <w:rPr>
+          <w:rStyle w:val="9"/>
+          <w:rFonts w:ascii="SimSun" w:hAnsi="SimSun" w:eastAsia="SimSun" w:cs="SimSun"/>
+          <w:kern w:val="0"/>
+          <w:sz w:val="24"/>
+          <w:szCs w:val="24"/>
+          <w:lang w:val="en-US" w:eastAsia="zh-CN" w:bidi="ar"/>
+        </w:rPr>
+        <w:t xml:space="preserve"> </w:t>
+      </w:r>
+      <w:r>
+        <w:rPr>
+          <w:rFonts w:ascii="SimSun" w:hAnsi="SimSun" w:eastAsia="SimSun" w:cs="SimSun"/>
+          <w:kern w:val="0"/>
+          <w:sz w:val="24"/>
+          <w:szCs w:val="24"/>
+          <w:lang w:val="en-US" w:eastAsia="zh-CN" w:bidi="ar"/>
+        </w:rPr>
+        <w:t>s2</w:t>
+      </w:r>
+      <w:r>
+        <w:rPr>
+          <w:rStyle w:val="9"/>
+          <w:rFonts w:ascii="SimSun" w:hAnsi="SimSun" w:eastAsia="SimSun" w:cs="SimSun"/>
+          <w:kern w:val="0"/>
+          <w:sz w:val="24"/>
+          <w:szCs w:val="24"/>
+          <w:lang w:val="en-US" w:eastAsia="zh-CN" w:bidi="ar"/>
+        </w:rPr>
+        <w:t xml:space="preserve"> </w:t>
+      </w:r>
+      <w:r>
+        <w:rPr>
+          <w:rFonts w:ascii="SimSun" w:hAnsi="SimSun" w:eastAsia="SimSun" w:cs="SimSun"/>
+          <w:kern w:val="0"/>
+          <w:sz w:val="24"/>
+          <w:szCs w:val="24"/>
+          <w:lang w:val="en-US" w:eastAsia="zh-CN" w:bidi="ar"/>
+        </w:rPr>
+        <w:t>=</w:t>
+      </w:r>
+      <w:r>
+        <w:rPr>
+          <w:rStyle w:val="9"/>
+          <w:rFonts w:ascii="SimSun" w:hAnsi="SimSun" w:eastAsia="SimSun" w:cs="SimSun"/>
+          <w:kern w:val="0"/>
+          <w:sz w:val="24"/>
+          <w:szCs w:val="24"/>
+          <w:lang w:val="en-US" w:eastAsia="zh-CN" w:bidi="ar"/>
+        </w:rPr>
+        <w:t xml:space="preserve"> </w:t>
+      </w:r>
+      <w:r>
+        <w:rPr>
+          <w:rFonts w:ascii="SimSun" w:hAnsi="SimSun" w:eastAsia="SimSun" w:cs="SimSun"/>
+          <w:kern w:val="0"/>
+          <w:sz w:val="24"/>
+          <w:szCs w:val="24"/>
+          <w:lang w:val="en-US" w:eastAsia="zh-CN" w:bidi="ar"/>
+        </w:rPr>
+        <w:t>new</w:t>
+      </w:r>
+      <w:r>
+        <w:rPr>
+          <w:rStyle w:val="9"/>
+          <w:rFonts w:ascii="SimSun" w:hAnsi="SimSun" w:eastAsia="SimSun" w:cs="SimSun"/>
+          <w:kern w:val="0"/>
+          <w:sz w:val="24"/>
+          <w:szCs w:val="24"/>
+          <w:lang w:val="en-US" w:eastAsia="zh-CN" w:bidi="ar"/>
+        </w:rPr>
+        <w:t xml:space="preserve"> </w:t>
+      </w:r>
+      <w:r>
+        <w:rPr>
+          <w:rFonts w:ascii="SimSun" w:hAnsi="SimSun" w:eastAsia="SimSun" w:cs="SimSun"/>
+          <w:kern w:val="0"/>
+          <w:sz w:val="24"/>
+          <w:szCs w:val="24"/>
+          <w:lang w:val="en-US" w:eastAsia="zh-CN" w:bidi="ar"/>
+        </w:rPr>
+        <w:t>Student</w:t>
+      </w:r>
+      <w:r>
+        <w:rPr>
+          <w:rStyle w:val="9"/>
+          <w:rFonts w:ascii="SimSun" w:hAnsi="SimSun" w:eastAsia="SimSun" w:cs="SimSun"/>
+          <w:kern w:val="0"/>
+          <w:sz w:val="24"/>
+          <w:szCs w:val="24"/>
+          <w:lang w:val="en-US" w:eastAsia="zh-CN" w:bidi="ar"/>
+        </w:rPr>
+        <w:t>(</w:t>
+      </w:r>
+      <w:r>
+        <w:rPr>
+          <w:rFonts w:ascii="SimSun" w:hAnsi="SimSun" w:eastAsia="SimSun" w:cs="SimSun"/>
+          <w:kern w:val="0"/>
+          <w:sz w:val="24"/>
+          <w:szCs w:val="24"/>
+          <w:lang w:val="en-US" w:eastAsia="zh-CN" w:bidi="ar"/>
+        </w:rPr>
+        <w:t>1</w:t>
+      </w:r>
+      <w:r>
+        <w:rPr>
+          <w:rStyle w:val="9"/>
+          <w:rFonts w:ascii="SimSun" w:hAnsi="SimSun" w:eastAsia="SimSun" w:cs="SimSun"/>
+          <w:kern w:val="0"/>
+          <w:sz w:val="24"/>
+          <w:szCs w:val="24"/>
+          <w:lang w:val="en-US" w:eastAsia="zh-CN" w:bidi="ar"/>
+        </w:rPr>
+        <w:t>);</w:t>
       </w:r>
     </w:p>
     <w:p>
@@ -18475,38 +17483,6 @@
           <w:lang w:val="en-US" w:eastAsia="zh-CN" w:bidi="ar"/>
         </w:rPr>
       </w:pPr>
-      <w:r>
-        <w:rPr>
-          <w:rStyle w:val="9"/>
-          <w:rFonts w:ascii="SimSun" w:hAnsi="SimSun" w:eastAsia="SimSun" w:cs="SimSun"/>
-          <w:kern w:val="0"/>
-          <w:sz w:val="24"/>
-          <w:szCs w:val="24"/>
-          <w:lang w:val="en-US" w:eastAsia="zh-CN" w:bidi="ar"/>
-        </w:rPr>
-        <w:t>list.add(</w:t>
-      </w:r>
-      <w:r>
-        <w:rPr>
-          <w:rFonts w:ascii="SimSun" w:hAnsi="SimSun" w:eastAsia="SimSun" w:cs="SimSun"/>
-          <w:kern w:val="0"/>
-          <w:sz w:val="24"/>
-          <w:szCs w:val="24"/>
-          <w:lang w:val="en-US" w:eastAsia="zh-CN" w:bidi="ar"/>
-        </w:rPr>
-        <w:t>1</w:t>
-      </w:r>
-      <w:r>
-        <w:rPr>
-          <w:rStyle w:val="9"/>
-          <w:rFonts w:ascii="SimSun" w:hAnsi="SimSun" w:eastAsia="SimSun" w:cs="SimSun"/>
-          <w:kern w:val="0"/>
-          <w:sz w:val="24"/>
-          <w:szCs w:val="24"/>
-          <w:lang w:val="en-US" w:eastAsia="zh-CN" w:bidi="ar"/>
-        </w:rPr>
-        <w:t>);</w:t>
-      </w:r>
     </w:p>
     <w:p>
       <w:pPr>
@@ -18534,17 +17510,17 @@
           <w:szCs w:val="24"/>
           <w:lang w:val="en-US" w:eastAsia="zh-CN" w:bidi="ar"/>
         </w:rPr>
-        <w:t>list.add(</w:t>
-      </w:r>
-      <w:r>
-        <w:rPr>
-          <w:rFonts w:ascii="SimSun" w:hAnsi="SimSun" w:eastAsia="SimSun" w:cs="SimSun"/>
-          <w:kern w:val="0"/>
-          <w:sz w:val="24"/>
-          <w:szCs w:val="24"/>
-          <w:lang w:val="en-US" w:eastAsia="zh-CN" w:bidi="ar"/>
-        </w:rPr>
-        <w:t>2</w:t>
+        <w:t xml:space="preserve">map.put(s1, </w:t>
+      </w:r>
+      <w:r>
+        <w:rPr>
+          <w:rFonts w:ascii="SimSun" w:hAnsi="SimSun" w:eastAsia="SimSun" w:cs="SimSun"/>
+          <w:kern w:val="0"/>
+          <w:sz w:val="24"/>
+          <w:szCs w:val="24"/>
+          <w:lang w:val="en-US" w:eastAsia="zh-CN" w:bidi="ar"/>
+        </w:rPr>
+        <w:t>"A"</w:t>
       </w:r>
       <w:r>
         <w:rPr>
@@ -18566,6 +17542,8 @@
         <w:suppressLineNumbers w:val="0"/>
         <w:bidi w:val="0"/>
         <w:jc w:val="left"/>
+      </w:pPr>
+      <w:r>
         <w:rPr>
           <w:rStyle w:val="9"/>
           <w:rFonts w:ascii="SimSun" w:hAnsi="SimSun" w:eastAsia="SimSun" w:cs="SimSun"/>
@@ -18574,233 +17552,927 @@
           <w:szCs w:val="24"/>
           <w:lang w:val="en-US" w:eastAsia="zh-CN" w:bidi="ar"/>
         </w:rPr>
-      </w:pPr>
-    </w:p>
-    <w:p>
-      <w:pPr>
-        <w:keepNext w:val="0"/>
-        <w:keepLines w:val="0"/>
-        <w:widowControl/>
-        <w:suppressLineNumbers w:val="0"/>
+        <w:t xml:space="preserve">map.get(s2); </w:t>
+      </w:r>
+      <w:r>
+        <w:rPr>
+          <w:rFonts w:ascii="SimSun" w:hAnsi="SimSun" w:eastAsia="SimSun" w:cs="SimSun"/>
+          <w:kern w:val="0"/>
+          <w:sz w:val="24"/>
+          <w:szCs w:val="24"/>
+          <w:lang w:val="en-US" w:eastAsia="zh-CN" w:bidi="ar"/>
+        </w:rPr>
+        <w:t>// ❌ returns null</w:t>
+      </w:r>
+    </w:p>
+    <w:p>
+      <w:pPr>
+        <w:pStyle w:val="12"/>
+        <w:keepNext w:val="0"/>
+        <w:keepLines w:val="0"/>
+        <w:widowControl/>
+        <w:suppressLineNumbers w:val="0"/>
+      </w:pPr>
+      <w:r>
+        <w:t>Because:</w:t>
+      </w:r>
+    </w:p>
+    <w:p>
+      <w:pPr>
+        <w:pStyle w:val="12"/>
+        <w:keepNext w:val="0"/>
+        <w:keepLines w:val="0"/>
+        <w:widowControl/>
+        <w:suppressLineNumbers w:val="0"/>
+        <w:ind w:left="720"/>
+      </w:pPr>
+      <w:r>
+        <w:rPr>
+          <w:rStyle w:val="9"/>
+        </w:rPr>
+        <w:t>equals()</w:t>
+      </w:r>
+      <w:r>
+        <w:t xml:space="preserve"> says equal</w:t>
+      </w:r>
+    </w:p>
+    <w:p>
+      <w:pPr>
+        <w:pStyle w:val="12"/>
+        <w:keepNext w:val="0"/>
+        <w:keepLines w:val="0"/>
+        <w:widowControl/>
+        <w:suppressLineNumbers w:val="0"/>
+        <w:ind w:left="720"/>
+      </w:pPr>
+      <w:r>
+        <w:rPr>
+          <w:rStyle w:val="9"/>
+        </w:rPr>
+        <w:t>hashCode()</w:t>
+      </w:r>
+      <w:r>
+        <w:t xml:space="preserve"> sends to </w:t>
+      </w:r>
+      <w:r>
+        <w:rPr>
+          <w:rStyle w:val="13"/>
+        </w:rPr>
+        <w:t>different buckets</w:t>
+      </w:r>
+    </w:p>
+    <w:p>
+      <w:pPr>
+        <w:keepNext w:val="0"/>
+        <w:keepLines w:val="0"/>
+        <w:widowControl/>
+        <w:numPr>
+          <w:ilvl w:val="0"/>
+          <w:numId w:val="0"/>
+        </w:numPr>
+        <w:suppressLineNumbers w:val="0"/>
+        <w:spacing w:before="0" w:beforeAutospacing="1" w:after="0" w:afterAutospacing="1"/>
+        <w:rPr>
+          <w:rFonts w:ascii="SimSun" w:hAnsi="SimSun" w:eastAsia="SimSun" w:cs="SimSun"/>
+          <w:sz w:val="24"/>
+          <w:szCs w:val="24"/>
+        </w:rPr>
+      </w:pPr>
+      <w:r>
+        <w:rPr>
+          <w:rFonts w:ascii="SimSun" w:hAnsi="SimSun" w:eastAsia="SimSun" w:cs="SimSun"/>
+          <w:sz w:val="24"/>
+          <w:szCs w:val="24"/>
+        </w:rPr>
+        <w:t xml:space="preserve">What happens if </w:t>
+      </w:r>
+      <w:r>
+        <w:rPr>
+          <w:rStyle w:val="9"/>
+          <w:rFonts w:ascii="SimSun" w:hAnsi="SimSun" w:eastAsia="SimSun" w:cs="SimSun"/>
+          <w:sz w:val="24"/>
+          <w:szCs w:val="24"/>
+        </w:rPr>
+        <w:t>hashCode()</w:t>
+      </w:r>
+      <w:r>
+        <w:rPr>
+          <w:rFonts w:ascii="SimSun" w:hAnsi="SimSun" w:eastAsia="SimSun" w:cs="SimSun"/>
+          <w:sz w:val="24"/>
+          <w:szCs w:val="24"/>
+        </w:rPr>
+        <w:t xml:space="preserve"> is same but </w:t>
+      </w:r>
+      <w:r>
+        <w:rPr>
+          <w:rStyle w:val="9"/>
+          <w:rFonts w:ascii="SimSun" w:hAnsi="SimSun" w:eastAsia="SimSun" w:cs="SimSun"/>
+          <w:sz w:val="24"/>
+          <w:szCs w:val="24"/>
+        </w:rPr>
+        <w:t>equals()</w:t>
+      </w:r>
+      <w:r>
+        <w:rPr>
+          <w:rFonts w:ascii="SimSun" w:hAnsi="SimSun" w:eastAsia="SimSun" w:cs="SimSun"/>
+          <w:sz w:val="24"/>
+          <w:szCs w:val="24"/>
+        </w:rPr>
+        <w:t xml:space="preserve"> is false?</w:t>
+      </w:r>
+    </w:p>
+    <w:p>
+      <w:pPr>
+        <w:keepNext w:val="0"/>
+        <w:keepLines w:val="0"/>
+        <w:widowControl/>
+        <w:numPr>
+          <w:ilvl w:val="0"/>
+          <w:numId w:val="0"/>
+        </w:numPr>
+        <w:suppressLineNumbers w:val="0"/>
+        <w:spacing w:before="0" w:beforeAutospacing="1" w:after="0" w:afterAutospacing="1"/>
+        <w:rPr>
+          <w:rFonts w:ascii="SimSun" w:hAnsi="SimSun" w:eastAsia="SimSun" w:cs="SimSun"/>
+          <w:sz w:val="21"/>
+          <w:szCs w:val="21"/>
+          <w:highlight w:val="yellow"/>
+        </w:rPr>
+      </w:pPr>
+      <w:r>
+        <w:rPr>
+          <w:rFonts w:ascii="SimSun" w:hAnsi="SimSun" w:eastAsia="SimSun" w:cs="SimSun"/>
+          <w:sz w:val="21"/>
+          <w:szCs w:val="21"/>
+          <w:highlight w:val="yellow"/>
+        </w:rPr>
+        <w:t xml:space="preserve">Both objects are stored in the same bucket, but since </w:t>
+      </w:r>
+      <w:r>
+        <w:rPr>
+          <w:rStyle w:val="9"/>
+          <w:rFonts w:ascii="SimSun" w:hAnsi="SimSun" w:eastAsia="SimSun" w:cs="SimSun"/>
+          <w:sz w:val="21"/>
+          <w:szCs w:val="21"/>
+          <w:highlight w:val="yellow"/>
+        </w:rPr>
+        <w:t>equals()</w:t>
+      </w:r>
+      <w:r>
+        <w:rPr>
+          <w:rFonts w:ascii="SimSun" w:hAnsi="SimSun" w:eastAsia="SimSun" w:cs="SimSun"/>
+          <w:sz w:val="21"/>
+          <w:szCs w:val="21"/>
+          <w:highlight w:val="yellow"/>
+        </w:rPr>
+        <w:t xml:space="preserve"> returns false, they are treated as different keys and both entries are stored.</w:t>
+      </w:r>
+    </w:p>
+    <w:p>
+      <w:pPr>
+        <w:rPr>
+          <w:rFonts w:ascii="SimSun" w:hAnsi="SimSun" w:eastAsia="SimSun" w:cs="SimSun"/>
+          <w:sz w:val="21"/>
+          <w:szCs w:val="21"/>
+          <w:highlight w:val="yellow"/>
+          <w:lang w:eastAsia="en-IN"/>
+        </w:rPr>
+      </w:pPr>
+    </w:p>
+    <w:p>
+      <w:pPr>
         <w:bidi w:val="0"/>
-        <w:jc w:val="left"/>
-        <w:rPr>
-          <w:rStyle w:val="9"/>
-          <w:rFonts w:ascii="SimSun" w:hAnsi="SimSun" w:eastAsia="SimSun" w:cs="SimSun"/>
-          <w:kern w:val="0"/>
-          <w:sz w:val="24"/>
-          <w:szCs w:val="24"/>
-          <w:lang w:val="en-US" w:eastAsia="zh-CN" w:bidi="ar"/>
-        </w:rPr>
-      </w:pPr>
-      <w:r>
-        <w:rPr>
-          <w:rStyle w:val="9"/>
-          <w:rFonts w:ascii="SimSun" w:hAnsi="SimSun" w:eastAsia="SimSun" w:cs="SimSun"/>
-          <w:kern w:val="0"/>
-          <w:sz w:val="24"/>
-          <w:szCs w:val="24"/>
-          <w:lang w:val="en-US" w:eastAsia="zh-CN" w:bidi="ar"/>
-        </w:rPr>
-        <w:t>Iterator&lt;Integer&gt; it = list.iterator();</w:t>
-      </w:r>
-      <w:r>
-        <w:rPr>
-          <w:rFonts w:ascii="SimSun" w:hAnsi="SimSun" w:eastAsia="SimSun" w:cs="SimSun"/>
-          <w:kern w:val="0"/>
-          <w:sz w:val="24"/>
-          <w:szCs w:val="24"/>
-          <w:lang w:val="en-US" w:eastAsia="zh-CN" w:bidi="ar"/>
-        </w:rPr>
-        <w:t>while</w:t>
-      </w:r>
-      <w:r>
-        <w:rPr>
-          <w:rStyle w:val="9"/>
-          <w:rFonts w:ascii="SimSun" w:hAnsi="SimSun" w:eastAsia="SimSun" w:cs="SimSun"/>
-          <w:kern w:val="0"/>
-          <w:sz w:val="24"/>
-          <w:szCs w:val="24"/>
-          <w:lang w:val="en-US" w:eastAsia="zh-CN" w:bidi="ar"/>
-        </w:rPr>
-        <w:t xml:space="preserve"> (it.hasNext()) {</w:t>
-      </w:r>
-    </w:p>
-    <w:p>
-      <w:pPr>
-        <w:keepNext w:val="0"/>
-        <w:keepLines w:val="0"/>
-        <w:widowControl/>
-        <w:suppressLineNumbers w:val="0"/>
+        <w:rPr>
+          <w:b/>
+          <w:bCs/>
+          <w:sz w:val="32"/>
+          <w:szCs w:val="32"/>
+          <w:highlight w:val="none"/>
+        </w:rPr>
+      </w:pPr>
+      <w:r>
+        <w:rPr>
+          <w:b/>
+          <w:bCs/>
+          <w:sz w:val="32"/>
+          <w:szCs w:val="32"/>
+          <w:highlight w:val="none"/>
+        </w:rPr>
+        <w:t>Java HashSet</w:t>
+      </w:r>
+    </w:p>
+    <w:p>
+      <w:pPr>
         <w:bidi w:val="0"/>
-        <w:jc w:val="left"/>
-        <w:rPr>
-          <w:rStyle w:val="9"/>
-          <w:rFonts w:ascii="SimSun" w:hAnsi="SimSun" w:eastAsia="SimSun" w:cs="SimSun"/>
-          <w:kern w:val="0"/>
-          <w:sz w:val="24"/>
-          <w:szCs w:val="24"/>
-          <w:lang w:val="en-US" w:eastAsia="zh-CN" w:bidi="ar"/>
-        </w:rPr>
-      </w:pPr>
-      <w:r>
-        <w:rPr>
-          <w:rStyle w:val="9"/>
-          <w:rFonts w:ascii="SimSun" w:hAnsi="SimSun" w:eastAsia="SimSun" w:cs="SimSun"/>
-          <w:kern w:val="0"/>
-          <w:sz w:val="24"/>
-          <w:szCs w:val="24"/>
-          <w:lang w:val="en-US" w:eastAsia="zh-CN" w:bidi="ar"/>
-        </w:rPr>
-        <w:t xml:space="preserve">    </w:t>
-      </w:r>
-      <w:r>
-        <w:rPr>
-          <w:rFonts w:ascii="SimSun" w:hAnsi="SimSun" w:eastAsia="SimSun" w:cs="SimSun"/>
-          <w:kern w:val="0"/>
-          <w:sz w:val="24"/>
-          <w:szCs w:val="24"/>
-          <w:lang w:val="en-US" w:eastAsia="zh-CN" w:bidi="ar"/>
-        </w:rPr>
-        <w:t>Integer</w:t>
-      </w:r>
-      <w:r>
-        <w:rPr>
-          <w:rStyle w:val="9"/>
-          <w:rFonts w:ascii="SimSun" w:hAnsi="SimSun" w:eastAsia="SimSun" w:cs="SimSun"/>
-          <w:kern w:val="0"/>
-          <w:sz w:val="24"/>
-          <w:szCs w:val="24"/>
-          <w:lang w:val="en-US" w:eastAsia="zh-CN" w:bidi="ar"/>
+      </w:pPr>
+      <w:r>
+        <w:t xml:space="preserve">A HashSet is a collection of items where every item is unique, and it is found in the java.util package: </w:t>
+      </w:r>
+    </w:p>
+    <w:p>
+      <w:pPr>
+        <w:bidi w:val="0"/>
+      </w:pPr>
+      <w:r>
+        <w:t>import java.util.HashSet;</w:t>
+      </w:r>
+    </w:p>
+    <w:p>
+      <w:pPr>
+        <w:bidi w:val="0"/>
+      </w:pPr>
+      <w:r>
+        <w:t>HashSet&lt;String&gt; cars = new HashSet&lt;String&gt;();</w:t>
+      </w:r>
+    </w:p>
+    <w:p>
+      <w:pPr>
+        <w:bidi w:val="0"/>
+        <w:rPr>
+          <w:lang w:eastAsia="en-IN"/>
+        </w:rPr>
+      </w:pPr>
+    </w:p>
+    <w:p>
+      <w:pPr>
+        <w:bidi w:val="0"/>
+      </w:pPr>
+      <w:r>
+        <w:t>cars.contains("Mazda");</w:t>
+      </w:r>
+    </w:p>
+    <w:p>
+      <w:pPr>
+        <w:bidi w:val="0"/>
+        <w:rPr>
+          <w:rFonts w:hint="default"/>
+          <w:lang w:val="en-US" w:eastAsia="en-IN"/>
+        </w:rPr>
+      </w:pPr>
+      <w:r>
+        <w:rPr>
+          <w:rFonts w:hint="default"/>
+          <w:lang w:val="en-US" w:eastAsia="en-IN"/>
+        </w:rPr>
+        <w:t>add()</w:t>
+      </w:r>
+    </w:p>
+    <w:p>
+      <w:pPr>
+        <w:bidi w:val="0"/>
+      </w:pPr>
+      <w:r>
+        <w:t>remove()</w:t>
+      </w:r>
+    </w:p>
+    <w:p>
+      <w:pPr>
+        <w:bidi w:val="0"/>
+      </w:pPr>
+      <w:r>
+        <w:t>clear()</w:t>
+      </w:r>
+    </w:p>
+    <w:p>
+      <w:pPr>
+        <w:bidi w:val="0"/>
+      </w:pPr>
+      <w:r>
+        <w:t>size()</w:t>
+      </w:r>
+    </w:p>
+    <w:p>
+      <w:pPr>
+        <w:rPr>
+          <w:lang w:eastAsia="en-IN"/>
+        </w:rPr>
+      </w:pPr>
+    </w:p>
+    <w:p>
+      <w:pPr>
+        <w:bidi w:val="0"/>
+        <w:rPr>
+          <w:b/>
+          <w:bCs/>
+          <w:sz w:val="28"/>
+          <w:szCs w:val="28"/>
+        </w:rPr>
+      </w:pPr>
+      <w:r>
+        <w:rPr>
+          <w:b/>
+          <w:bCs/>
+          <w:sz w:val="28"/>
+          <w:szCs w:val="28"/>
+        </w:rPr>
+        <w:t>Java Iterator</w:t>
+      </w:r>
+    </w:p>
+    <w:p>
+      <w:pPr>
+        <w:bidi w:val="0"/>
+      </w:pPr>
+      <w:r>
+        <w:t>An Iterator is an object that can be used to loop through collections, like ArrayList and HashSet. It is called an "iterator" because "iterating" is the technical term for looping.</w:t>
+      </w:r>
+    </w:p>
+    <w:p>
+      <w:pPr>
+        <w:bidi w:val="0"/>
+      </w:pPr>
+      <w:r>
+        <w:t>To use an Iterator, you must import it from the java.util package.</w:t>
+      </w:r>
+    </w:p>
+    <w:p>
+      <w:pPr>
+        <w:bidi w:val="0"/>
+        <w:rPr>
+          <w:highlight w:val="yellow"/>
+        </w:rPr>
+      </w:pPr>
+      <w:r>
+        <w:rPr>
+          <w:highlight w:val="yellow"/>
+        </w:rPr>
+        <w:t>import java.util.ArrayList;</w:t>
+      </w:r>
+    </w:p>
+    <w:p>
+      <w:pPr>
+        <w:bidi w:val="0"/>
+        <w:rPr>
+          <w:highlight w:val="yellow"/>
+        </w:rPr>
+      </w:pPr>
+      <w:r>
+        <w:rPr>
+          <w:highlight w:val="yellow"/>
+        </w:rPr>
+        <w:t>import java.util.Iterator;</w:t>
+      </w:r>
+    </w:p>
+    <w:p>
+      <w:pPr>
+        <w:bidi w:val="0"/>
+        <w:rPr>
+          <w:highlight w:val="yellow"/>
+        </w:rPr>
+      </w:pPr>
+      <w:r>
+        <w:rPr>
+          <w:highlight w:val="yellow"/>
+        </w:rPr>
+        <w:t>public class Main {</w:t>
+      </w:r>
+    </w:p>
+    <w:p>
+      <w:pPr>
+        <w:bidi w:val="0"/>
+        <w:rPr>
+          <w:highlight w:val="yellow"/>
+        </w:rPr>
+      </w:pPr>
+      <w:r>
+        <w:rPr>
+          <w:highlight w:val="yellow"/>
+        </w:rPr>
+        <w:t xml:space="preserve">  public static void main(String[] args) {</w:t>
+      </w:r>
+    </w:p>
+    <w:p>
+      <w:pPr>
+        <w:bidi w:val="0"/>
+        <w:rPr>
+          <w:highlight w:val="yellow"/>
+        </w:rPr>
+      </w:pPr>
+      <w:r>
+        <w:rPr>
+          <w:highlight w:val="yellow"/>
+        </w:rPr>
+        <w:t xml:space="preserve">    // Make a collection</w:t>
+      </w:r>
+    </w:p>
+    <w:p>
+      <w:pPr>
+        <w:bidi w:val="0"/>
+        <w:rPr>
+          <w:highlight w:val="yellow"/>
+        </w:rPr>
+      </w:pPr>
+      <w:r>
+        <w:rPr>
+          <w:highlight w:val="yellow"/>
+        </w:rPr>
+        <w:t xml:space="preserve">    ArrayList&lt;String&gt; cars = new ArrayList&lt;String&gt;();</w:t>
+      </w:r>
+    </w:p>
+    <w:p>
+      <w:pPr>
+        <w:bidi w:val="0"/>
+        <w:rPr>
+          <w:highlight w:val="yellow"/>
+        </w:rPr>
+      </w:pPr>
+      <w:r>
+        <w:rPr>
+          <w:highlight w:val="yellow"/>
+        </w:rPr>
+        <w:t xml:space="preserve">    cars.add("Volvo");</w:t>
+      </w:r>
+    </w:p>
+    <w:p>
+      <w:pPr>
+        <w:bidi w:val="0"/>
+        <w:rPr>
+          <w:highlight w:val="yellow"/>
+        </w:rPr>
+      </w:pPr>
+      <w:r>
+        <w:rPr>
+          <w:highlight w:val="yellow"/>
+        </w:rPr>
+        <w:t xml:space="preserve">    cars.add("BMW");</w:t>
+      </w:r>
+    </w:p>
+    <w:p>
+      <w:pPr>
+        <w:bidi w:val="0"/>
+        <w:rPr>
+          <w:highlight w:val="yellow"/>
+        </w:rPr>
+      </w:pPr>
+      <w:r>
+        <w:rPr>
+          <w:highlight w:val="yellow"/>
+        </w:rPr>
+        <w:t xml:space="preserve">    cars.add("Ford");</w:t>
+      </w:r>
+    </w:p>
+    <w:p>
+      <w:pPr>
+        <w:bidi w:val="0"/>
+        <w:rPr>
+          <w:highlight w:val="yellow"/>
+        </w:rPr>
+      </w:pPr>
+      <w:r>
+        <w:rPr>
+          <w:highlight w:val="yellow"/>
+        </w:rPr>
+        <w:t xml:space="preserve">    cars.add("Mazda");</w:t>
+      </w:r>
+    </w:p>
+    <w:p>
+      <w:pPr>
+        <w:bidi w:val="0"/>
+        <w:rPr>
+          <w:highlight w:val="yellow"/>
+        </w:rPr>
+      </w:pPr>
+      <w:r>
+        <w:rPr>
+          <w:highlight w:val="yellow"/>
+        </w:rPr>
+        <w:t xml:space="preserve">    // Get the iterator</w:t>
+      </w:r>
+    </w:p>
+    <w:p>
+      <w:pPr>
+        <w:bidi w:val="0"/>
+        <w:rPr>
+          <w:highlight w:val="yellow"/>
+        </w:rPr>
+      </w:pPr>
+      <w:r>
+        <w:rPr>
+          <w:highlight w:val="yellow"/>
+        </w:rPr>
+        <w:t xml:space="preserve">    Iterator&lt;String&gt; it = cars.iterator();</w:t>
+      </w:r>
+    </w:p>
+    <w:p>
+      <w:pPr>
+        <w:bidi w:val="0"/>
+        <w:rPr>
+          <w:highlight w:val="yellow"/>
+        </w:rPr>
+      </w:pPr>
+      <w:r>
+        <w:rPr>
+          <w:highlight w:val="yellow"/>
+        </w:rPr>
+        <w:t xml:space="preserve">    // Print the first item</w:t>
+      </w:r>
+    </w:p>
+    <w:p>
+      <w:pPr>
+        <w:bidi w:val="0"/>
+        <w:rPr>
+          <w:highlight w:val="yellow"/>
+        </w:rPr>
+      </w:pPr>
+      <w:r>
+        <w:rPr>
+          <w:highlight w:val="yellow"/>
+        </w:rPr>
+        <w:t xml:space="preserve">    System.out.println(it.next());</w:t>
+      </w:r>
+    </w:p>
+    <w:p>
+      <w:pPr>
+        <w:bidi w:val="0"/>
+        <w:rPr>
+          <w:highlight w:val="yellow"/>
+        </w:rPr>
+      </w:pPr>
+      <w:r>
+        <w:rPr>
+          <w:highlight w:val="yellow"/>
+        </w:rPr>
+        <w:t xml:space="preserve">  }</w:t>
+      </w:r>
+    </w:p>
+    <w:p>
+      <w:pPr>
+        <w:bidi w:val="0"/>
+        <w:rPr>
+          <w:lang w:eastAsia="en-IN"/>
+        </w:rPr>
+      </w:pPr>
+      <w:r>
+        <w:rPr>
+          <w:highlight w:val="yellow"/>
+        </w:rPr>
+        <w:t>}</w:t>
+      </w:r>
+    </w:p>
+    <w:p>
+      <w:pPr>
+        <w:bidi w:val="0"/>
+      </w:pPr>
+      <w:r>
+        <w:rPr>
+          <w:rFonts w:hint="default"/>
+          <w:lang w:val="en-US"/>
+        </w:rPr>
+        <w:t>//</w:t>
+      </w:r>
+      <w:r>
+        <w:t>To loop through a collection, use the hasNext() and next() methods of the Iterator:</w:t>
+      </w:r>
+    </w:p>
+    <w:p>
+      <w:pPr>
+        <w:bidi w:val="0"/>
+        <w:rPr>
+          <w:highlight w:val="yellow"/>
+        </w:rPr>
+      </w:pPr>
+      <w:r>
+        <w:rPr>
+          <w:highlight w:val="yellow"/>
+        </w:rPr>
+        <w:t>while(it.hasNext()) {</w:t>
+      </w:r>
+    </w:p>
+    <w:p>
+      <w:pPr>
+        <w:bidi w:val="0"/>
+        <w:rPr>
+          <w:highlight w:val="yellow"/>
+        </w:rPr>
+      </w:pPr>
+      <w:r>
+        <w:rPr>
+          <w:highlight w:val="yellow"/>
+        </w:rPr>
+        <w:t xml:space="preserve">  System.out.println(it.next());</w:t>
+      </w:r>
+    </w:p>
+    <w:p>
+      <w:pPr>
+        <w:bidi w:val="0"/>
+        <w:rPr>
+          <w:lang w:eastAsia="en-IN"/>
+        </w:rPr>
+      </w:pPr>
+      <w:r>
+        <w:rPr>
+          <w:highlight w:val="yellow"/>
+        </w:rPr>
+        <w:t>}</w:t>
+      </w:r>
+    </w:p>
+    <w:p>
+      <w:pPr>
+        <w:bidi w:val="0"/>
+      </w:pPr>
+      <w:r>
+        <w:rPr>
+          <w:rFonts w:hint="default"/>
+          <w:lang w:val="en-US"/>
+        </w:rPr>
+        <w:t>//</w:t>
+      </w:r>
+      <w:r>
+        <w:t>Iterators are designed to easily change the collections that they loop through. The remove() method can remove items from a collection while looping.</w:t>
+      </w:r>
+    </w:p>
+    <w:p>
+      <w:pPr>
+        <w:bidi w:val="0"/>
+        <w:rPr>
+          <w:highlight w:val="yellow"/>
+        </w:rPr>
+      </w:pPr>
+      <w:r>
+        <w:rPr>
+          <w:highlight w:val="yellow"/>
+        </w:rPr>
+        <w:t>import java.util.ArrayList;</w:t>
+      </w:r>
+    </w:p>
+    <w:p>
+      <w:pPr>
+        <w:bidi w:val="0"/>
+        <w:rPr>
+          <w:highlight w:val="yellow"/>
+        </w:rPr>
+      </w:pPr>
+      <w:r>
+        <w:rPr>
+          <w:highlight w:val="yellow"/>
+        </w:rPr>
+        <w:t>import java.util.Iterator;</w:t>
+      </w:r>
+    </w:p>
+    <w:p>
+      <w:pPr>
+        <w:bidi w:val="0"/>
+        <w:rPr>
+          <w:highlight w:val="yellow"/>
+        </w:rPr>
+      </w:pPr>
+    </w:p>
+    <w:p>
+      <w:pPr>
+        <w:bidi w:val="0"/>
+        <w:rPr>
+          <w:highlight w:val="yellow"/>
+        </w:rPr>
+      </w:pPr>
+      <w:r>
+        <w:rPr>
+          <w:highlight w:val="yellow"/>
+        </w:rPr>
+        <w:t>public class Main {</w:t>
+      </w:r>
+    </w:p>
+    <w:p>
+      <w:pPr>
+        <w:bidi w:val="0"/>
+        <w:rPr>
+          <w:highlight w:val="yellow"/>
+        </w:rPr>
+      </w:pPr>
+      <w:r>
+        <w:rPr>
+          <w:highlight w:val="yellow"/>
+        </w:rPr>
+        <w:t xml:space="preserve">  public static void main(String[] args) {</w:t>
+      </w:r>
+    </w:p>
+    <w:p>
+      <w:pPr>
+        <w:bidi w:val="0"/>
+        <w:rPr>
+          <w:highlight w:val="yellow"/>
+        </w:rPr>
+      </w:pPr>
+      <w:r>
+        <w:rPr>
+          <w:highlight w:val="yellow"/>
+        </w:rPr>
+        <w:t xml:space="preserve">    ArrayList&lt;Integer&gt; numbers = new ArrayList&lt;Integer&gt;();</w:t>
+      </w:r>
+    </w:p>
+    <w:p>
+      <w:pPr>
+        <w:bidi w:val="0"/>
+        <w:rPr>
+          <w:highlight w:val="yellow"/>
+        </w:rPr>
+      </w:pPr>
+      <w:r>
+        <w:rPr>
+          <w:highlight w:val="yellow"/>
+        </w:rPr>
+        <w:t xml:space="preserve">    numbers.add(12);</w:t>
+      </w:r>
+    </w:p>
+    <w:p>
+      <w:pPr>
+        <w:bidi w:val="0"/>
+        <w:rPr>
+          <w:highlight w:val="yellow"/>
+        </w:rPr>
+      </w:pPr>
+      <w:r>
+        <w:rPr>
+          <w:highlight w:val="yellow"/>
+        </w:rPr>
+        <w:t xml:space="preserve">    numbers.add(8);</w:t>
+      </w:r>
+    </w:p>
+    <w:p>
+      <w:pPr>
+        <w:bidi w:val="0"/>
+        <w:rPr>
+          <w:highlight w:val="yellow"/>
+        </w:rPr>
+      </w:pPr>
+      <w:r>
+        <w:rPr>
+          <w:highlight w:val="yellow"/>
+        </w:rPr>
+        <w:t xml:space="preserve">    numbers.add(2);</w:t>
+      </w:r>
+    </w:p>
+    <w:p>
+      <w:pPr>
+        <w:bidi w:val="0"/>
+        <w:rPr>
+          <w:highlight w:val="yellow"/>
+        </w:rPr>
+      </w:pPr>
+      <w:r>
+        <w:rPr>
+          <w:highlight w:val="yellow"/>
+        </w:rPr>
+        <w:t xml:space="preserve">    numbers.add(23);</w:t>
+      </w:r>
+    </w:p>
+    <w:p>
+      <w:pPr>
+        <w:bidi w:val="0"/>
+        <w:rPr>
+          <w:highlight w:val="yellow"/>
+        </w:rPr>
+      </w:pPr>
+      <w:r>
+        <w:rPr>
+          <w:highlight w:val="yellow"/>
+        </w:rPr>
+        <w:t xml:space="preserve">    Iterator&lt;Integer&gt; it = numbers.iterator();</w:t>
+      </w:r>
+    </w:p>
+    <w:p>
+      <w:pPr>
+        <w:bidi w:val="0"/>
+        <w:rPr>
+          <w:highlight w:val="yellow"/>
+        </w:rPr>
+      </w:pPr>
+      <w:r>
+        <w:rPr>
+          <w:highlight w:val="yellow"/>
+        </w:rPr>
+        <w:t xml:space="preserve">    while(it.hasNext()) {</w:t>
+      </w:r>
+    </w:p>
+    <w:p>
+      <w:pPr>
+        <w:bidi w:val="0"/>
+        <w:rPr>
+          <w:highlight w:val="yellow"/>
+        </w:rPr>
+      </w:pPr>
+      <w:r>
+        <w:rPr>
+          <w:highlight w:val="yellow"/>
+        </w:rPr>
+        <w:t xml:space="preserve">      Integer i = it.next();</w:t>
+      </w:r>
+    </w:p>
+    <w:p>
+      <w:pPr>
+        <w:bidi w:val="0"/>
+        <w:rPr>
+          <w:highlight w:val="yellow"/>
+        </w:rPr>
+      </w:pPr>
+      <w:r>
+        <w:rPr>
+          <w:highlight w:val="yellow"/>
+        </w:rPr>
+        <w:t xml:space="preserve">      if(i &lt; 10) {</w:t>
+      </w:r>
+    </w:p>
+    <w:p>
+      <w:pPr>
+        <w:bidi w:val="0"/>
+        <w:rPr>
+          <w:highlight w:val="yellow"/>
+        </w:rPr>
+      </w:pPr>
+      <w:r>
+        <w:rPr>
+          <w:highlight w:val="yellow"/>
+        </w:rPr>
+        <w:t xml:space="preserve">        it.remove();</w:t>
+      </w:r>
+    </w:p>
+    <w:p>
+      <w:pPr>
+        <w:bidi w:val="0"/>
+        <w:rPr>
+          <w:highlight w:val="yellow"/>
+        </w:rPr>
+      </w:pPr>
+      <w:r>
+        <w:rPr>
+          <w:highlight w:val="yellow"/>
+        </w:rPr>
+        <w:t xml:space="preserve">      }</w:t>
+      </w:r>
+    </w:p>
+    <w:p>
+      <w:pPr>
+        <w:bidi w:val="0"/>
+        <w:rPr>
+          <w:highlight w:val="yellow"/>
+        </w:rPr>
+      </w:pPr>
+      <w:r>
+        <w:rPr>
+          <w:highlight w:val="yellow"/>
+        </w:rPr>
+        <w:t xml:space="preserve">    }</w:t>
+      </w:r>
+    </w:p>
+    <w:p>
+      <w:pPr>
+        <w:bidi w:val="0"/>
+        <w:rPr>
+          <w:highlight w:val="yellow"/>
+        </w:rPr>
+      </w:pPr>
+      <w:r>
+        <w:rPr>
+          <w:highlight w:val="yellow"/>
+        </w:rPr>
+        <w:t xml:space="preserve">    System.out.println(numbers);</w:t>
+      </w:r>
+    </w:p>
+    <w:p>
+      <w:pPr>
+        <w:bidi w:val="0"/>
+        <w:rPr>
+          <w:highlight w:val="yellow"/>
+        </w:rPr>
+      </w:pPr>
+      <w:r>
+        <w:rPr>
+          <w:highlight w:val="yellow"/>
+        </w:rPr>
+        <w:t xml:space="preserve">  }</w:t>
+      </w:r>
+      <w:r>
+        <w:rPr>
+          <w:rFonts w:hint="default"/>
+          <w:highlight w:val="yellow"/>
+          <w:lang w:val="en-US"/>
         </w:rPr>
         <w:t xml:space="preserve"> </w:t>
       </w:r>
       <w:r>
         <w:rPr>
-          <w:rFonts w:ascii="SimSun" w:hAnsi="SimSun" w:eastAsia="SimSun" w:cs="SimSun"/>
-          <w:kern w:val="0"/>
-          <w:sz w:val="24"/>
-          <w:szCs w:val="24"/>
-          <w:lang w:val="en-US" w:eastAsia="zh-CN" w:bidi="ar"/>
-        </w:rPr>
-        <w:t>val</w:t>
-      </w:r>
-      <w:r>
-        <w:rPr>
-          <w:rStyle w:val="9"/>
-          <w:rFonts w:ascii="SimSun" w:hAnsi="SimSun" w:eastAsia="SimSun" w:cs="SimSun"/>
-          <w:kern w:val="0"/>
-          <w:sz w:val="24"/>
-          <w:szCs w:val="24"/>
-          <w:lang w:val="en-US" w:eastAsia="zh-CN" w:bidi="ar"/>
-        </w:rPr>
-        <w:t xml:space="preserve"> </w:t>
-      </w:r>
-      <w:r>
-        <w:rPr>
-          <w:rFonts w:ascii="SimSun" w:hAnsi="SimSun" w:eastAsia="SimSun" w:cs="SimSun"/>
-          <w:kern w:val="0"/>
-          <w:sz w:val="24"/>
-          <w:szCs w:val="24"/>
-          <w:lang w:val="en-US" w:eastAsia="zh-CN" w:bidi="ar"/>
-        </w:rPr>
-        <w:t>=</w:t>
-      </w:r>
-      <w:r>
-        <w:rPr>
-          <w:rStyle w:val="9"/>
-          <w:rFonts w:ascii="SimSun" w:hAnsi="SimSun" w:eastAsia="SimSun" w:cs="SimSun"/>
-          <w:kern w:val="0"/>
-          <w:sz w:val="24"/>
-          <w:szCs w:val="24"/>
-          <w:lang w:val="en-US" w:eastAsia="zh-CN" w:bidi="ar"/>
-        </w:rPr>
-        <w:t xml:space="preserve"> it.next();</w:t>
-      </w:r>
-    </w:p>
-    <w:p>
-      <w:pPr>
-        <w:keepNext w:val="0"/>
-        <w:keepLines w:val="0"/>
-        <w:widowControl/>
-        <w:suppressLineNumbers w:val="0"/>
-        <w:bidi w:val="0"/>
-        <w:jc w:val="left"/>
-        <w:rPr>
-          <w:rStyle w:val="9"/>
-          <w:rFonts w:ascii="SimSun" w:hAnsi="SimSun" w:eastAsia="SimSun" w:cs="SimSun"/>
-          <w:kern w:val="0"/>
-          <w:sz w:val="24"/>
-          <w:szCs w:val="24"/>
-          <w:lang w:val="en-US" w:eastAsia="zh-CN" w:bidi="ar"/>
-        </w:rPr>
-      </w:pPr>
-      <w:r>
-        <w:rPr>
-          <w:rStyle w:val="9"/>
-          <w:rFonts w:ascii="SimSun" w:hAnsi="SimSun" w:eastAsia="SimSun" w:cs="SimSun"/>
-          <w:kern w:val="0"/>
-          <w:sz w:val="24"/>
-          <w:szCs w:val="24"/>
-          <w:lang w:val="en-US" w:eastAsia="zh-CN" w:bidi="ar"/>
-        </w:rPr>
-        <w:t xml:space="preserve">    list.add(</w:t>
-      </w:r>
-      <w:r>
-        <w:rPr>
-          <w:rFonts w:ascii="SimSun" w:hAnsi="SimSun" w:eastAsia="SimSun" w:cs="SimSun"/>
-          <w:kern w:val="0"/>
-          <w:sz w:val="24"/>
-          <w:szCs w:val="24"/>
-          <w:lang w:val="en-US" w:eastAsia="zh-CN" w:bidi="ar"/>
-        </w:rPr>
-        <w:t>3</w:t>
-      </w:r>
-      <w:r>
-        <w:rPr>
-          <w:rStyle w:val="9"/>
-          <w:rFonts w:ascii="SimSun" w:hAnsi="SimSun" w:eastAsia="SimSun" w:cs="SimSun"/>
-          <w:kern w:val="0"/>
-          <w:sz w:val="24"/>
-          <w:szCs w:val="24"/>
-          <w:lang w:val="en-US" w:eastAsia="zh-CN" w:bidi="ar"/>
-        </w:rPr>
-        <w:t xml:space="preserve">);   </w:t>
-      </w:r>
-      <w:r>
-        <w:rPr>
-          <w:rFonts w:ascii="SimSun" w:hAnsi="SimSun" w:eastAsia="SimSun" w:cs="SimSun"/>
-          <w:kern w:val="0"/>
-          <w:sz w:val="24"/>
-          <w:szCs w:val="24"/>
-          <w:lang w:val="en-US" w:eastAsia="zh-CN" w:bidi="ar"/>
-        </w:rPr>
-        <w:t>// ❌ structural modification</w:t>
-      </w:r>
-    </w:p>
-    <w:p>
-      <w:pPr>
-        <w:keepNext w:val="0"/>
-        <w:keepLines w:val="0"/>
-        <w:widowControl/>
-        <w:suppressLineNumbers w:val="0"/>
-        <w:bidi w:val="0"/>
-        <w:jc w:val="left"/>
-      </w:pPr>
-      <w:r>
-        <w:rPr>
-          <w:rStyle w:val="9"/>
-          <w:rFonts w:ascii="SimSun" w:hAnsi="SimSun" w:eastAsia="SimSun" w:cs="SimSun"/>
-          <w:kern w:val="0"/>
-          <w:sz w:val="24"/>
-          <w:szCs w:val="24"/>
-          <w:lang w:val="en-US" w:eastAsia="zh-CN" w:bidi="ar"/>
+          <w:highlight w:val="yellow"/>
         </w:rPr>
         <w:t>}</w:t>
       </w:r>
     </w:p>
     <w:p>
       <w:pPr>
+        <w:rPr>
+          <w:rFonts w:ascii="SimSun" w:hAnsi="SimSun" w:eastAsia="SimSun" w:cs="SimSun"/>
+          <w:sz w:val="32"/>
+          <w:szCs w:val="32"/>
+        </w:rPr>
+      </w:pPr>
+      <w:r>
+        <w:rPr>
+          <w:rFonts w:ascii="SimSun" w:hAnsi="SimSun" w:eastAsia="SimSun" w:cs="SimSun"/>
+          <w:sz w:val="32"/>
+          <w:szCs w:val="32"/>
+        </w:rPr>
+        <w:t>Fail-Fast vs Fail-Safe Iterators</w:t>
+      </w:r>
+    </w:p>
+    <w:p>
+      <w:pPr>
         <w:pStyle w:val="12"/>
         <w:keepNext w:val="0"/>
         <w:keepLines w:val="0"/>
@@ -18808,49 +18480,62 @@
         <w:suppressLineNumbers w:val="0"/>
       </w:pPr>
       <w:r>
-        <w:t>➡ Runtime Exception:</w:t>
-      </w:r>
-    </w:p>
-    <w:p>
-      <w:pPr>
-        <w:keepNext w:val="0"/>
-        <w:keepLines w:val="0"/>
-        <w:widowControl/>
-        <w:suppressLineNumbers w:val="0"/>
-        <w:bidi w:val="0"/>
-        <w:jc w:val="left"/>
-        <w:rPr>
-          <w:rStyle w:val="16"/>
-          <w:rFonts w:ascii="Consolas" w:hAnsi="Consolas" w:eastAsia="Times New Roman" w:cs="Courier New"/>
-          <w:color w:val="88C6BE"/>
-          <w:sz w:val="23"/>
-          <w:szCs w:val="23"/>
-          <w:lang w:eastAsia="en-IN"/>
-        </w:rPr>
-      </w:pPr>
-      <w:r>
-        <w:rPr>
-          <w:rFonts w:ascii="SimSun" w:hAnsi="SimSun" w:eastAsia="SimSun" w:cs="SimSun"/>
-          <w:color w:val="FF0000"/>
-          <w:kern w:val="0"/>
-          <w:sz w:val="24"/>
-          <w:szCs w:val="24"/>
-          <w:lang w:val="en-US" w:eastAsia="zh-CN" w:bidi="ar"/>
-        </w:rPr>
-        <w:t>ConcurrentModificationException</w:t>
-      </w:r>
-    </w:p>
-    <w:p>
-      <w:pPr>
-        <w:rPr>
-          <w:rStyle w:val="16"/>
-          <w:rFonts w:ascii="Consolas" w:hAnsi="Consolas" w:eastAsia="Times New Roman" w:cs="Courier New"/>
-          <w:color w:val="88C6BE"/>
-          <w:sz w:val="23"/>
-          <w:szCs w:val="23"/>
-          <w:lang w:eastAsia="en-IN"/>
-        </w:rPr>
-      </w:pPr>
+        <w:t>Interviewers ask this to check:</w:t>
+      </w:r>
+    </w:p>
+    <w:p>
+      <w:pPr>
+        <w:pStyle w:val="12"/>
+        <w:keepNext w:val="0"/>
+        <w:keepLines w:val="0"/>
+        <w:widowControl/>
+        <w:suppressLineNumbers w:val="0"/>
+        <w:ind w:firstLine="720" w:firstLineChars="0"/>
+        <w:rPr>
+          <w:rStyle w:val="13"/>
+        </w:rPr>
+      </w:pPr>
+      <w:r>
+        <w:t xml:space="preserve">Your </w:t>
+      </w:r>
+      <w:r>
+        <w:rPr>
+          <w:rStyle w:val="13"/>
+        </w:rPr>
+        <w:t>collection internals knowledge</w:t>
+      </w:r>
+    </w:p>
+    <w:p>
+      <w:pPr>
+        <w:pStyle w:val="12"/>
+        <w:keepNext w:val="0"/>
+        <w:keepLines w:val="0"/>
+        <w:widowControl/>
+        <w:suppressLineNumbers w:val="0"/>
+        <w:ind w:left="720"/>
+      </w:pPr>
+      <w:r>
+        <w:t xml:space="preserve">Understanding of </w:t>
+      </w:r>
+      <w:r>
+        <w:rPr>
+          <w:rStyle w:val="13"/>
+        </w:rPr>
+        <w:t>concurrency &amp; safety</w:t>
+      </w:r>
+    </w:p>
+    <w:p>
+      <w:pPr>
+        <w:pStyle w:val="12"/>
+        <w:keepNext w:val="0"/>
+        <w:keepLines w:val="0"/>
+        <w:widowControl/>
+        <w:suppressLineNumbers w:val="0"/>
+        <w:ind w:left="720"/>
+      </w:pPr>
+      <w:r>
+        <w:t>Real-world bug handling experience</w:t>
+      </w:r>
     </w:p>
     <w:p>
       <w:pPr>
@@ -18861,7 +18546,7 @@
         <w:suppressLineNumbers w:val="0"/>
       </w:pPr>
       <w:r>
-        <w:t>Fail-Safe Iterators</w:t>
+        <w:t>Fail-Fast Iterators</w:t>
       </w:r>
     </w:p>
     <w:p>
@@ -18879,7 +18564,7 @@
         <w:rPr>
           <w:rStyle w:val="13"/>
         </w:rPr>
-        <w:t>Fail-Safe iterator</w:t>
+        <w:t>Fail-Fast iterator</w:t>
       </w:r>
       <w:r>
         <w:t>:</w:t>
@@ -18895,16 +18580,13 @@
         <w:ind w:left="720"/>
       </w:pPr>
       <w:r>
-        <w:t xml:space="preserve">Iterates over a </w:t>
+        <w:t xml:space="preserve">Directly iterates over the </w:t>
       </w:r>
       <w:r>
         <w:rPr>
           <w:rStyle w:val="13"/>
         </w:rPr>
-        <w:t>copy (snapshot)</w:t>
-      </w:r>
-      <w:r>
-        <w:t xml:space="preserve"> of the collection</w:t>
+        <w:t>original collection</w:t>
       </w:r>
     </w:p>
     <w:p>
@@ -18917,7 +18599,16 @@
         <w:ind w:left="720"/>
       </w:pPr>
       <w:r>
-        <w:t>Original collection can be modified safely</w:t>
+        <w:t xml:space="preserve">If collection is </w:t>
+      </w:r>
+      <w:r>
+        <w:rPr>
+          <w:rStyle w:val="13"/>
+        </w:rPr>
+        <w:t>structurally modified</w:t>
+      </w:r>
+      <w:r>
+        <w:t xml:space="preserve"> during iteration</w:t>
       </w:r>
     </w:p>
     <w:p>
@@ -18928,9 +18619,29 @@
         <w:widowControl/>
         <w:suppressLineNumbers w:val="0"/>
         <w:ind w:left="720"/>
-      </w:pPr>
-      <w:r>
-        <w:t>No exception is thrown</w:t>
+        <w:rPr>
+          <w:rFonts w:hint="default"/>
+          <w:lang w:val="en-US"/>
+        </w:rPr>
+      </w:pPr>
+      <w:r>
+        <w:t xml:space="preserve">It </w:t>
+      </w:r>
+      <w:r>
+        <w:rPr>
+          <w:rStyle w:val="13"/>
+        </w:rPr>
+        <w:t>fails immediately</w:t>
+      </w:r>
+      <w:r>
+        <w:t xml:space="preserve"> by throwing an exceptio</w:t>
+      </w:r>
+      <w:r>
+        <w:rPr>
+          <w:rFonts w:hint="default"/>
+          <w:lang w:val="en-US"/>
+        </w:rPr>
+        <w:t>n</w:t>
       </w:r>
     </w:p>
     <w:p>
@@ -18962,8 +18673,9 @@
         <w:widowControl/>
         <w:suppressLineNumbers w:val="0"/>
         <w:rPr>
-          <w:rFonts w:hint="default" w:ascii="Times New Roman" w:hAnsi="Times New Roman" w:cs="Times New Roman"/>
           <w:color w:val="000000" w:themeColor="text1"/>
+          <w:sz w:val="28"/>
+          <w:szCs w:val="28"/>
           <w14:textFill>
             <w14:solidFill>
               <w14:schemeClr w14:val="tx1"/>
@@ -18973,8 +18685,9 @@
       </w:pPr>
       <w:r>
         <w:rPr>
-          <w:rFonts w:hint="default" w:ascii="Times New Roman" w:hAnsi="Times New Roman" w:cs="Times New Roman"/>
           <w:color w:val="000000" w:themeColor="text1"/>
+          <w:sz w:val="28"/>
+          <w:szCs w:val="28"/>
           <w14:textFill>
             <w14:solidFill>
               <w14:schemeClr w14:val="tx1"/>
@@ -18994,10 +18707,35 @@
         <w:ind w:left="720"/>
       </w:pPr>
       <w:r>
+        <w:t xml:space="preserve">Throws </w:t>
+      </w:r>
+      <w:r>
+        <w:rPr>
+          <w:rStyle w:val="9"/>
+        </w:rPr>
+        <w:t>ConcurrentModificationException</w:t>
+      </w:r>
+    </w:p>
+    <w:p>
+      <w:pPr>
+        <w:pStyle w:val="12"/>
+        <w:keepNext w:val="0"/>
+        <w:keepLines w:val="0"/>
+        <w:widowControl/>
+        <w:suppressLineNumbers w:val="0"/>
+        <w:ind w:left="720"/>
         <w:rPr>
           <w:rStyle w:val="13"/>
         </w:rPr>
-        <w:t>No ConcurrentModificationException</w:t>
+      </w:pPr>
+      <w:r>
+        <w:t xml:space="preserve">Detects </w:t>
+      </w:r>
+      <w:r>
+        <w:rPr>
+          <w:rStyle w:val="13"/>
+        </w:rPr>
+        <w:t>unsafe concurrent modification</w:t>
       </w:r>
     </w:p>
     <w:p>
@@ -19010,7 +18748,7 @@
         <w:ind w:left="720"/>
       </w:pPr>
       <w:r>
-        <w:t>Thread-safe</w:t>
+        <w:t>Not thread-safe</w:t>
       </w:r>
     </w:p>
     <w:p>
@@ -19023,26 +18761,13 @@
         <w:ind w:left="720"/>
       </w:pPr>
       <w:r>
-        <w:t>Extra memory used (copy)</w:t>
-      </w:r>
-    </w:p>
-    <w:p>
-      <w:pPr>
-        <w:pStyle w:val="12"/>
-        <w:keepNext w:val="0"/>
-        <w:keepLines w:val="0"/>
-        <w:widowControl/>
-        <w:suppressLineNumbers w:val="0"/>
-        <w:ind w:left="720"/>
-      </w:pPr>
-      <w:r>
-        <w:t xml:space="preserve">Iterator does </w:t>
+        <w:t xml:space="preserve">Works on </w:t>
       </w:r>
       <w:r>
         <w:rPr>
           <w:rStyle w:val="13"/>
         </w:rPr>
-        <w:t>not reflect latest changes</w:t>
+        <w:t>original data</w:t>
       </w:r>
     </w:p>
     <w:p>
@@ -19104,16 +18829,12 @@
         <w:widowControl/>
         <w:suppressLineNumbers w:val="0"/>
         <w:ind w:left="720"/>
-        <w:rPr>
-          <w:highlight w:val="yellow"/>
-        </w:rPr>
       </w:pPr>
       <w:r>
         <w:rPr>
           <w:rStyle w:val="9"/>
-          <w:highlight w:val="yellow"/>
-        </w:rPr>
-        <w:t>ConcurrentHashMap</w:t>
+        </w:rPr>
+        <w:t>ArrayList</w:t>
       </w:r>
     </w:p>
     <w:p>
@@ -19124,16 +18845,12 @@
         <w:widowControl/>
         <w:suppressLineNumbers w:val="0"/>
         <w:ind w:left="720"/>
-        <w:rPr>
-          <w:highlight w:val="yellow"/>
-        </w:rPr>
       </w:pPr>
       <w:r>
         <w:rPr>
           <w:rStyle w:val="9"/>
-          <w:highlight w:val="yellow"/>
-        </w:rPr>
-        <w:t>CopyOnWriteArrayList</w:t>
+        </w:rPr>
+        <w:t>HashMap</w:t>
       </w:r>
     </w:p>
     <w:p>
@@ -19144,16 +18861,31 @@
         <w:widowControl/>
         <w:suppressLineNumbers w:val="0"/>
         <w:ind w:left="720"/>
-        <w:rPr>
-          <w:highlight w:val="yellow"/>
-        </w:rPr>
       </w:pPr>
       <w:r>
         <w:rPr>
           <w:rStyle w:val="9"/>
-          <w:highlight w:val="yellow"/>
-        </w:rPr>
-        <w:t>CopyOnWriteArraySet</w:t>
+        </w:rPr>
+        <w:t>HashSet</w:t>
+      </w:r>
+    </w:p>
+    <w:p>
+      <w:pPr>
+        <w:pStyle w:val="12"/>
+        <w:keepNext w:val="0"/>
+        <w:keepLines w:val="0"/>
+        <w:widowControl/>
+        <w:suppressLineNumbers w:val="0"/>
+        <w:ind w:left="720"/>
+      </w:pPr>
+      <w:r>
+        <w:rPr>
+          <w:rStyle w:val="9"/>
+        </w:rPr>
+        <w:t>Vector</w:t>
+      </w:r>
+      <w:r>
+        <w:t xml:space="preserve"> (iterator)</w:t>
       </w:r>
     </w:p>
     <w:p>
@@ -19166,6 +18898,829 @@
       <w:r>
         <w:pict>
           <v:rect id="_x0000_i1041" o:spt="1" style="height:1.5pt;width:432pt;" fillcolor="#A0A0A0" filled="t" stroked="f" coordsize="21600,21600" o:hr="t" o:hrstd="t" o:hralign="center">
+            <v:path/>
+            <v:fill on="t" focussize="0,0"/>
+            <v:stroke on="f"/>
+            <v:imagedata o:title=""/>
+            <o:lock v:ext="edit"/>
+            <w10:wrap type="none"/>
+            <w10:anchorlock/>
+          </v:rect>
+        </w:pict>
+      </w:r>
+    </w:p>
+    <w:p>
+      <w:pPr>
+        <w:pStyle w:val="4"/>
+        <w:keepNext w:val="0"/>
+        <w:keepLines w:val="0"/>
+        <w:widowControl/>
+        <w:suppressLineNumbers w:val="0"/>
+        <w:rPr>
+          <w:color w:val="000000" w:themeColor="text1"/>
+          <w:sz w:val="24"/>
+          <w:szCs w:val="24"/>
+          <w14:textFill>
+            <w14:solidFill>
+              <w14:schemeClr w14:val="tx1"/>
+            </w14:solidFill>
+          </w14:textFill>
+        </w:rPr>
+      </w:pPr>
+      <w:r>
+        <w:rPr>
+          <w:color w:val="000000" w:themeColor="text1"/>
+          <w:sz w:val="24"/>
+          <w:szCs w:val="24"/>
+          <w14:textFill>
+            <w14:solidFill>
+              <w14:schemeClr w14:val="tx1"/>
+            </w14:solidFill>
+          </w14:textFill>
+        </w:rPr>
+        <w:t>Example (Classic Interview Code)</w:t>
+      </w:r>
+    </w:p>
+    <w:p/>
+    <w:p>
+      <w:pPr>
+        <w:keepNext w:val="0"/>
+        <w:keepLines w:val="0"/>
+        <w:widowControl/>
+        <w:suppressLineNumbers w:val="0"/>
+        <w:bidi w:val="0"/>
+        <w:jc w:val="left"/>
+        <w:rPr>
+          <w:rStyle w:val="9"/>
+          <w:rFonts w:ascii="SimSun" w:hAnsi="SimSun" w:eastAsia="SimSun" w:cs="SimSun"/>
+          <w:kern w:val="0"/>
+          <w:sz w:val="24"/>
+          <w:szCs w:val="24"/>
+          <w:lang w:val="en-US" w:eastAsia="zh-CN" w:bidi="ar"/>
+        </w:rPr>
+      </w:pPr>
+      <w:r>
+        <w:rPr>
+          <w:rStyle w:val="9"/>
+          <w:rFonts w:ascii="SimSun" w:hAnsi="SimSun" w:eastAsia="SimSun" w:cs="SimSun"/>
+          <w:kern w:val="0"/>
+          <w:sz w:val="24"/>
+          <w:szCs w:val="24"/>
+          <w:lang w:val="en-US" w:eastAsia="zh-CN" w:bidi="ar"/>
+        </w:rPr>
+        <w:t xml:space="preserve">List&lt;Integer&gt; list = </w:t>
+      </w:r>
+      <w:r>
+        <w:rPr>
+          <w:rFonts w:ascii="SimSun" w:hAnsi="SimSun" w:eastAsia="SimSun" w:cs="SimSun"/>
+          <w:kern w:val="0"/>
+          <w:sz w:val="24"/>
+          <w:szCs w:val="24"/>
+          <w:lang w:val="en-US" w:eastAsia="zh-CN" w:bidi="ar"/>
+        </w:rPr>
+        <w:t>new</w:t>
+      </w:r>
+      <w:r>
+        <w:rPr>
+          <w:rStyle w:val="9"/>
+          <w:rFonts w:ascii="SimSun" w:hAnsi="SimSun" w:eastAsia="SimSun" w:cs="SimSun"/>
+          <w:kern w:val="0"/>
+          <w:sz w:val="24"/>
+          <w:szCs w:val="24"/>
+          <w:lang w:val="en-US" w:eastAsia="zh-CN" w:bidi="ar"/>
+        </w:rPr>
+        <w:t xml:space="preserve"> </w:t>
+      </w:r>
+      <w:r>
+        <w:rPr>
+          <w:rFonts w:ascii="SimSun" w:hAnsi="SimSun" w:eastAsia="SimSun" w:cs="SimSun"/>
+          <w:kern w:val="0"/>
+          <w:sz w:val="24"/>
+          <w:szCs w:val="24"/>
+          <w:lang w:val="en-US" w:eastAsia="zh-CN" w:bidi="ar"/>
+        </w:rPr>
+        <w:t>ArrayList</w:t>
+      </w:r>
+      <w:r>
+        <w:rPr>
+          <w:rStyle w:val="9"/>
+          <w:rFonts w:ascii="SimSun" w:hAnsi="SimSun" w:eastAsia="SimSun" w:cs="SimSun"/>
+          <w:kern w:val="0"/>
+          <w:sz w:val="24"/>
+          <w:szCs w:val="24"/>
+          <w:lang w:val="en-US" w:eastAsia="zh-CN" w:bidi="ar"/>
+        </w:rPr>
+        <w:t>&lt;&gt;();</w:t>
+      </w:r>
+    </w:p>
+    <w:p>
+      <w:pPr>
+        <w:keepNext w:val="0"/>
+        <w:keepLines w:val="0"/>
+        <w:widowControl/>
+        <w:suppressLineNumbers w:val="0"/>
+        <w:bidi w:val="0"/>
+        <w:jc w:val="left"/>
+        <w:rPr>
+          <w:rStyle w:val="9"/>
+          <w:rFonts w:ascii="SimSun" w:hAnsi="SimSun" w:eastAsia="SimSun" w:cs="SimSun"/>
+          <w:kern w:val="0"/>
+          <w:sz w:val="24"/>
+          <w:szCs w:val="24"/>
+          <w:lang w:val="en-US" w:eastAsia="zh-CN" w:bidi="ar"/>
+        </w:rPr>
+      </w:pPr>
+      <w:r>
+        <w:rPr>
+          <w:rStyle w:val="9"/>
+          <w:rFonts w:ascii="SimSun" w:hAnsi="SimSun" w:eastAsia="SimSun" w:cs="SimSun"/>
+          <w:kern w:val="0"/>
+          <w:sz w:val="24"/>
+          <w:szCs w:val="24"/>
+          <w:lang w:val="en-US" w:eastAsia="zh-CN" w:bidi="ar"/>
+        </w:rPr>
+        <w:t>list.add(</w:t>
+      </w:r>
+      <w:r>
+        <w:rPr>
+          <w:rFonts w:ascii="SimSun" w:hAnsi="SimSun" w:eastAsia="SimSun" w:cs="SimSun"/>
+          <w:kern w:val="0"/>
+          <w:sz w:val="24"/>
+          <w:szCs w:val="24"/>
+          <w:lang w:val="en-US" w:eastAsia="zh-CN" w:bidi="ar"/>
+        </w:rPr>
+        <w:t>1</w:t>
+      </w:r>
+      <w:r>
+        <w:rPr>
+          <w:rStyle w:val="9"/>
+          <w:rFonts w:ascii="SimSun" w:hAnsi="SimSun" w:eastAsia="SimSun" w:cs="SimSun"/>
+          <w:kern w:val="0"/>
+          <w:sz w:val="24"/>
+          <w:szCs w:val="24"/>
+          <w:lang w:val="en-US" w:eastAsia="zh-CN" w:bidi="ar"/>
+        </w:rPr>
+        <w:t>);</w:t>
+      </w:r>
+    </w:p>
+    <w:p>
+      <w:pPr>
+        <w:keepNext w:val="0"/>
+        <w:keepLines w:val="0"/>
+        <w:widowControl/>
+        <w:suppressLineNumbers w:val="0"/>
+        <w:bidi w:val="0"/>
+        <w:jc w:val="left"/>
+        <w:rPr>
+          <w:rStyle w:val="9"/>
+          <w:rFonts w:ascii="SimSun" w:hAnsi="SimSun" w:eastAsia="SimSun" w:cs="SimSun"/>
+          <w:kern w:val="0"/>
+          <w:sz w:val="24"/>
+          <w:szCs w:val="24"/>
+          <w:lang w:val="en-US" w:eastAsia="zh-CN" w:bidi="ar"/>
+        </w:rPr>
+      </w:pPr>
+      <w:r>
+        <w:rPr>
+          <w:rStyle w:val="9"/>
+          <w:rFonts w:ascii="SimSun" w:hAnsi="SimSun" w:eastAsia="SimSun" w:cs="SimSun"/>
+          <w:kern w:val="0"/>
+          <w:sz w:val="24"/>
+          <w:szCs w:val="24"/>
+          <w:lang w:val="en-US" w:eastAsia="zh-CN" w:bidi="ar"/>
+        </w:rPr>
+        <w:t>list.add(</w:t>
+      </w:r>
+      <w:r>
+        <w:rPr>
+          <w:rFonts w:ascii="SimSun" w:hAnsi="SimSun" w:eastAsia="SimSun" w:cs="SimSun"/>
+          <w:kern w:val="0"/>
+          <w:sz w:val="24"/>
+          <w:szCs w:val="24"/>
+          <w:lang w:val="en-US" w:eastAsia="zh-CN" w:bidi="ar"/>
+        </w:rPr>
+        <w:t>2</w:t>
+      </w:r>
+      <w:r>
+        <w:rPr>
+          <w:rStyle w:val="9"/>
+          <w:rFonts w:ascii="SimSun" w:hAnsi="SimSun" w:eastAsia="SimSun" w:cs="SimSun"/>
+          <w:kern w:val="0"/>
+          <w:sz w:val="24"/>
+          <w:szCs w:val="24"/>
+          <w:lang w:val="en-US" w:eastAsia="zh-CN" w:bidi="ar"/>
+        </w:rPr>
+        <w:t>);</w:t>
+      </w:r>
+    </w:p>
+    <w:p>
+      <w:pPr>
+        <w:keepNext w:val="0"/>
+        <w:keepLines w:val="0"/>
+        <w:widowControl/>
+        <w:suppressLineNumbers w:val="0"/>
+        <w:bidi w:val="0"/>
+        <w:jc w:val="left"/>
+        <w:rPr>
+          <w:rStyle w:val="9"/>
+          <w:rFonts w:ascii="SimSun" w:hAnsi="SimSun" w:eastAsia="SimSun" w:cs="SimSun"/>
+          <w:kern w:val="0"/>
+          <w:sz w:val="24"/>
+          <w:szCs w:val="24"/>
+          <w:lang w:val="en-US" w:eastAsia="zh-CN" w:bidi="ar"/>
+        </w:rPr>
+      </w:pPr>
+    </w:p>
+    <w:p>
+      <w:pPr>
+        <w:keepNext w:val="0"/>
+        <w:keepLines w:val="0"/>
+        <w:widowControl/>
+        <w:suppressLineNumbers w:val="0"/>
+        <w:bidi w:val="0"/>
+        <w:jc w:val="left"/>
+        <w:rPr>
+          <w:rStyle w:val="9"/>
+          <w:rFonts w:ascii="SimSun" w:hAnsi="SimSun" w:eastAsia="SimSun" w:cs="SimSun"/>
+          <w:kern w:val="0"/>
+          <w:sz w:val="24"/>
+          <w:szCs w:val="24"/>
+          <w:lang w:val="en-US" w:eastAsia="zh-CN" w:bidi="ar"/>
+        </w:rPr>
+      </w:pPr>
+      <w:r>
+        <w:rPr>
+          <w:rStyle w:val="9"/>
+          <w:rFonts w:ascii="SimSun" w:hAnsi="SimSun" w:eastAsia="SimSun" w:cs="SimSun"/>
+          <w:kern w:val="0"/>
+          <w:sz w:val="24"/>
+          <w:szCs w:val="24"/>
+          <w:lang w:val="en-US" w:eastAsia="zh-CN" w:bidi="ar"/>
+        </w:rPr>
+        <w:t>Iterator&lt;Integer&gt; it = list.iterator();</w:t>
+      </w:r>
+      <w:r>
+        <w:rPr>
+          <w:rFonts w:ascii="SimSun" w:hAnsi="SimSun" w:eastAsia="SimSun" w:cs="SimSun"/>
+          <w:kern w:val="0"/>
+          <w:sz w:val="24"/>
+          <w:szCs w:val="24"/>
+          <w:lang w:val="en-US" w:eastAsia="zh-CN" w:bidi="ar"/>
+        </w:rPr>
+        <w:t>while</w:t>
+      </w:r>
+      <w:r>
+        <w:rPr>
+          <w:rStyle w:val="9"/>
+          <w:rFonts w:ascii="SimSun" w:hAnsi="SimSun" w:eastAsia="SimSun" w:cs="SimSun"/>
+          <w:kern w:val="0"/>
+          <w:sz w:val="24"/>
+          <w:szCs w:val="24"/>
+          <w:lang w:val="en-US" w:eastAsia="zh-CN" w:bidi="ar"/>
+        </w:rPr>
+        <w:t xml:space="preserve"> (it.hasNext()) {</w:t>
+      </w:r>
+    </w:p>
+    <w:p>
+      <w:pPr>
+        <w:keepNext w:val="0"/>
+        <w:keepLines w:val="0"/>
+        <w:widowControl/>
+        <w:suppressLineNumbers w:val="0"/>
+        <w:bidi w:val="0"/>
+        <w:jc w:val="left"/>
+        <w:rPr>
+          <w:rStyle w:val="9"/>
+          <w:rFonts w:ascii="SimSun" w:hAnsi="SimSun" w:eastAsia="SimSun" w:cs="SimSun"/>
+          <w:kern w:val="0"/>
+          <w:sz w:val="24"/>
+          <w:szCs w:val="24"/>
+          <w:lang w:val="en-US" w:eastAsia="zh-CN" w:bidi="ar"/>
+        </w:rPr>
+      </w:pPr>
+      <w:r>
+        <w:rPr>
+          <w:rStyle w:val="9"/>
+          <w:rFonts w:ascii="SimSun" w:hAnsi="SimSun" w:eastAsia="SimSun" w:cs="SimSun"/>
+          <w:kern w:val="0"/>
+          <w:sz w:val="24"/>
+          <w:szCs w:val="24"/>
+          <w:lang w:val="en-US" w:eastAsia="zh-CN" w:bidi="ar"/>
+        </w:rPr>
+        <w:t xml:space="preserve">    </w:t>
+      </w:r>
+      <w:r>
+        <w:rPr>
+          <w:rFonts w:ascii="SimSun" w:hAnsi="SimSun" w:eastAsia="SimSun" w:cs="SimSun"/>
+          <w:kern w:val="0"/>
+          <w:sz w:val="24"/>
+          <w:szCs w:val="24"/>
+          <w:lang w:val="en-US" w:eastAsia="zh-CN" w:bidi="ar"/>
+        </w:rPr>
+        <w:t>Integer</w:t>
+      </w:r>
+      <w:r>
+        <w:rPr>
+          <w:rStyle w:val="9"/>
+          <w:rFonts w:ascii="SimSun" w:hAnsi="SimSun" w:eastAsia="SimSun" w:cs="SimSun"/>
+          <w:kern w:val="0"/>
+          <w:sz w:val="24"/>
+          <w:szCs w:val="24"/>
+          <w:lang w:val="en-US" w:eastAsia="zh-CN" w:bidi="ar"/>
+        </w:rPr>
+        <w:t xml:space="preserve"> </w:t>
+      </w:r>
+      <w:r>
+        <w:rPr>
+          <w:rFonts w:ascii="SimSun" w:hAnsi="SimSun" w:eastAsia="SimSun" w:cs="SimSun"/>
+          <w:kern w:val="0"/>
+          <w:sz w:val="24"/>
+          <w:szCs w:val="24"/>
+          <w:lang w:val="en-US" w:eastAsia="zh-CN" w:bidi="ar"/>
+        </w:rPr>
+        <w:t>val</w:t>
+      </w:r>
+      <w:r>
+        <w:rPr>
+          <w:rStyle w:val="9"/>
+          <w:rFonts w:ascii="SimSun" w:hAnsi="SimSun" w:eastAsia="SimSun" w:cs="SimSun"/>
+          <w:kern w:val="0"/>
+          <w:sz w:val="24"/>
+          <w:szCs w:val="24"/>
+          <w:lang w:val="en-US" w:eastAsia="zh-CN" w:bidi="ar"/>
+        </w:rPr>
+        <w:t xml:space="preserve"> </w:t>
+      </w:r>
+      <w:r>
+        <w:rPr>
+          <w:rFonts w:ascii="SimSun" w:hAnsi="SimSun" w:eastAsia="SimSun" w:cs="SimSun"/>
+          <w:kern w:val="0"/>
+          <w:sz w:val="24"/>
+          <w:szCs w:val="24"/>
+          <w:lang w:val="en-US" w:eastAsia="zh-CN" w:bidi="ar"/>
+        </w:rPr>
+        <w:t>=</w:t>
+      </w:r>
+      <w:r>
+        <w:rPr>
+          <w:rStyle w:val="9"/>
+          <w:rFonts w:ascii="SimSun" w:hAnsi="SimSun" w:eastAsia="SimSun" w:cs="SimSun"/>
+          <w:kern w:val="0"/>
+          <w:sz w:val="24"/>
+          <w:szCs w:val="24"/>
+          <w:lang w:val="en-US" w:eastAsia="zh-CN" w:bidi="ar"/>
+        </w:rPr>
+        <w:t xml:space="preserve"> it.next();</w:t>
+      </w:r>
+    </w:p>
+    <w:p>
+      <w:pPr>
+        <w:keepNext w:val="0"/>
+        <w:keepLines w:val="0"/>
+        <w:widowControl/>
+        <w:suppressLineNumbers w:val="0"/>
+        <w:bidi w:val="0"/>
+        <w:jc w:val="left"/>
+        <w:rPr>
+          <w:rStyle w:val="9"/>
+          <w:rFonts w:ascii="SimSun" w:hAnsi="SimSun" w:eastAsia="SimSun" w:cs="SimSun"/>
+          <w:kern w:val="0"/>
+          <w:sz w:val="24"/>
+          <w:szCs w:val="24"/>
+          <w:lang w:val="en-US" w:eastAsia="zh-CN" w:bidi="ar"/>
+        </w:rPr>
+      </w:pPr>
+      <w:r>
+        <w:rPr>
+          <w:rStyle w:val="9"/>
+          <w:rFonts w:ascii="SimSun" w:hAnsi="SimSun" w:eastAsia="SimSun" w:cs="SimSun"/>
+          <w:kern w:val="0"/>
+          <w:sz w:val="24"/>
+          <w:szCs w:val="24"/>
+          <w:lang w:val="en-US" w:eastAsia="zh-CN" w:bidi="ar"/>
+        </w:rPr>
+        <w:t xml:space="preserve">    list.add(</w:t>
+      </w:r>
+      <w:r>
+        <w:rPr>
+          <w:rFonts w:ascii="SimSun" w:hAnsi="SimSun" w:eastAsia="SimSun" w:cs="SimSun"/>
+          <w:kern w:val="0"/>
+          <w:sz w:val="24"/>
+          <w:szCs w:val="24"/>
+          <w:lang w:val="en-US" w:eastAsia="zh-CN" w:bidi="ar"/>
+        </w:rPr>
+        <w:t>3</w:t>
+      </w:r>
+      <w:r>
+        <w:rPr>
+          <w:rStyle w:val="9"/>
+          <w:rFonts w:ascii="SimSun" w:hAnsi="SimSun" w:eastAsia="SimSun" w:cs="SimSun"/>
+          <w:kern w:val="0"/>
+          <w:sz w:val="24"/>
+          <w:szCs w:val="24"/>
+          <w:lang w:val="en-US" w:eastAsia="zh-CN" w:bidi="ar"/>
+        </w:rPr>
+        <w:t xml:space="preserve">);   </w:t>
+      </w:r>
+      <w:r>
+        <w:rPr>
+          <w:rFonts w:ascii="SimSun" w:hAnsi="SimSun" w:eastAsia="SimSun" w:cs="SimSun"/>
+          <w:kern w:val="0"/>
+          <w:sz w:val="24"/>
+          <w:szCs w:val="24"/>
+          <w:lang w:val="en-US" w:eastAsia="zh-CN" w:bidi="ar"/>
+        </w:rPr>
+        <w:t>// ❌ structural modification</w:t>
+      </w:r>
+    </w:p>
+    <w:p>
+      <w:pPr>
+        <w:keepNext w:val="0"/>
+        <w:keepLines w:val="0"/>
+        <w:widowControl/>
+        <w:suppressLineNumbers w:val="0"/>
+        <w:bidi w:val="0"/>
+        <w:jc w:val="left"/>
+      </w:pPr>
+      <w:r>
+        <w:rPr>
+          <w:rStyle w:val="9"/>
+          <w:rFonts w:ascii="SimSun" w:hAnsi="SimSun" w:eastAsia="SimSun" w:cs="SimSun"/>
+          <w:kern w:val="0"/>
+          <w:sz w:val="24"/>
+          <w:szCs w:val="24"/>
+          <w:lang w:val="en-US" w:eastAsia="zh-CN" w:bidi="ar"/>
+        </w:rPr>
+        <w:t>}</w:t>
+      </w:r>
+    </w:p>
+    <w:p>
+      <w:pPr>
+        <w:pStyle w:val="12"/>
+        <w:keepNext w:val="0"/>
+        <w:keepLines w:val="0"/>
+        <w:widowControl/>
+        <w:suppressLineNumbers w:val="0"/>
+      </w:pPr>
+      <w:r>
+        <w:t>➡ Runtime Exception:</w:t>
+      </w:r>
+    </w:p>
+    <w:p>
+      <w:pPr>
+        <w:keepNext w:val="0"/>
+        <w:keepLines w:val="0"/>
+        <w:widowControl/>
+        <w:suppressLineNumbers w:val="0"/>
+        <w:bidi w:val="0"/>
+        <w:jc w:val="left"/>
+        <w:rPr>
+          <w:rStyle w:val="16"/>
+          <w:rFonts w:ascii="Consolas" w:hAnsi="Consolas" w:eastAsia="Times New Roman" w:cs="Courier New"/>
+          <w:color w:val="88C6BE"/>
+          <w:sz w:val="23"/>
+          <w:szCs w:val="23"/>
+          <w:lang w:eastAsia="en-IN"/>
+        </w:rPr>
+      </w:pPr>
+      <w:r>
+        <w:rPr>
+          <w:rFonts w:ascii="SimSun" w:hAnsi="SimSun" w:eastAsia="SimSun" w:cs="SimSun"/>
+          <w:color w:val="FF0000"/>
+          <w:kern w:val="0"/>
+          <w:sz w:val="24"/>
+          <w:szCs w:val="24"/>
+          <w:lang w:val="en-US" w:eastAsia="zh-CN" w:bidi="ar"/>
+        </w:rPr>
+        <w:t>ConcurrentModificationException</w:t>
+      </w:r>
+    </w:p>
+    <w:p>
+      <w:pPr>
+        <w:rPr>
+          <w:rStyle w:val="16"/>
+          <w:rFonts w:ascii="Consolas" w:hAnsi="Consolas" w:eastAsia="Times New Roman" w:cs="Courier New"/>
+          <w:color w:val="88C6BE"/>
+          <w:sz w:val="23"/>
+          <w:szCs w:val="23"/>
+          <w:lang w:eastAsia="en-IN"/>
+        </w:rPr>
+      </w:pPr>
+    </w:p>
+    <w:p>
+      <w:pPr>
+        <w:pStyle w:val="3"/>
+        <w:keepNext w:val="0"/>
+        <w:keepLines w:val="0"/>
+        <w:widowControl/>
+        <w:suppressLineNumbers w:val="0"/>
+      </w:pPr>
+      <w:r>
+        <w:t>Fail-Safe Iterators</w:t>
+      </w:r>
+    </w:p>
+    <w:p>
+      <w:pPr>
+        <w:pStyle w:val="12"/>
+        <w:keepNext w:val="0"/>
+        <w:keepLines w:val="0"/>
+        <w:widowControl/>
+        <w:suppressLineNumbers w:val="0"/>
+      </w:pPr>
+      <w:r>
+        <w:t xml:space="preserve">A </w:t>
+      </w:r>
+      <w:r>
+        <w:rPr>
+          <w:rStyle w:val="13"/>
+        </w:rPr>
+        <w:t>Fail-Safe iterator</w:t>
+      </w:r>
+      <w:r>
+        <w:t>:</w:t>
+      </w:r>
+    </w:p>
+    <w:p>
+      <w:pPr>
+        <w:pStyle w:val="12"/>
+        <w:keepNext w:val="0"/>
+        <w:keepLines w:val="0"/>
+        <w:widowControl/>
+        <w:suppressLineNumbers w:val="0"/>
+        <w:ind w:left="720"/>
+      </w:pPr>
+      <w:r>
+        <w:t xml:space="preserve">Iterates over a </w:t>
+      </w:r>
+      <w:r>
+        <w:rPr>
+          <w:rStyle w:val="13"/>
+        </w:rPr>
+        <w:t>copy (snapshot)</w:t>
+      </w:r>
+      <w:r>
+        <w:t xml:space="preserve"> of the collection</w:t>
+      </w:r>
+    </w:p>
+    <w:p>
+      <w:pPr>
+        <w:pStyle w:val="12"/>
+        <w:keepNext w:val="0"/>
+        <w:keepLines w:val="0"/>
+        <w:widowControl/>
+        <w:suppressLineNumbers w:val="0"/>
+        <w:ind w:left="720"/>
+      </w:pPr>
+      <w:r>
+        <w:t>Original collection can be modified safely</w:t>
+      </w:r>
+    </w:p>
+    <w:p>
+      <w:pPr>
+        <w:pStyle w:val="12"/>
+        <w:keepNext w:val="0"/>
+        <w:keepLines w:val="0"/>
+        <w:widowControl/>
+        <w:suppressLineNumbers w:val="0"/>
+        <w:ind w:left="720"/>
+      </w:pPr>
+      <w:r>
+        <w:t>No exception is thrown</w:t>
+      </w:r>
+    </w:p>
+    <w:p>
+      <w:pPr>
+        <w:keepNext w:val="0"/>
+        <w:keepLines w:val="0"/>
+        <w:widowControl/>
+        <w:suppressLineNumbers w:val="0"/>
+      </w:pPr>
+      <w:r>
+        <w:pict>
+          <v:rect id="_x0000_i1042" o:spt="1" style="height:1.5pt;width:432pt;" fillcolor="#A0A0A0" filled="t" stroked="f" coordsize="21600,21600" o:hr="t" o:hrstd="t" o:hralign="center">
+            <v:path/>
+            <v:fill on="t" focussize="0,0"/>
+            <v:stroke on="f"/>
+            <v:imagedata o:title=""/>
+            <o:lock v:ext="edit"/>
+            <w10:wrap type="none"/>
+            <w10:anchorlock/>
+          </v:rect>
+        </w:pict>
+      </w:r>
+    </w:p>
+    <w:p>
+      <w:pPr>
+        <w:pStyle w:val="4"/>
+        <w:keepNext w:val="0"/>
+        <w:keepLines w:val="0"/>
+        <w:widowControl/>
+        <w:suppressLineNumbers w:val="0"/>
+        <w:rPr>
+          <w:rFonts w:hint="default" w:ascii="Times New Roman" w:hAnsi="Times New Roman" w:cs="Times New Roman"/>
+          <w:color w:val="000000" w:themeColor="text1"/>
+          <w14:textFill>
+            <w14:solidFill>
+              <w14:schemeClr w14:val="tx1"/>
+            </w14:solidFill>
+          </w14:textFill>
+        </w:rPr>
+      </w:pPr>
+      <w:r>
+        <w:rPr>
+          <w:rFonts w:hint="default" w:ascii="Times New Roman" w:hAnsi="Times New Roman" w:cs="Times New Roman"/>
+          <w:color w:val="000000" w:themeColor="text1"/>
+          <w14:textFill>
+            <w14:solidFill>
+              <w14:schemeClr w14:val="tx1"/>
+            </w14:solidFill>
+          </w14:textFill>
+        </w:rPr>
+        <w:t>Key Characteristics</w:t>
+      </w:r>
+    </w:p>
+    <w:p>
+      <w:pPr>
+        <w:pStyle w:val="12"/>
+        <w:keepNext w:val="0"/>
+        <w:keepLines w:val="0"/>
+        <w:widowControl/>
+        <w:suppressLineNumbers w:val="0"/>
+        <w:ind w:left="720"/>
+      </w:pPr>
+      <w:r>
+        <w:rPr>
+          <w:rStyle w:val="13"/>
+        </w:rPr>
+        <w:t>No ConcurrentModificationException</w:t>
+      </w:r>
+    </w:p>
+    <w:p>
+      <w:pPr>
+        <w:pStyle w:val="12"/>
+        <w:keepNext w:val="0"/>
+        <w:keepLines w:val="0"/>
+        <w:widowControl/>
+        <w:suppressLineNumbers w:val="0"/>
+        <w:ind w:left="720"/>
+      </w:pPr>
+      <w:r>
+        <w:t>Thread-safe</w:t>
+      </w:r>
+    </w:p>
+    <w:p>
+      <w:pPr>
+        <w:pStyle w:val="12"/>
+        <w:keepNext w:val="0"/>
+        <w:keepLines w:val="0"/>
+        <w:widowControl/>
+        <w:suppressLineNumbers w:val="0"/>
+        <w:ind w:left="720"/>
+      </w:pPr>
+      <w:r>
+        <w:t>Extra memory used (copy)</w:t>
+      </w:r>
+    </w:p>
+    <w:p>
+      <w:pPr>
+        <w:pStyle w:val="12"/>
+        <w:keepNext w:val="0"/>
+        <w:keepLines w:val="0"/>
+        <w:widowControl/>
+        <w:suppressLineNumbers w:val="0"/>
+        <w:ind w:left="720"/>
+      </w:pPr>
+      <w:r>
+        <w:t xml:space="preserve">Iterator does </w:t>
+      </w:r>
+      <w:r>
+        <w:rPr>
+          <w:rStyle w:val="13"/>
+        </w:rPr>
+        <w:t>not reflect latest changes</w:t>
+      </w:r>
+    </w:p>
+    <w:p>
+      <w:pPr>
+        <w:keepNext w:val="0"/>
+        <w:keepLines w:val="0"/>
+        <w:widowControl/>
+        <w:suppressLineNumbers w:val="0"/>
+      </w:pPr>
+      <w:r>
+        <w:pict>
+          <v:rect id="_x0000_i1043" o:spt="1" style="height:1.5pt;width:432pt;" fillcolor="#A0A0A0" filled="t" stroked="f" coordsize="21600,21600" o:hr="t" o:hrstd="t" o:hralign="center">
+            <v:path/>
+            <v:fill on="t" focussize="0,0"/>
+            <v:stroke on="f"/>
+            <v:imagedata o:title=""/>
+            <o:lock v:ext="edit"/>
+            <w10:wrap type="none"/>
+            <w10:anchorlock/>
+          </v:rect>
+        </w:pict>
+      </w:r>
+    </w:p>
+    <w:p>
+      <w:pPr>
+        <w:pStyle w:val="4"/>
+        <w:keepNext w:val="0"/>
+        <w:keepLines w:val="0"/>
+        <w:widowControl/>
+        <w:suppressLineNumbers w:val="0"/>
+        <w:rPr>
+          <w:rFonts w:hint="default" w:ascii="Times New Roman" w:hAnsi="Times New Roman" w:cs="Times New Roman"/>
+          <w:color w:val="000000" w:themeColor="text1"/>
+          <w14:textFill>
+            <w14:solidFill>
+              <w14:schemeClr w14:val="tx1"/>
+            </w14:solidFill>
+          </w14:textFill>
+        </w:rPr>
+      </w:pPr>
+      <w:r>
+        <w:rPr>
+          <w:rFonts w:hint="default" w:ascii="Times New Roman" w:hAnsi="Times New Roman" w:cs="Times New Roman"/>
+          <w:color w:val="000000" w:themeColor="text1"/>
+          <w14:textFill>
+            <w14:solidFill>
+              <w14:schemeClr w14:val="tx1"/>
+            </w14:solidFill>
+          </w14:textFill>
+        </w:rPr>
+        <w:t xml:space="preserve">Examples </w:t>
+      </w:r>
+    </w:p>
+    <w:p>
+      <w:pPr>
+        <w:pStyle w:val="12"/>
+        <w:keepNext w:val="0"/>
+        <w:keepLines w:val="0"/>
+        <w:widowControl/>
+        <w:suppressLineNumbers w:val="0"/>
+        <w:ind w:left="720"/>
+        <w:rPr>
+          <w:highlight w:val="yellow"/>
+        </w:rPr>
+      </w:pPr>
+      <w:r>
+        <w:rPr>
+          <w:rStyle w:val="9"/>
+          <w:highlight w:val="yellow"/>
+        </w:rPr>
+        <w:t>ConcurrentHashMap</w:t>
+      </w:r>
+    </w:p>
+    <w:p>
+      <w:pPr>
+        <w:pStyle w:val="12"/>
+        <w:keepNext w:val="0"/>
+        <w:keepLines w:val="0"/>
+        <w:widowControl/>
+        <w:suppressLineNumbers w:val="0"/>
+        <w:ind w:left="720"/>
+        <w:rPr>
+          <w:highlight w:val="yellow"/>
+        </w:rPr>
+      </w:pPr>
+      <w:r>
+        <w:rPr>
+          <w:rStyle w:val="9"/>
+          <w:highlight w:val="yellow"/>
+        </w:rPr>
+        <w:t>CopyOnWriteArrayList</w:t>
+      </w:r>
+    </w:p>
+    <w:p>
+      <w:pPr>
+        <w:pStyle w:val="12"/>
+        <w:keepNext w:val="0"/>
+        <w:keepLines w:val="0"/>
+        <w:widowControl/>
+        <w:suppressLineNumbers w:val="0"/>
+        <w:ind w:left="720"/>
+        <w:rPr>
+          <w:highlight w:val="yellow"/>
+        </w:rPr>
+      </w:pPr>
+      <w:r>
+        <w:rPr>
+          <w:rStyle w:val="9"/>
+          <w:highlight w:val="yellow"/>
+        </w:rPr>
+        <w:t>CopyOnWriteArraySet</w:t>
+      </w:r>
+    </w:p>
+    <w:p>
+      <w:pPr>
+        <w:keepNext w:val="0"/>
+        <w:keepLines w:val="0"/>
+        <w:widowControl/>
+        <w:suppressLineNumbers w:val="0"/>
+      </w:pPr>
+      <w:r>
+        <w:pict>
+          <v:rect id="_x0000_i1044" o:spt="1" style="height:1.5pt;width:432pt;" fillcolor="#A0A0A0" filled="t" stroked="f" coordsize="21600,21600" o:hr="t" o:hrstd="t" o:hralign="center">
             <v:path/>
             <v:fill on="t" focussize="0,0"/>
             <v:stroke on="f"/>
@@ -19554,7 +20109,6 @@
             <w:insideH w:val="none" w:color="auto" w:sz="0" w:space="0"/>
             <w:insideV w:val="none" w:color="auto" w:sz="0" w:space="0"/>
           </w:tblBorders>
-          <w:shd w:val="clear" w:color="auto" w:fill="auto"/>
           <w:tblCellMar>
             <w:top w:w="15" w:type="dxa"/>
             <w:left w:w="15" w:type="dxa"/>
@@ -19673,6 +20227,7 @@
             <w:insideH w:val="none" w:color="auto" w:sz="0" w:space="0"/>
             <w:insideV w:val="none" w:color="auto" w:sz="0" w:space="0"/>
           </w:tblBorders>
+          <w:shd w:val="clear" w:color="auto" w:fill="auto"/>
           <w:tblCellMar>
             <w:top w:w="15" w:type="dxa"/>
             <w:left w:w="15" w:type="dxa"/>
@@ -19872,6 +20427,7 @@
             <w:insideH w:val="none" w:color="auto" w:sz="0" w:space="0"/>
             <w:insideV w:val="none" w:color="auto" w:sz="0" w:space="0"/>
           </w:tblBorders>
+          <w:shd w:val="clear" w:color="auto" w:fill="auto"/>
           <w:tblCellMar>
             <w:top w:w="15" w:type="dxa"/>
             <w:left w:w="15" w:type="dxa"/>
@@ -21365,7 +21921,7 @@
       </w:pPr>
       <w:r>
         <w:pict>
-          <v:rect id="_x0000_i1062" o:spt="1" style="height:1.5pt;width:432pt;" fillcolor="#A0A0A0" filled="t" stroked="f" coordsize="21600,21600" o:hr="t" o:hrstd="t" o:hralign="center">
+          <v:rect id="_x0000_i1045" o:spt="1" style="height:1.5pt;width:432pt;" fillcolor="#A0A0A0" filled="t" stroked="f" coordsize="21600,21600" o:hr="t" o:hrstd="t" o:hralign="center">
             <v:path/>
             <v:fill on="t" focussize="0,0"/>
             <v:stroke on="f"/>
@@ -21503,7 +22059,7 @@
       </w:pPr>
       <w:r>
         <w:pict>
-          <v:rect id="_x0000_i1063" o:spt="1" style="height:1.5pt;width:432pt;" fillcolor="#A0A0A0" filled="t" stroked="f" coordsize="21600,21600" o:hr="t" o:hrstd="t" o:hralign="center">
+          <v:rect id="_x0000_i1046" o:spt="1" style="height:1.5pt;width:432pt;" fillcolor="#A0A0A0" filled="t" stroked="f" coordsize="21600,21600" o:hr="t" o:hrstd="t" o:hralign="center">
             <v:path/>
             <v:fill on="t" focussize="0,0"/>
             <v:stroke on="f"/>
@@ -21621,7 +22177,7 @@
           <w:szCs w:val="24"/>
           <w:lang w:val="en-US" w:eastAsia="zh-CN" w:bidi="ar"/>
         </w:rPr>
-        <w:t xml:space="preserve">    (s1, s2) -&gt; s1.name.compareTo(s2.name);</w:t>
+        <w:t xml:space="preserve">    (s1, s2) -&gt; s1.name.compare(s2.name);</w:t>
       </w:r>
     </w:p>
     <w:p>
@@ -21690,7 +22246,7 @@
       </w:pPr>
       <w:r>
         <w:pict>
-          <v:rect id="_x0000_i1064" o:spt="1" style="height:1.5pt;width:432pt;" fillcolor="#A0A0A0" filled="t" stroked="f" coordsize="21600,21600" o:hr="t" o:hrstd="t" o:hralign="center">
+          <v:rect id="_x0000_i1047" o:spt="1" style="height:1.5pt;width:432pt;" fillcolor="#A0A0A0" filled="t" stroked="f" coordsize="21600,21600" o:hr="t" o:hrstd="t" o:hralign="center">
             <v:path/>
             <v:fill on="t" focussize="0,0"/>
             <v:stroke on="f"/>
@@ -21821,7 +22377,7 @@
       </w:pPr>
       <w:r>
         <w:pict>
-          <v:rect id="_x0000_i1065" o:spt="1" style="height:1.5pt;width:432pt;" fillcolor="#A0A0A0" filled="t" stroked="f" coordsize="21600,21600" o:hr="t" o:hrstd="t" o:hralign="center">
+          <v:rect id="_x0000_i1048" o:spt="1" style="height:1.5pt;width:432pt;" fillcolor="#A0A0A0" filled="t" stroked="f" coordsize="21600,21600" o:hr="t" o:hrstd="t" o:hralign="center">
             <v:path/>
             <v:fill on="t" focussize="0,0"/>
             <v:stroke on="f"/>
@@ -21883,7 +22439,6 @@
             <w:insideH w:val="none" w:color="auto" w:sz="0" w:space="0"/>
             <w:insideV w:val="none" w:color="auto" w:sz="0" w:space="0"/>
           </w:tblBorders>
-          <w:shd w:val="clear" w:color="auto" w:fill="auto"/>
           <w:tblCellMar>
             <w:top w:w="15" w:type="dxa"/>
             <w:left w:w="15" w:type="dxa"/>
@@ -22002,7 +22557,6 @@
             <w:insideH w:val="none" w:color="auto" w:sz="0" w:space="0"/>
             <w:insideV w:val="none" w:color="auto" w:sz="0" w:space="0"/>
           </w:tblBorders>
-          <w:shd w:val="clear" w:color="auto" w:fill="auto"/>
           <w:tblCellMar>
             <w:top w:w="15" w:type="dxa"/>
             <w:left w:w="15" w:type="dxa"/>
@@ -22104,7 +22658,6 @@
             <w:insideH w:val="none" w:color="auto" w:sz="0" w:space="0"/>
             <w:insideV w:val="none" w:color="auto" w:sz="0" w:space="0"/>
           </w:tblBorders>
-          <w:shd w:val="clear" w:color="auto" w:fill="auto"/>
           <w:tblCellMar>
             <w:top w:w="15" w:type="dxa"/>
             <w:left w:w="15" w:type="dxa"/>
@@ -22206,7 +22759,6 @@
             <w:insideH w:val="none" w:color="auto" w:sz="0" w:space="0"/>
             <w:insideV w:val="none" w:color="auto" w:sz="0" w:space="0"/>
           </w:tblBorders>
-          <w:shd w:val="clear" w:color="auto" w:fill="auto"/>
           <w:tblCellMar>
             <w:top w:w="15" w:type="dxa"/>
             <w:left w:w="15" w:type="dxa"/>
@@ -22306,7 +22858,6 @@
             <w:insideH w:val="none" w:color="auto" w:sz="0" w:space="0"/>
             <w:insideV w:val="none" w:color="auto" w:sz="0" w:space="0"/>
           </w:tblBorders>
-          <w:shd w:val="clear" w:color="auto" w:fill="auto"/>
           <w:tblCellMar>
             <w:top w:w="15" w:type="dxa"/>
             <w:left w:w="15" w:type="dxa"/>
@@ -22816,7 +23367,6 @@
             <w:insideH w:val="none" w:color="auto" w:sz="0" w:space="0"/>
             <w:insideV w:val="none" w:color="auto" w:sz="0" w:space="0"/>
           </w:tblBorders>
-          <w:shd w:val="clear" w:color="auto" w:fill="auto"/>
           <w:tblCellMar>
             <w:top w:w="15" w:type="dxa"/>
             <w:left w:w="15" w:type="dxa"/>
@@ -22964,6 +23514,7 @@
             <w:insideH w:val="none" w:color="auto" w:sz="0" w:space="0"/>
             <w:insideV w:val="none" w:color="auto" w:sz="0" w:space="0"/>
           </w:tblBorders>
+          <w:shd w:val="clear" w:color="auto" w:fill="auto"/>
           <w:tblCellMar>
             <w:top w:w="15" w:type="dxa"/>
             <w:left w:w="15" w:type="dxa"/>
@@ -23089,6 +23640,7 @@
             <w:insideH w:val="none" w:color="auto" w:sz="0" w:space="0"/>
             <w:insideV w:val="none" w:color="auto" w:sz="0" w:space="0"/>
           </w:tblBorders>
+          <w:shd w:val="clear" w:color="auto" w:fill="auto"/>
           <w:tblCellMar>
             <w:top w:w="15" w:type="dxa"/>
             <w:left w:w="15" w:type="dxa"/>
@@ -23214,6 +23766,7 @@
             <w:insideH w:val="none" w:color="auto" w:sz="0" w:space="0"/>
             <w:insideV w:val="none" w:color="auto" w:sz="0" w:space="0"/>
           </w:tblBorders>
+          <w:shd w:val="clear" w:color="auto" w:fill="auto"/>
           <w:tblCellMar>
             <w:top w:w="15" w:type="dxa"/>
             <w:left w:w="15" w:type="dxa"/>
@@ -23339,6 +23892,7 @@
             <w:insideH w:val="none" w:color="auto" w:sz="0" w:space="0"/>
             <w:insideV w:val="none" w:color="auto" w:sz="0" w:space="0"/>
           </w:tblBorders>
+          <w:shd w:val="clear" w:color="auto" w:fill="auto"/>
           <w:tblCellMar>
             <w:top w:w="15" w:type="dxa"/>
             <w:left w:w="15" w:type="dxa"/>
@@ -23590,6 +24144,7 @@
             <w:insideH w:val="none" w:color="auto" w:sz="0" w:space="0"/>
             <w:insideV w:val="none" w:color="auto" w:sz="0" w:space="0"/>
           </w:tblBorders>
+          <w:shd w:val="clear" w:color="auto" w:fill="auto"/>
           <w:tblCellMar>
             <w:top w:w="15" w:type="dxa"/>
             <w:left w:w="15" w:type="dxa"/>
@@ -23841,6 +24396,7 @@
             <w:insideH w:val="none" w:color="auto" w:sz="0" w:space="0"/>
             <w:insideV w:val="none" w:color="auto" w:sz="0" w:space="0"/>
           </w:tblBorders>
+          <w:shd w:val="clear" w:color="auto" w:fill="auto"/>
           <w:tblCellMar>
             <w:top w:w="15" w:type="dxa"/>
             <w:left w:w="15" w:type="dxa"/>
@@ -24064,7 +24620,7 @@
       </w:pPr>
       <w:r>
         <w:pict>
-          <v:rect id="_x0000_i1066" o:spt="1" style="height:1.5pt;width:432pt;" fillcolor="#A0A0A0" filled="t" stroked="f" coordsize="21600,21600" o:hr="t" o:hrstd="t" o:hralign="center">
+          <v:rect id="_x0000_i1049" o:spt="1" style="height:1.5pt;width:432pt;" fillcolor="#A0A0A0" filled="t" stroked="f" coordsize="21600,21600" o:hr="t" o:hrstd="t" o:hralign="center">
             <v:path/>
             <v:fill on="t" focussize="0,0"/>
             <v:stroke on="f"/>
@@ -24246,7 +24802,7 @@
       </w:pPr>
       <w:r>
         <w:pict>
-          <v:rect id="_x0000_i1067" o:spt="1" style="height:1.5pt;width:432pt;" fillcolor="#A0A0A0" filled="t" stroked="f" coordsize="21600,21600" o:hr="t" o:hrstd="t" o:hralign="center">
+          <v:rect id="_x0000_i1050" o:spt="1" style="height:1.5pt;width:432pt;" fillcolor="#A0A0A0" filled="t" stroked="f" coordsize="21600,21600" o:hr="t" o:hrstd="t" o:hralign="center">
             <v:path/>
             <v:fill on="t" focussize="0,0"/>
             <v:stroke on="f"/>
@@ -24597,7 +25153,6 @@
           <w:lang w:val="en-US"/>
         </w:rPr>
         <w:tab/>
-        <w:t/>
       </w:r>
       <w:r>
         <w:rPr>
@@ -24608,7 +25163,6 @@
           <w:lang w:val="en-US"/>
         </w:rPr>
         <w:tab/>
-        <w:t/>
       </w:r>
       <w:r>
         <w:rPr>
@@ -24619,7 +25173,6 @@
           <w:lang w:val="en-US"/>
         </w:rPr>
         <w:tab/>
-        <w:t/>
       </w:r>
       <w:r>
         <w:rPr>
@@ -24771,10 +25324,10 @@
         </w:tblCellMar>
       </w:tblPr>
       <w:tblGrid>
-        <w:gridCol w:w="1721"/>
-        <w:gridCol w:w="1822"/>
-        <w:gridCol w:w="3228"/>
-        <w:gridCol w:w="2345"/>
+        <w:gridCol w:w="1711"/>
+        <w:gridCol w:w="1804"/>
+        <w:gridCol w:w="3193"/>
+        <w:gridCol w:w="2408"/>
       </w:tblGrid>
       <w:tr>
         <w:tblPrEx>
@@ -25182,6 +25735,7 @@
             <w:insideH w:val="none" w:color="auto" w:sz="0" w:space="0"/>
             <w:insideV w:val="none" w:color="auto" w:sz="0" w:space="0"/>
           </w:tblBorders>
+          <w:shd w:val="clear" w:color="auto" w:fill="auto"/>
           <w:tblCellMar>
             <w:top w:w="15" w:type="dxa"/>
             <w:left w:w="15" w:type="dxa"/>
@@ -25307,131 +25861,7 @@
             <w:insideH w:val="none" w:color="auto" w:sz="0" w:space="0"/>
             <w:insideV w:val="none" w:color="auto" w:sz="0" w:space="0"/>
           </w:tblBorders>
-          <w:tblCellMar>
-            <w:top w:w="15" w:type="dxa"/>
-            <w:left w:w="15" w:type="dxa"/>
-            <w:bottom w:w="15" w:type="dxa"/>
-            <w:right w:w="15" w:type="dxa"/>
-          </w:tblCellMar>
-        </w:tblPrEx>
-        <w:trPr>
-          <w:tblCellSpacing w:w="15" w:type="dxa"/>
-        </w:trPr>
-        <w:tc>
-          <w:tcPr>
-            <w:tcW w:w="0" w:type="auto"/>
-            <w:shd w:val="clear" w:color="auto" w:fill="auto"/>
-            <w:vAlign w:val="center"/>
-          </w:tcPr>
-          <w:p>
-            <w:pPr>
-              <w:keepNext w:val="0"/>
-              <w:keepLines w:val="0"/>
-              <w:widowControl/>
-              <w:suppressLineNumbers w:val="0"/>
-              <w:jc w:val="left"/>
-            </w:pPr>
-            <w:r>
-              <w:rPr>
-                <w:rFonts w:ascii="SimSun" w:hAnsi="SimSun" w:eastAsia="SimSun" w:cs="SimSun"/>
-                <w:kern w:val="0"/>
-                <w:sz w:val="24"/>
-                <w:szCs w:val="24"/>
-                <w:lang w:val="en-US" w:eastAsia="zh-CN" w:bidi="ar"/>
-              </w:rPr>
-              <w:t>Null values</w:t>
-            </w:r>
-          </w:p>
-        </w:tc>
-        <w:tc>
-          <w:tcPr>
-            <w:tcW w:w="0" w:type="auto"/>
-            <w:shd w:val="clear" w:color="auto" w:fill="auto"/>
-            <w:vAlign w:val="center"/>
-          </w:tcPr>
-          <w:p>
-            <w:pPr>
-              <w:keepNext w:val="0"/>
-              <w:keepLines w:val="0"/>
-              <w:widowControl/>
-              <w:suppressLineNumbers w:val="0"/>
-              <w:jc w:val="left"/>
-            </w:pPr>
-            <w:r>
-              <w:rPr>
-                <w:rFonts w:ascii="SimSun" w:hAnsi="SimSun" w:eastAsia="SimSun" w:cs="SimSun"/>
-                <w:kern w:val="0"/>
-                <w:sz w:val="24"/>
-                <w:szCs w:val="24"/>
-                <w:lang w:val="en-US" w:eastAsia="zh-CN" w:bidi="ar"/>
-              </w:rPr>
-              <w:t>Allowed</w:t>
-            </w:r>
-          </w:p>
-        </w:tc>
-        <w:tc>
-          <w:tcPr>
-            <w:tcW w:w="0" w:type="auto"/>
-            <w:shd w:val="clear" w:color="auto" w:fill="auto"/>
-            <w:vAlign w:val="center"/>
-          </w:tcPr>
-          <w:p>
-            <w:pPr>
-              <w:keepNext w:val="0"/>
-              <w:keepLines w:val="0"/>
-              <w:widowControl/>
-              <w:suppressLineNumbers w:val="0"/>
-              <w:jc w:val="left"/>
-            </w:pPr>
-            <w:r>
-              <w:rPr>
-                <w:rFonts w:ascii="SimSun" w:hAnsi="SimSun" w:eastAsia="SimSun" w:cs="SimSun"/>
-                <w:kern w:val="0"/>
-                <w:sz w:val="24"/>
-                <w:szCs w:val="24"/>
-                <w:lang w:val="en-US" w:eastAsia="zh-CN" w:bidi="ar"/>
-              </w:rPr>
-              <w:t>Allowed</w:t>
-            </w:r>
-          </w:p>
-        </w:tc>
-        <w:tc>
-          <w:tcPr>
-            <w:tcW w:w="0" w:type="auto"/>
-            <w:shd w:val="clear" w:color="auto" w:fill="auto"/>
-            <w:vAlign w:val="center"/>
-          </w:tcPr>
-          <w:p>
-            <w:pPr>
-              <w:keepNext w:val="0"/>
-              <w:keepLines w:val="0"/>
-              <w:widowControl/>
-              <w:suppressLineNumbers w:val="0"/>
-              <w:jc w:val="left"/>
-            </w:pPr>
-            <w:r>
-              <w:rPr>
-                <w:rFonts w:ascii="SimSun" w:hAnsi="SimSun" w:eastAsia="SimSun" w:cs="SimSun"/>
-                <w:kern w:val="0"/>
-                <w:sz w:val="24"/>
-                <w:szCs w:val="24"/>
-                <w:lang w:val="en-US" w:eastAsia="zh-CN" w:bidi="ar"/>
-              </w:rPr>
-              <w:t>Allowed</w:t>
-            </w:r>
-          </w:p>
-        </w:tc>
-      </w:tr>
-      <w:tr>
-        <w:tblPrEx>
-          <w:tblBorders>
-            <w:top w:val="none" w:color="auto" w:sz="0" w:space="0"/>
-            <w:left w:val="none" w:color="auto" w:sz="0" w:space="0"/>
-            <w:bottom w:val="none" w:color="auto" w:sz="0" w:space="0"/>
-            <w:right w:val="none" w:color="auto" w:sz="0" w:space="0"/>
-            <w:insideH w:val="none" w:color="auto" w:sz="0" w:space="0"/>
-            <w:insideV w:val="none" w:color="auto" w:sz="0" w:space="0"/>
-          </w:tblBorders>
+          <w:shd w:val="clear" w:color="auto" w:fill="auto"/>
           <w:tblCellMar>
             <w:top w:w="15" w:type="dxa"/>
             <w:left w:w="15" w:type="dxa"/>
@@ -25557,6 +25987,7 @@
             <w:insideH w:val="none" w:color="auto" w:sz="0" w:space="0"/>
             <w:insideV w:val="none" w:color="auto" w:sz="0" w:space="0"/>
           </w:tblBorders>
+          <w:shd w:val="clear" w:color="auto" w:fill="auto"/>
           <w:tblCellMar>
             <w:top w:w="15" w:type="dxa"/>
             <w:left w:w="15" w:type="dxa"/>
@@ -25682,6 +26113,7 @@
             <w:insideH w:val="none" w:color="auto" w:sz="0" w:space="0"/>
             <w:insideV w:val="none" w:color="auto" w:sz="0" w:space="0"/>
           </w:tblBorders>
+          <w:shd w:val="clear" w:color="auto" w:fill="auto"/>
           <w:tblCellMar>
             <w:top w:w="15" w:type="dxa"/>
             <w:left w:w="15" w:type="dxa"/>
@@ -25911,13 +26343,23 @@
             </w:pPr>
             <w:r>
               <w:rPr>
+                <w:rFonts w:hint="default" w:ascii="SimSun" w:hAnsi="SimSun" w:eastAsia="SimSun" w:cs="SimSun"/>
+                <w:kern w:val="0"/>
+                <w:sz w:val="24"/>
+                <w:szCs w:val="24"/>
+                <w:lang w:val="en-US" w:eastAsia="zh-CN" w:bidi="ar"/>
+              </w:rPr>
+              <w:t>Comparable</w:t>
+            </w:r>
+            <w:r>
+              <w:rPr>
                 <w:rFonts w:ascii="SimSun" w:hAnsi="SimSun" w:eastAsia="SimSun" w:cs="SimSun"/>
                 <w:kern w:val="0"/>
                 <w:sz w:val="24"/>
                 <w:szCs w:val="24"/>
                 <w:lang w:val="en-US" w:eastAsia="zh-CN" w:bidi="ar"/>
               </w:rPr>
-              <w:t>compareTo / Comparator</w:t>
+              <w:t xml:space="preserve"> / Comparator</w:t>
             </w:r>
           </w:p>
         </w:tc>
@@ -26488,7 +26930,7 @@
       </w:pPr>
       <w:r>
         <w:pict>
-          <v:rect id="_x0000_i1068" o:spt="1" style="height:1.5pt;width:432pt;" fillcolor="#A0A0A0" filled="t" stroked="f" coordsize="21600,21600" o:hr="t" o:hrstd="t" o:hralign="center">
+          <v:rect id="_x0000_i1051" o:spt="1" style="height:1.5pt;width:432pt;" fillcolor="#A0A0A0" filled="t" stroked="f" coordsize="21600,21600" o:hr="t" o:hrstd="t" o:hralign="center">
             <v:path/>
             <v:fill on="t" focussize="0,0"/>
             <v:stroke on="f"/>
@@ -26644,7 +27086,7 @@
       </w:pPr>
       <w:r>
         <w:pict>
-          <v:rect id="_x0000_i1069" o:spt="1" style="height:1.5pt;width:432pt;" fillcolor="#A0A0A0" filled="t" stroked="f" coordsize="21600,21600" o:hr="t" o:hrstd="t" o:hralign="center">
+          <v:rect id="_x0000_i1052" o:spt="1" style="height:1.5pt;width:432pt;" fillcolor="#A0A0A0" filled="t" stroked="f" coordsize="21600,21600" o:hr="t" o:hrstd="t" o:hralign="center">
             <v:path/>
             <v:fill on="t" focussize="0,0"/>
             <v:stroke on="f"/>
@@ -27092,7 +27534,7 @@
       </w:pPr>
       <w:r>
         <w:pict>
-          <v:rect id="_x0000_i1070" o:spt="1" style="height:1.5pt;width:432pt;" fillcolor="#A0A0A0" filled="t" stroked="f" coordsize="21600,21600" o:hr="t" o:hrstd="t" o:hralign="center">
+          <v:rect id="_x0000_i1053" o:spt="1" style="height:1.5pt;width:432pt;" fillcolor="#A0A0A0" filled="t" stroked="f" coordsize="21600,21600" o:hr="t" o:hrstd="t" o:hralign="center">
             <v:path/>
             <v:fill on="t" focussize="0,0"/>
             <v:stroke on="f"/>
@@ -27298,7 +27740,7 @@
       </w:pPr>
       <w:r>
         <w:pict>
-          <v:rect id="_x0000_i1071" o:spt="1" style="height:1.5pt;width:432pt;" fillcolor="#A0A0A0" filled="t" stroked="f" coordsize="21600,21600" o:hr="t" o:hrstd="t" o:hralign="center">
+          <v:rect id="_x0000_i1054" o:spt="1" style="height:1.5pt;width:432pt;" fillcolor="#A0A0A0" filled="t" stroked="f" coordsize="21600,21600" o:hr="t" o:hrstd="t" o:hralign="center">
             <v:path/>
             <v:fill on="t" focussize="0,0"/>
             <v:stroke on="f"/>
@@ -28016,6 +28458,7 @@
             <w:insideH w:val="none" w:color="auto" w:sz="0" w:space="0"/>
             <w:insideV w:val="none" w:color="auto" w:sz="0" w:space="0"/>
           </w:tblBorders>
+          <w:shd w:val="clear" w:color="auto" w:fill="auto"/>
           <w:tblCellMar>
             <w:top w:w="15" w:type="dxa"/>
             <w:left w:w="15" w:type="dxa"/>
@@ -29311,6 +29754,7 @@
             <w:insideH w:val="none" w:color="auto" w:sz="0" w:space="0"/>
             <w:insideV w:val="none" w:color="auto" w:sz="0" w:space="0"/>
           </w:tblBorders>
+          <w:shd w:val="clear" w:color="auto" w:fill="auto"/>
           <w:tblCellMar>
             <w:top w:w="15" w:type="dxa"/>
             <w:left w:w="15" w:type="dxa"/>
@@ -29689,7 +30133,6 @@
             <w:insideH w:val="none" w:color="auto" w:sz="0" w:space="0"/>
             <w:insideV w:val="none" w:color="auto" w:sz="0" w:space="0"/>
           </w:tblBorders>
-          <w:shd w:val="clear" w:color="auto" w:fill="auto"/>
           <w:tblCellMar>
             <w:top w:w="15" w:type="dxa"/>
             <w:left w:w="15" w:type="dxa"/>
@@ -29857,39 +30300,6 @@
     </w:p>
     <w:p>
       <w:pPr>
-        <w:rPr>
-          <w:rFonts w:hint="default" w:ascii="Times New Roman" w:hAnsi="Times New Roman" w:cs="Times New Roman"/>
-          <w:b/>
-          <w:bCs/>
-          <w:sz w:val="36"/>
-          <w:szCs w:val="36"/>
-          <w:lang w:eastAsia="en-IN"/>
-        </w:rPr>
-      </w:pPr>
-      <w:r>
-        <w:rPr>
-          <w:rFonts w:hint="default" w:ascii="Times New Roman" w:hAnsi="Times New Roman" w:eastAsia="SimSun" w:cs="Times New Roman"/>
-          <w:b/>
-          <w:bCs/>
-          <w:sz w:val="36"/>
-          <w:szCs w:val="36"/>
-          <w:lang w:val="en-US"/>
-        </w:rPr>
-        <w:t>E</w:t>
-      </w:r>
-      <w:r>
-        <w:rPr>
-          <w:rFonts w:hint="default" w:ascii="Times New Roman" w:hAnsi="Times New Roman" w:eastAsia="SimSun" w:cs="Times New Roman"/>
-          <w:b/>
-          <w:bCs/>
-          <w:sz w:val="36"/>
-          <w:szCs w:val="36"/>
-        </w:rPr>
-        <w:t>ntrySet()</w:t>
-      </w:r>
-    </w:p>
-    <w:p>
-      <w:pPr>
         <w:pStyle w:val="3"/>
         <w:keepNext w:val="0"/>
         <w:keepLines w:val="0"/>
@@ -30112,7 +30522,7 @@
       </w:pPr>
       <w:r>
         <w:pict>
-          <v:rect id="_x0000_i1072" o:spt="1" style="height:1.5pt;width:432pt;" fillcolor="#A0A0A0" filled="t" stroked="f" coordsize="21600,21600" o:hr="t" o:hrstd="t" o:hralign="center">
+          <v:rect id="_x0000_i1055" o:spt="1" style="height:1.5pt;width:432pt;" fillcolor="#A0A0A0" filled="t" stroked="f" coordsize="21600,21600" o:hr="t" o:hrstd="t" o:hralign="center">
             <v:path/>
             <v:fill on="t" focussize="0,0"/>
             <v:stroke on="f"/>
@@ -30336,7 +30746,7 @@
       </w:pPr>
       <w:r>
         <w:pict>
-          <v:rect id="_x0000_i1073" o:spt="1" style="height:1.5pt;width:432pt;" fillcolor="#A0A0A0" filled="t" stroked="f" coordsize="21600,21600" o:hr="t" o:hrstd="t" o:hralign="center">
+          <v:rect id="_x0000_i1056" o:spt="1" style="height:1.5pt;width:432pt;" fillcolor="#A0A0A0" filled="t" stroked="f" coordsize="21600,21600" o:hr="t" o:hrstd="t" o:hralign="center">
             <v:path/>
             <v:fill on="t" focussize="0,0"/>
             <v:stroke on="f"/>
@@ -30477,7 +30887,7 @@
       </w:pPr>
       <w:r>
         <w:pict>
-          <v:rect id="_x0000_i1074" o:spt="1" style="height:1.5pt;width:432pt;" fillcolor="#A0A0A0" filled="t" stroked="f" coordsize="21600,21600" o:hr="t" o:hrstd="t" o:hralign="center">
+          <v:rect id="_x0000_i1057" o:spt="1" style="height:1.5pt;width:432pt;" fillcolor="#A0A0A0" filled="t" stroked="f" coordsize="21600,21600" o:hr="t" o:hrstd="t" o:hralign="center">
             <v:path/>
             <v:fill on="t" focussize="0,0"/>
             <v:stroke on="f"/>
@@ -31139,7 +31549,7 @@
       </w:pPr>
       <w:r>
         <w:pict>
-          <v:rect id="_x0000_i1075" o:spt="1" style="height:1.5pt;width:432pt;" fillcolor="#A0A0A0" filled="t" stroked="f" coordsize="21600,21600" o:hr="t" o:hrstd="t" o:hralign="center">
+          <v:rect id="_x0000_i1058" o:spt="1" style="height:1.5pt;width:432pt;" fillcolor="#A0A0A0" filled="t" stroked="f" coordsize="21600,21600" o:hr="t" o:hrstd="t" o:hralign="center">
             <v:path/>
             <v:fill on="t" focussize="0,0"/>
             <v:stroke on="f"/>
@@ -31278,7 +31688,7 @@
       </w:pPr>
       <w:r>
         <w:pict>
-          <v:rect id="_x0000_i1076" o:spt="1" style="height:1.5pt;width:432pt;" fillcolor="#A0A0A0" filled="t" stroked="f" coordsize="21600,21600" o:hr="t" o:hrstd="t" o:hralign="center">
+          <v:rect id="_x0000_i1059" o:spt="1" style="height:1.5pt;width:432pt;" fillcolor="#A0A0A0" filled="t" stroked="f" coordsize="21600,21600" o:hr="t" o:hrstd="t" o:hralign="center">
             <v:path/>
             <v:fill on="t" focussize="0,0"/>
             <v:stroke on="f"/>
@@ -31340,7 +31750,6 @@
             <w:insideH w:val="none" w:color="auto" w:sz="0" w:space="0"/>
             <w:insideV w:val="none" w:color="auto" w:sz="0" w:space="0"/>
           </w:tblBorders>
-          <w:shd w:val="clear" w:color="auto" w:fill="auto"/>
           <w:tblCellMar>
             <w:top w:w="15" w:type="dxa"/>
             <w:left w:w="15" w:type="dxa"/>
@@ -31459,6 +31868,7 @@
             <w:insideH w:val="none" w:color="auto" w:sz="0" w:space="0"/>
             <w:insideV w:val="none" w:color="auto" w:sz="0" w:space="0"/>
           </w:tblBorders>
+          <w:shd w:val="clear" w:color="auto" w:fill="auto"/>
           <w:tblCellMar>
             <w:top w:w="15" w:type="dxa"/>
             <w:left w:w="15" w:type="dxa"/>
@@ -31558,6 +31968,7 @@
             <w:insideH w:val="none" w:color="auto" w:sz="0" w:space="0"/>
             <w:insideV w:val="none" w:color="auto" w:sz="0" w:space="0"/>
           </w:tblBorders>
+          <w:shd w:val="clear" w:color="auto" w:fill="auto"/>
           <w:tblCellMar>
             <w:top w:w="15" w:type="dxa"/>
             <w:left w:w="15" w:type="dxa"/>
@@ -31657,6 +32068,7 @@
             <w:insideH w:val="none" w:color="auto" w:sz="0" w:space="0"/>
             <w:insideV w:val="none" w:color="auto" w:sz="0" w:space="0"/>
           </w:tblBorders>
+          <w:shd w:val="clear" w:color="auto" w:fill="auto"/>
           <w:tblCellMar>
             <w:top w:w="15" w:type="dxa"/>
             <w:left w:w="15" w:type="dxa"/>
@@ -31756,6 +32168,7 @@
             <w:insideH w:val="none" w:color="auto" w:sz="0" w:space="0"/>
             <w:insideV w:val="none" w:color="auto" w:sz="0" w:space="0"/>
           </w:tblBorders>
+          <w:shd w:val="clear" w:color="auto" w:fill="auto"/>
           <w:tblCellMar>
             <w:top w:w="15" w:type="dxa"/>
             <w:left w:w="15" w:type="dxa"/>
@@ -31855,6 +32268,7 @@
             <w:insideH w:val="none" w:color="auto" w:sz="0" w:space="0"/>
             <w:insideV w:val="none" w:color="auto" w:sz="0" w:space="0"/>
           </w:tblBorders>
+          <w:shd w:val="clear" w:color="auto" w:fill="auto"/>
           <w:tblCellMar>
             <w:top w:w="15" w:type="dxa"/>
             <w:left w:w="15" w:type="dxa"/>
@@ -32228,7 +32642,7 @@
       </w:pPr>
       <w:r>
         <w:pict>
-          <v:rect id="_x0000_i1077" o:spt="1" style="height:1.5pt;width:432pt;" fillcolor="#A0A0A0" filled="t" stroked="f" coordsize="21600,21600" o:hr="t" o:hrstd="t" o:hralign="center">
+          <v:rect id="_x0000_i1060" o:spt="1" style="height:1.5pt;width:432pt;" fillcolor="#A0A0A0" filled="t" stroked="f" coordsize="21600,21600" o:hr="t" o:hrstd="t" o:hralign="center">
             <v:path/>
             <v:fill on="t" focussize="0,0"/>
             <v:stroke on="f"/>
@@ -32358,7 +32772,7 @@
       </w:pPr>
       <w:r>
         <w:pict>
-          <v:rect id="_x0000_i1078" o:spt="1" style="height:1.5pt;width:432pt;" fillcolor="#A0A0A0" filled="t" stroked="f" coordsize="21600,21600" o:hr="t" o:hrstd="t" o:hralign="center">
+          <v:rect id="_x0000_i1061" o:spt="1" style="height:1.5pt;width:432pt;" fillcolor="#A0A0A0" filled="t" stroked="f" coordsize="21600,21600" o:hr="t" o:hrstd="t" o:hralign="center">
             <v:path/>
             <v:fill on="t" focussize="0,0"/>
             <v:stroke on="f"/>
@@ -32653,7 +33067,7 @@
       </w:pPr>
       <w:r>
         <w:pict>
-          <v:rect id="_x0000_i1079" o:spt="1" style="height:1.5pt;width:432pt;" fillcolor="#A0A0A0" filled="t" stroked="f" coordsize="21600,21600" o:hr="t" o:hrstd="t" o:hralign="center">
+          <v:rect id="_x0000_i1062" o:spt="1" style="height:1.5pt;width:432pt;" fillcolor="#A0A0A0" filled="t" stroked="f" coordsize="21600,21600" o:hr="t" o:hrstd="t" o:hralign="center">
             <v:path/>
             <v:fill on="t" focussize="0,0"/>
             <v:stroke on="f"/>
@@ -32822,7 +33236,7 @@
       </w:pPr>
       <w:r>
         <w:pict>
-          <v:rect id="_x0000_i1080" o:spt="1" style="height:1.5pt;width:432pt;" fillcolor="#A0A0A0" filled="t" stroked="f" coordsize="21600,21600" o:hr="t" o:hrstd="t" o:hralign="center">
+          <v:rect id="_x0000_i1063" o:spt="1" style="height:1.5pt;width:432pt;" fillcolor="#A0A0A0" filled="t" stroked="f" coordsize="21600,21600" o:hr="t" o:hrstd="t" o:hralign="center">
             <v:path/>
             <v:fill on="t" focussize="0,0"/>
             <v:stroke on="f"/>
@@ -33054,7 +33468,7 @@
       </w:pPr>
       <w:r>
         <w:pict>
-          <v:rect id="_x0000_i1081" o:spt="1" style="height:1.5pt;width:432pt;" fillcolor="#A0A0A0" filled="t" stroked="f" coordsize="21600,21600" o:hr="t" o:hrstd="t" o:hralign="center">
+          <v:rect id="_x0000_i1064" o:spt="1" style="height:1.5pt;width:432pt;" fillcolor="#A0A0A0" filled="t" stroked="f" coordsize="21600,21600" o:hr="t" o:hrstd="t" o:hralign="center">
             <v:path/>
             <v:fill on="t" focussize="0,0"/>
             <v:stroke on="f"/>
@@ -33772,7 +34186,6 @@
             <w:insideH w:val="none" w:color="auto" w:sz="0" w:space="0"/>
             <w:insideV w:val="none" w:color="auto" w:sz="0" w:space="0"/>
           </w:tblBorders>
-          <w:shd w:val="clear" w:color="auto" w:fill="auto"/>
           <w:tblCellMar>
             <w:top w:w="15" w:type="dxa"/>
             <w:left w:w="15" w:type="dxa"/>
@@ -34004,8 +34417,6 @@
         </w:rPr>
         <w:t>Explain all collections and code it.</w:t>
       </w:r>
-      <w:bookmarkStart w:id="0" w:name="_GoBack"/>
-      <w:bookmarkEnd w:id="0"/>
     </w:p>
     <w:p>
       <w:pPr>
@@ -34215,6 +34626,121 @@
           <w:lang w:val="en-US" w:eastAsia="en-IN"/>
         </w:rPr>
         <w:t>Treeset vs treeMap?</w:t>
+      </w:r>
+    </w:p>
+    <w:p>
+      <w:pPr>
+        <w:numPr>
+          <w:ilvl w:val="0"/>
+          <w:numId w:val="5"/>
+        </w:numPr>
+        <w:rPr>
+          <w:rFonts w:hint="default"/>
+          <w:highlight w:val="yellow"/>
+          <w:lang w:val="en-US" w:eastAsia="en-IN"/>
+        </w:rPr>
+      </w:pPr>
+      <w:r>
+        <w:rPr>
+          <w:rFonts w:hint="default"/>
+          <w:highlight w:val="yellow"/>
+          <w:lang w:val="en-US" w:eastAsia="en-IN"/>
+        </w:rPr>
+        <w:t>Explain  collection under List Interface</w:t>
+      </w:r>
+    </w:p>
+    <w:p>
+      <w:pPr>
+        <w:numPr>
+          <w:ilvl w:val="0"/>
+          <w:numId w:val="5"/>
+        </w:numPr>
+        <w:rPr>
+          <w:rFonts w:hint="default"/>
+          <w:highlight w:val="yellow"/>
+          <w:lang w:val="en-US" w:eastAsia="en-IN"/>
+        </w:rPr>
+      </w:pPr>
+      <w:r>
+        <w:rPr>
+          <w:rFonts w:hint="default"/>
+          <w:highlight w:val="yellow"/>
+          <w:lang w:val="en-US" w:eastAsia="en-IN"/>
+        </w:rPr>
+        <w:t>Why vector is not used anymore?</w:t>
+      </w:r>
+    </w:p>
+    <w:p>
+      <w:pPr>
+        <w:numPr>
+          <w:ilvl w:val="0"/>
+          <w:numId w:val="5"/>
+        </w:numPr>
+        <w:rPr>
+          <w:rFonts w:hint="default"/>
+          <w:highlight w:val="yellow"/>
+          <w:lang w:val="en-US" w:eastAsia="en-IN"/>
+        </w:rPr>
+      </w:pPr>
+      <w:r>
+        <w:rPr>
+          <w:rFonts w:hint="default"/>
+          <w:highlight w:val="yellow"/>
+          <w:lang w:val="en-US" w:eastAsia="en-IN"/>
+        </w:rPr>
+        <w:t xml:space="preserve">Explain  collection under set interface </w:t>
+      </w:r>
+    </w:p>
+    <w:p>
+      <w:pPr>
+        <w:numPr>
+          <w:ilvl w:val="0"/>
+          <w:numId w:val="5"/>
+        </w:numPr>
+        <w:rPr>
+          <w:rFonts w:hint="default"/>
+          <w:highlight w:val="yellow"/>
+          <w:lang w:val="en-US" w:eastAsia="en-IN"/>
+        </w:rPr>
+      </w:pPr>
+      <w:r>
+        <w:rPr>
+          <w:rFonts w:hint="default"/>
+          <w:highlight w:val="yellow"/>
+          <w:lang w:val="en-US" w:eastAsia="en-IN"/>
+        </w:rPr>
+        <w:t>Rxplaim hashmap and its workiing</w:t>
+      </w:r>
+    </w:p>
+    <w:p>
+      <w:pPr>
+        <w:numPr>
+          <w:ilvl w:val="0"/>
+          <w:numId w:val="5"/>
+        </w:numPr>
+        <w:rPr>
+          <w:rFonts w:hint="default"/>
+          <w:highlight w:val="yellow"/>
+          <w:lang w:val="en-US" w:eastAsia="en-IN"/>
+        </w:rPr>
+      </w:pPr>
+      <w:r>
+        <w:rPr>
+          <w:rFonts w:hint="default"/>
+          <w:highlight w:val="yellow"/>
+          <w:lang w:val="en-US" w:eastAsia="en-IN"/>
+        </w:rPr>
+        <w:t xml:space="preserve"> Why concurrentHashMap is faster than Hashmap?</w:t>
+      </w:r>
+      <w:bookmarkStart w:id="0" w:name="_GoBack"/>
+      <w:bookmarkEnd w:id="0"/>
+      <w:r>
+        <w:rPr>
+          <w:rFonts w:hint="default"/>
+          <w:highlight w:val="yellow"/>
+          <w:lang w:val="en-US" w:eastAsia="en-IN"/>
+        </w:rPr>
+        <w:br w:type="textWrapping"/>
       </w:r>
     </w:p>
     <w:sectPr>
